--- a/rusun-backend/app/templates/template_teguran3.docx
+++ b/rusun-backend/app/templates/template_teguran3.docx
@@ -19,7 +19,7 @@
           <w:color w:val="000000"/>
           <w:lang w:val="id-ID" w:eastAsia="id-ID"/>
         </w:rPr>
-        <w:object w:dxaOrig="1440" w:dyaOrig="1440" w14:anchorId="669FACB5">
+        <w:object w:dxaOrig="1440" w:dyaOrig="1440" w14:anchorId="5C7BC6AD">
           <v:shapetype id="_x0000_t75" coordsize="21600,21600" o:spt="75" o:preferrelative="t" path="m@4@5l@4@11@9@11@9@5xe" filled="f" stroked="f">
             <v:stroke joinstyle="miter"/>
             <v:formulas>
@@ -39,10 +39,10 @@
             <v:path o:extrusionok="f" gradientshapeok="t" o:connecttype="rect"/>
             <o:lock v:ext="edit" aspectratio="t"/>
           </v:shapetype>
-          <v:shape id="_x0000_s1108" type="#_x0000_t75" style="position:absolute;margin-left:-25.55pt;margin-top:2.65pt;width:72.3pt;height:79.6pt;z-index:251658240;visibility:visible;mso-wrap-style:tight;mso-wrap-edited:f">
+          <v:shape id="_x0000_s1109" type="#_x0000_t75" style="position:absolute;margin-left:-25.55pt;margin-top:2.65pt;width:72.3pt;height:79.6pt;z-index:251662336;visibility:visible;mso-wrap-style:tight;mso-wrap-edited:f">
             <v:imagedata r:id="rId6" o:title=""/>
           </v:shape>
-          <o:OLEObject Type="Embed" ProgID="Word.Picture.8" ShapeID="_x0000_s1108" DrawAspect="Content" ObjectID="_1837077511" r:id="rId7"/>
+          <o:OLEObject Type="Embed" ProgID="Word.Picture.8" ShapeID="_x0000_s1109" DrawAspect="Content" ObjectID="_1837241626" r:id="rId7"/>
         </w:object>
       </w:r>
       <w:r>
@@ -55,7 +55,7 @@
         <mc:AlternateContent>
           <mc:Choice Requires="wps">
             <w:drawing>
-              <wp:anchor distT="0" distB="0" distL="114300" distR="114300" simplePos="0" relativeHeight="251655168" behindDoc="0" locked="0" layoutInCell="1" allowOverlap="1" wp14:anchorId="16B19A16" wp14:editId="561488E9">
+              <wp:anchor distT="0" distB="0" distL="114300" distR="114300" simplePos="0" relativeHeight="251659264" behindDoc="0" locked="0" layoutInCell="1" allowOverlap="1" wp14:anchorId="25242ECC" wp14:editId="782400C1">
                 <wp:simplePos x="0" y="0"/>
                 <wp:positionH relativeFrom="column">
                   <wp:posOffset>540385</wp:posOffset>
@@ -126,8 +126,8 @@
                               </w:rPr>
                               <w:t xml:space="preserve">DAERAH </w:t>
                             </w:r>
-                            <w:smartTag w:uri="urn:schemas-microsoft-com:office:smarttags" w:element="City">
-                              <w:smartTag w:uri="urn:schemas-microsoft-com:office:smarttags" w:element="place">
+                            <w:smartTag w:uri="urn:schemas-microsoft-com:office:smarttags" w:element="place">
+                              <w:smartTag w:uri="urn:schemas-microsoft-com:office:smarttags" w:element="City">
                                 <w:r>
                                   <w:rPr>
                                     <w:rFonts w:ascii="Arial Narrow" w:hAnsi="Arial Narrow"/>
@@ -229,18 +229,7 @@
                                 <w:szCs w:val="18"/>
                                 <w:lang w:val="id-ID"/>
                               </w:rPr>
-                              <w:t xml:space="preserve"> At – taqwa Kelurahan Cigugur Tengah Kecamatan Cimahi Tengah </w:t>
-                            </w:r>
-                            <w:proofErr w:type="gramStart"/>
-                            <w:r>
-                              <w:rPr>
-                                <w:b w:val="0"/>
-                                <w:bCs w:val="0"/>
-                                <w:sz w:val="18"/>
-                                <w:szCs w:val="18"/>
-                                <w:lang w:val="id-ID"/>
-                              </w:rPr>
-                              <w:t xml:space="preserve">40522 </w:t>
+                              <w:t xml:space="preserve"> At – taqwa Kelurahan Cigugur Tengah Kecamatan Cimahi Tengah 40522 </w:t>
                             </w:r>
                             <w:r>
                               <w:rPr>
@@ -260,18 +249,7 @@
                                 <w:szCs w:val="18"/>
                                 <w:lang w:val="id-ID"/>
                               </w:rPr>
-                              <w:t>Telp</w:t>
-                            </w:r>
-                            <w:proofErr w:type="gramEnd"/>
-                            <w:r>
-                              <w:rPr>
-                                <w:b w:val="0"/>
-                                <w:bCs w:val="0"/>
-                                <w:sz w:val="18"/>
-                                <w:szCs w:val="18"/>
-                                <w:lang w:val="id-ID"/>
-                              </w:rPr>
-                              <w:t>. (022) 6653680</w:t>
+                              <w:t>Telp. (022) 6653680</w:t>
                             </w:r>
                             <w:r>
                               <w:rPr>
@@ -302,11 +280,11 @@
           </mc:Choice>
           <mc:Fallback>
             <w:pict>
-              <v:shapetype w14:anchorId="16B19A16" id="_x0000_t202" coordsize="21600,21600" o:spt="202" path="m,l,21600r21600,l21600,xe">
+              <v:shapetype w14:anchorId="25242ECC" id="_x0000_t202" coordsize="21600,21600" o:spt="202" path="m,l,21600r21600,l21600,xe">
                 <v:stroke joinstyle="miter"/>
                 <v:path gradientshapeok="t" o:connecttype="rect"/>
               </v:shapetype>
-              <v:shape id="Text Box 81" o:spid="_x0000_s1026" type="#_x0000_t202" style="position:absolute;margin-left:42.55pt;margin-top:4.7pt;width:457.9pt;height:82.8pt;z-index:251655168;visibility:visible;mso-wrap-style:square;mso-width-percent:0;mso-height-percent:0;mso-wrap-distance-left:9pt;mso-wrap-distance-top:0;mso-wrap-distance-right:9pt;mso-wrap-distance-bottom:0;mso-position-horizontal:absolute;mso-position-horizontal-relative:text;mso-position-vertical:absolute;mso-position-vertical-relative:text;mso-width-percent:0;mso-height-percent:0;mso-width-relative:page;mso-height-relative:page;v-text-anchor:top" o:gfxdata="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" strokecolor="white">
+              <v:shape id="Text Box 81" o:spid="_x0000_s1026" type="#_x0000_t202" style="position:absolute;margin-left:42.55pt;margin-top:4.7pt;width:457.9pt;height:82.8pt;z-index:251659264;visibility:visible;mso-wrap-style:square;mso-width-percent:0;mso-height-percent:0;mso-wrap-distance-left:9pt;mso-wrap-distance-top:0;mso-wrap-distance-right:9pt;mso-wrap-distance-bottom:0;mso-position-horizontal:absolute;mso-position-horizontal-relative:text;mso-position-vertical:absolute;mso-position-vertical-relative:text;mso-width-percent:0;mso-height-percent:0;mso-width-relative:page;mso-height-relative:page;v-text-anchor:top" o:gfxdata="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" strokecolor="white">
                 <v:textbox>
                   <w:txbxContent>
                     <w:p>
@@ -337,8 +315,8 @@
                         </w:rPr>
                         <w:t xml:space="preserve">DAERAH </w:t>
                       </w:r>
-                      <w:smartTag w:uri="urn:schemas-microsoft-com:office:smarttags" w:element="City">
-                        <w:smartTag w:uri="urn:schemas-microsoft-com:office:smarttags" w:element="place">
+                      <w:smartTag w:uri="urn:schemas-microsoft-com:office:smarttags" w:element="place">
+                        <w:smartTag w:uri="urn:schemas-microsoft-com:office:smarttags" w:element="City">
                           <w:r>
                             <w:rPr>
                               <w:rFonts w:ascii="Arial Narrow" w:hAnsi="Arial Narrow"/>
@@ -440,18 +418,7 @@
                           <w:szCs w:val="18"/>
                           <w:lang w:val="id-ID"/>
                         </w:rPr>
-                        <w:t xml:space="preserve"> At – taqwa Kelurahan Cigugur Tengah Kecamatan Cimahi Tengah </w:t>
-                      </w:r>
-                      <w:proofErr w:type="gramStart"/>
-                      <w:r>
-                        <w:rPr>
-                          <w:b w:val="0"/>
-                          <w:bCs w:val="0"/>
-                          <w:sz w:val="18"/>
-                          <w:szCs w:val="18"/>
-                          <w:lang w:val="id-ID"/>
-                        </w:rPr>
-                        <w:t xml:space="preserve">40522 </w:t>
+                        <w:t xml:space="preserve"> At – taqwa Kelurahan Cigugur Tengah Kecamatan Cimahi Tengah 40522 </w:t>
                       </w:r>
                       <w:r>
                         <w:rPr>
@@ -471,18 +438,7 @@
                           <w:szCs w:val="18"/>
                           <w:lang w:val="id-ID"/>
                         </w:rPr>
-                        <w:t>Telp</w:t>
-                      </w:r>
-                      <w:proofErr w:type="gramEnd"/>
-                      <w:r>
-                        <w:rPr>
-                          <w:b w:val="0"/>
-                          <w:bCs w:val="0"/>
-                          <w:sz w:val="18"/>
-                          <w:szCs w:val="18"/>
-                          <w:lang w:val="id-ID"/>
-                        </w:rPr>
-                        <w:t>. (022) 6653680</w:t>
+                        <w:t>Telp. (022) 6653680</w:t>
                       </w:r>
                       <w:r>
                         <w:rPr>
@@ -522,7 +478,7 @@
         <mc:AlternateContent>
           <mc:Choice Requires="wps">
             <w:drawing>
-              <wp:anchor distT="0" distB="0" distL="114300" distR="114300" simplePos="0" relativeHeight="251657216" behindDoc="0" locked="0" layoutInCell="1" allowOverlap="1" wp14:anchorId="3670FAE9" wp14:editId="7E1331CC">
+              <wp:anchor distT="0" distB="0" distL="114300" distR="114300" simplePos="0" relativeHeight="251661312" behindDoc="0" locked="0" layoutInCell="1" allowOverlap="1" wp14:anchorId="183DD23E" wp14:editId="16B75E2E">
                 <wp:simplePos x="0" y="0"/>
                 <wp:positionH relativeFrom="column">
                   <wp:posOffset>800735</wp:posOffset>
@@ -623,7 +579,7 @@
           </mc:Choice>
           <mc:Fallback>
             <w:pict>
-              <v:shape w14:anchorId="3670FAE9" id="WordArt 83" o:spid="_x0000_s1027" type="#_x0000_t202" style="position:absolute;margin-left:63.05pt;margin-top:12.05pt;width:413.6pt;height:28.6pt;z-index:251657216;visibility:visible;mso-wrap-style:square;mso-width-percent:0;mso-height-percent:0;mso-wrap-distance-left:9pt;mso-wrap-distance-top:0;mso-wrap-distance-right:9pt;mso-wrap-distance-bottom:0;mso-position-horizontal:absolute;mso-position-horizontal-relative:text;mso-position-vertical:absolute;mso-position-vertical-relative:text;mso-width-percent:0;mso-height-percent:0;mso-width-relative:page;mso-height-relative:page;v-text-anchor:top" o:gfxdata="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" filled="f" stroked="f">
+              <v:shape w14:anchorId="183DD23E" id="WordArt 83" o:spid="_x0000_s1027" type="#_x0000_t202" style="position:absolute;margin-left:63.05pt;margin-top:12.05pt;width:413.6pt;height:28.6pt;z-index:251661312;visibility:visible;mso-wrap-style:square;mso-width-percent:0;mso-height-percent:0;mso-wrap-distance-left:9pt;mso-wrap-distance-top:0;mso-wrap-distance-right:9pt;mso-wrap-distance-bottom:0;mso-position-horizontal:absolute;mso-position-horizontal-relative:text;mso-position-vertical:absolute;mso-position-vertical-relative:text;mso-width-percent:0;mso-height-percent:0;mso-width-relative:page;mso-height-relative:page;v-text-anchor:top" o:gfxdata="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" filled="f" stroked="f">
                 <o:lock v:ext="edit" shapetype="t"/>
                 <v:textbox>
                   <w:txbxContent>
@@ -737,7 +693,7 @@
         <mc:AlternateContent>
           <mc:Choice Requires="wps">
             <w:drawing>
-              <wp:anchor distT="0" distB="0" distL="114300" distR="114300" simplePos="0" relativeHeight="251656192" behindDoc="0" locked="0" layoutInCell="1" allowOverlap="1" wp14:anchorId="275689F9" wp14:editId="449550B3">
+              <wp:anchor distT="0" distB="0" distL="114300" distR="114300" simplePos="0" relativeHeight="251660288" behindDoc="0" locked="0" layoutInCell="1" allowOverlap="1" wp14:anchorId="13A4D365" wp14:editId="354E8483">
                 <wp:simplePos x="0" y="0"/>
                 <wp:positionH relativeFrom="column">
                   <wp:posOffset>-125730</wp:posOffset>
@@ -798,7 +754,7 @@
           </mc:Choice>
           <mc:Fallback>
             <w:pict>
-              <v:line w14:anchorId="3513D682" id="Line 82" o:spid="_x0000_s1026" style="position:absolute;flip:y;z-index:251656192;visibility:visible;mso-wrap-style:square;mso-width-percent:0;mso-height-percent:0;mso-wrap-distance-left:9pt;mso-wrap-distance-top:0;mso-wrap-distance-right:9pt;mso-wrap-distance-bottom:0;mso-position-horizontal:absolute;mso-position-horizontal-relative:text;mso-position-vertical:absolute;mso-position-vertical-relative:text;mso-width-percent:0;mso-height-percent:0;mso-width-relative:page;mso-height-relative:page" from="-9.9pt,5.2pt" to="482.5pt,5.2pt" o:gfxdata="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" strokeweight="3pt">
+              <v:line w14:anchorId="6D578D50" id="Line 82" o:spid="_x0000_s1026" style="position:absolute;flip:y;z-index:251660288;visibility:visible;mso-wrap-style:square;mso-width-percent:0;mso-height-percent:0;mso-wrap-distance-left:9pt;mso-wrap-distance-top:0;mso-wrap-distance-right:9pt;mso-wrap-distance-bottom:0;mso-position-horizontal:absolute;mso-position-horizontal-relative:text;mso-position-vertical:absolute;mso-position-vertical-relative:text;mso-width-percent:0;mso-height-percent:0;mso-width-relative:page;mso-height-relative:page" from="-9.9pt,5.2pt" to="482.5pt,5.2pt" o:gfxdata="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" strokeweight="3pt">
                 <v:stroke linestyle="thinThin"/>
               </v:line>
             </w:pict>
@@ -847,23 +803,7 @@
           <w:color w:val="0000FF"/>
           <w:lang w:val="en-US"/>
         </w:rPr>
-        <w:t>27</w:t>
-      </w:r>
-      <w:r>
-        <w:rPr>
-          <w:rFonts w:ascii="Arial" w:hAnsi="Arial" w:cs="Arial"/>
-          <w:color w:val="0000FF"/>
-          <w:lang w:val="en-US"/>
-        </w:rPr>
-        <w:t xml:space="preserve"> Januari 202</w:t>
-      </w:r>
-      <w:r>
-        <w:rPr>
-          <w:rFonts w:ascii="Arial" w:hAnsi="Arial" w:cs="Arial"/>
-          <w:color w:val="0000FF"/>
-          <w:lang w:val="en-US"/>
-        </w:rPr>
-        <w:t>6</w:t>
+        <w:t>{{ tanggal_surat }}</w:t>
       </w:r>
     </w:p>
     <w:p>
@@ -885,7 +825,7 @@
         <mc:AlternateContent>
           <mc:Choice Requires="wps">
             <w:drawing>
-              <wp:anchor distT="0" distB="0" distL="114300" distR="114300" simplePos="0" relativeHeight="251660288" behindDoc="0" locked="0" layoutInCell="1" allowOverlap="1" wp14:anchorId="3DF7DA51" wp14:editId="015EE088">
+              <wp:anchor distT="0" distB="0" distL="114300" distR="114300" simplePos="0" relativeHeight="251664384" behindDoc="0" locked="0" layoutInCell="1" allowOverlap="1" wp14:anchorId="203E5F9F" wp14:editId="13E71BEC">
                 <wp:simplePos x="0" y="0"/>
                 <wp:positionH relativeFrom="column">
                   <wp:posOffset>3305175</wp:posOffset>
@@ -1041,48 +981,7 @@
                                 <w:color w:val="000000"/>
                                 <w:lang w:val="id-ID"/>
                               </w:rPr>
-                              <w:fldChar w:fldCharType="begin"/>
-                            </w:r>
-                            <w:r>
-                              <w:rPr>
-                                <w:rFonts w:ascii="Arial" w:hAnsi="Arial" w:cs="Arial"/>
-                                <w:b/>
-                                <w:bCs/>
-                                <w:color w:val="000000"/>
-                                <w:lang w:val="id-ID"/>
-                              </w:rPr>
-                              <w:instrText xml:space="preserve"> MERGEFIELD NAMA__PENGHUNI </w:instrText>
-                            </w:r>
-                            <w:r>
-                              <w:rPr>
-                                <w:rFonts w:ascii="Arial" w:hAnsi="Arial" w:cs="Arial"/>
-                                <w:b/>
-                                <w:bCs/>
-                                <w:color w:val="000000"/>
-                                <w:lang w:val="id-ID"/>
-                              </w:rPr>
-                              <w:fldChar w:fldCharType="separate"/>
-                            </w:r>
-                            <w:r>
-                              <w:rPr>
-                                <w:rFonts w:ascii="Arial" w:hAnsi="Arial" w:cs="Arial"/>
-                                <w:b/>
-                                <w:bCs/>
-                                <w:noProof/>
-                                <w:color w:val="000000"/>
-                                <w:lang w:val="id-ID"/>
-                              </w:rPr>
-                              <w:t>Dian pertiwi (lala)</w:t>
-                            </w:r>
-                            <w:r>
-                              <w:rPr>
-                                <w:rFonts w:ascii="Arial" w:hAnsi="Arial" w:cs="Arial"/>
-                                <w:b/>
-                                <w:bCs/>
-                                <w:color w:val="000000"/>
-                                <w:lang w:val="id-ID"/>
-                              </w:rPr>
-                              <w:fldChar w:fldCharType="end"/>
+                              <w:t>{{ nama_penyewa }}</w:t>
                             </w:r>
                           </w:p>
                           <w:p>
@@ -1155,170 +1054,7 @@
                                 <w:color w:val="000000"/>
                                 <w:lang w:val="id-ID"/>
                               </w:rPr>
-                              <w:fldChar w:fldCharType="begin"/>
-                            </w:r>
-                            <w:r>
-                              <w:rPr>
-                                <w:rFonts w:ascii="Arial" w:hAnsi="Arial" w:cs="Arial"/>
-                                <w:b/>
-                                <w:bCs/>
-                                <w:color w:val="000000"/>
-                                <w:lang w:val="id-ID"/>
-                              </w:rPr>
-                              <w:instrText xml:space="preserve"> MERGEFIELD NOMOR__HUNIAN </w:instrText>
-                            </w:r>
-                            <w:r>
-                              <w:rPr>
-                                <w:rFonts w:ascii="Arial" w:hAnsi="Arial" w:cs="Arial"/>
-                                <w:b/>
-                                <w:bCs/>
-                                <w:color w:val="000000"/>
-                                <w:lang w:val="id-ID"/>
-                              </w:rPr>
-                              <w:fldChar w:fldCharType="separate"/>
-                            </w:r>
-                            <w:r>
-                              <w:rPr>
-                                <w:rFonts w:ascii="Arial" w:hAnsi="Arial" w:cs="Arial"/>
-                                <w:b/>
-                                <w:bCs/>
-                                <w:noProof/>
-                                <w:color w:val="000000"/>
-                                <w:lang w:val="id-ID"/>
-                              </w:rPr>
-                              <w:t>D</w:t>
-                            </w:r>
-                            <w:r>
-                              <w:rPr>
-                                <w:rFonts w:ascii="Arial" w:hAnsi="Arial" w:cs="Arial"/>
-                                <w:b/>
-                                <w:bCs/>
-                                <w:color w:val="000000"/>
-                                <w:lang w:val="id-ID"/>
-                              </w:rPr>
-                              <w:fldChar w:fldCharType="end"/>
-                            </w:r>
-                            <w:r>
-                              <w:rPr>
-                                <w:rFonts w:ascii="Arial" w:hAnsi="Arial" w:cs="Arial"/>
-                                <w:b/>
-                                <w:bCs/>
-                                <w:color w:val="000000"/>
-                                <w:lang w:val="en-US"/>
-                              </w:rPr>
-                              <w:t xml:space="preserve"> </w:t>
-                            </w:r>
-                            <w:r>
-                              <w:rPr>
-                                <w:rFonts w:ascii="Arial" w:hAnsi="Arial" w:cs="Arial"/>
-                                <w:b/>
-                                <w:bCs/>
-                                <w:color w:val="000000"/>
-                                <w:lang w:val="en-US"/>
-                              </w:rPr>
-                              <w:fldChar w:fldCharType="begin"/>
-                            </w:r>
-                            <w:r>
-                              <w:rPr>
-                                <w:rFonts w:ascii="Arial" w:hAnsi="Arial" w:cs="Arial"/>
-                                <w:b/>
-                                <w:bCs/>
-                                <w:color w:val="000000"/>
-                                <w:lang w:val="en-US"/>
-                              </w:rPr>
-                              <w:instrText xml:space="preserve"> MERGEFIELD F3 </w:instrText>
-                            </w:r>
-                            <w:r>
-                              <w:rPr>
-                                <w:rFonts w:ascii="Arial" w:hAnsi="Arial" w:cs="Arial"/>
-                                <w:b/>
-                                <w:bCs/>
-                                <w:color w:val="000000"/>
-                                <w:lang w:val="en-US"/>
-                              </w:rPr>
-                              <w:fldChar w:fldCharType="separate"/>
-                            </w:r>
-                            <w:r>
-                              <w:rPr>
-                                <w:rFonts w:ascii="Arial" w:hAnsi="Arial" w:cs="Arial"/>
-                                <w:b/>
-                                <w:bCs/>
-                                <w:noProof/>
-                                <w:color w:val="000000"/>
-                                <w:lang w:val="en-US"/>
-                              </w:rPr>
-                              <w:t>IV</w:t>
-                            </w:r>
-                            <w:r>
-                              <w:rPr>
-                                <w:rFonts w:ascii="Arial" w:hAnsi="Arial" w:cs="Arial"/>
-                                <w:b/>
-                                <w:bCs/>
-                                <w:color w:val="000000"/>
-                                <w:lang w:val="en-US"/>
-                              </w:rPr>
-                              <w:fldChar w:fldCharType="end"/>
-                            </w:r>
-                            <w:r>
-                              <w:rPr>
-                                <w:rFonts w:ascii="Arial" w:hAnsi="Arial" w:cs="Arial"/>
-                                <w:b/>
-                                <w:bCs/>
-                                <w:color w:val="000000"/>
-                                <w:lang w:val="en-US"/>
-                              </w:rPr>
-                              <w:t xml:space="preserve"> </w:t>
-                            </w:r>
-                            <w:r>
-                              <w:rPr>
-                                <w:rFonts w:ascii="Arial" w:hAnsi="Arial" w:cs="Arial"/>
-                                <w:b/>
-                                <w:bCs/>
-                                <w:color w:val="000000"/>
-                                <w:lang w:val="en-US"/>
-                              </w:rPr>
-                              <w:fldChar w:fldCharType="begin"/>
-                            </w:r>
-                            <w:r>
-                              <w:rPr>
-                                <w:rFonts w:ascii="Arial" w:hAnsi="Arial" w:cs="Arial"/>
-                                <w:b/>
-                                <w:bCs/>
-                                <w:color w:val="000000"/>
-                                <w:lang w:val="en-US"/>
-                              </w:rPr>
-                              <w:instrText xml:space="preserve"> MERGEFIELD F4 </w:instrText>
-                            </w:r>
-                            <w:r>
-                              <w:rPr>
-                                <w:rFonts w:ascii="Arial" w:hAnsi="Arial" w:cs="Arial"/>
-                                <w:b/>
-                                <w:bCs/>
-                                <w:color w:val="000000"/>
-                                <w:lang w:val="en-US"/>
-                              </w:rPr>
-                              <w:fldChar w:fldCharType="separate"/>
-                            </w:r>
-                            <w:r>
-                              <w:rPr>
-                                <w:rFonts w:ascii="Arial" w:hAnsi="Arial" w:cs="Arial"/>
-                                <w:b/>
-                                <w:bCs/>
-                                <w:noProof/>
-                                <w:color w:val="000000"/>
-                                <w:lang w:val="en-US"/>
-                              </w:rPr>
-                              <w:t>19</w:t>
-                            </w:r>
-                            <w:r>
-                              <w:rPr>
-                                <w:rFonts w:ascii="Arial" w:hAnsi="Arial" w:cs="Arial"/>
-                                <w:b/>
-                                <w:bCs/>
-                                <w:color w:val="000000"/>
-                                <w:lang w:val="en-US"/>
-                              </w:rPr>
-                              <w:fldChar w:fldCharType="end"/>
+                              <w:t>{{ room_number }}</w:t>
                             </w:r>
                           </w:p>
                           <w:p>
@@ -1361,7 +1097,7 @@
                                 <w:color w:val="000000"/>
                                 <w:lang w:val="en-US"/>
                               </w:rPr>
-                              <w:t>Cibeureum</w:t>
+                              <w:t>{{ rusunawa }}</w:t>
                             </w:r>
                           </w:p>
                           <w:p>
@@ -1457,7 +1193,7 @@
           </mc:Choice>
           <mc:Fallback>
             <w:pict>
-              <v:shape w14:anchorId="3DF7DA51" id="Text Box 225" o:spid="_x0000_s1028" type="#_x0000_t202" style="position:absolute;left:0;text-align:left;margin-left:260.25pt;margin-top:8.9pt;width:270.4pt;height:94.6pt;z-index:251660288;visibility:visible;mso-wrap-style:square;mso-width-percent:0;mso-height-percent:0;mso-wrap-distance-left:9pt;mso-wrap-distance-top:0;mso-wrap-distance-right:9pt;mso-wrap-distance-bottom:0;mso-position-horizontal:absolute;mso-position-horizontal-relative:text;mso-position-vertical:absolute;mso-position-vertical-relative:text;mso-width-percent:0;mso-height-percent:0;mso-width-relative:page;mso-height-relative:page;v-text-anchor:top" o:gfxdata="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" stroked="f">
+              <v:shape w14:anchorId="203E5F9F" id="Text Box 225" o:spid="_x0000_s1028" type="#_x0000_t202" style="position:absolute;left:0;text-align:left;margin-left:260.25pt;margin-top:8.9pt;width:270.4pt;height:94.6pt;z-index:251664384;visibility:visible;mso-wrap-style:square;mso-width-percent:0;mso-height-percent:0;mso-wrap-distance-left:9pt;mso-wrap-distance-top:0;mso-wrap-distance-right:9pt;mso-wrap-distance-bottom:0;mso-position-horizontal:absolute;mso-position-horizontal-relative:text;mso-position-vertical:absolute;mso-position-vertical-relative:text;mso-width-percent:0;mso-height-percent:0;mso-width-relative:page;mso-height-relative:page;v-text-anchor:top" o:gfxdata="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" stroked="f">
                 <v:textbox>
                   <w:txbxContent>
                     <w:p>
@@ -1566,48 +1302,7 @@
                           <w:color w:val="000000"/>
                           <w:lang w:val="id-ID"/>
                         </w:rPr>
-                        <w:fldChar w:fldCharType="begin"/>
-                      </w:r>
-                      <w:r>
-                        <w:rPr>
-                          <w:rFonts w:ascii="Arial" w:hAnsi="Arial" w:cs="Arial"/>
-                          <w:b/>
-                          <w:bCs/>
-                          <w:color w:val="000000"/>
-                          <w:lang w:val="id-ID"/>
-                        </w:rPr>
-                        <w:instrText xml:space="preserve"> MERGEFIELD NAMA__PENGHUNI </w:instrText>
-                      </w:r>
-                      <w:r>
-                        <w:rPr>
-                          <w:rFonts w:ascii="Arial" w:hAnsi="Arial" w:cs="Arial"/>
-                          <w:b/>
-                          <w:bCs/>
-                          <w:color w:val="000000"/>
-                          <w:lang w:val="id-ID"/>
-                        </w:rPr>
-                        <w:fldChar w:fldCharType="separate"/>
-                      </w:r>
-                      <w:r>
-                        <w:rPr>
-                          <w:rFonts w:ascii="Arial" w:hAnsi="Arial" w:cs="Arial"/>
-                          <w:b/>
-                          <w:bCs/>
-                          <w:noProof/>
-                          <w:color w:val="000000"/>
-                          <w:lang w:val="id-ID"/>
-                        </w:rPr>
-                        <w:t>Dian pertiwi (lala)</w:t>
-                      </w:r>
-                      <w:r>
-                        <w:rPr>
-                          <w:rFonts w:ascii="Arial" w:hAnsi="Arial" w:cs="Arial"/>
-                          <w:b/>
-                          <w:bCs/>
-                          <w:color w:val="000000"/>
-                          <w:lang w:val="id-ID"/>
-                        </w:rPr>
-                        <w:fldChar w:fldCharType="end"/>
+                        <w:t>{{ nama_penyewa }}</w:t>
                       </w:r>
                     </w:p>
                     <w:p>
@@ -1680,170 +1375,7 @@
                           <w:color w:val="000000"/>
                           <w:lang w:val="id-ID"/>
                         </w:rPr>
-                        <w:fldChar w:fldCharType="begin"/>
-                      </w:r>
-                      <w:r>
-                        <w:rPr>
-                          <w:rFonts w:ascii="Arial" w:hAnsi="Arial" w:cs="Arial"/>
-                          <w:b/>
-                          <w:bCs/>
-                          <w:color w:val="000000"/>
-                          <w:lang w:val="id-ID"/>
-                        </w:rPr>
-                        <w:instrText xml:space="preserve"> MERGEFIELD NOMOR__HUNIAN </w:instrText>
-                      </w:r>
-                      <w:r>
-                        <w:rPr>
-                          <w:rFonts w:ascii="Arial" w:hAnsi="Arial" w:cs="Arial"/>
-                          <w:b/>
-                          <w:bCs/>
-                          <w:color w:val="000000"/>
-                          <w:lang w:val="id-ID"/>
-                        </w:rPr>
-                        <w:fldChar w:fldCharType="separate"/>
-                      </w:r>
-                      <w:r>
-                        <w:rPr>
-                          <w:rFonts w:ascii="Arial" w:hAnsi="Arial" w:cs="Arial"/>
-                          <w:b/>
-                          <w:bCs/>
-                          <w:noProof/>
-                          <w:color w:val="000000"/>
-                          <w:lang w:val="id-ID"/>
-                        </w:rPr>
-                        <w:t>D</w:t>
-                      </w:r>
-                      <w:r>
-                        <w:rPr>
-                          <w:rFonts w:ascii="Arial" w:hAnsi="Arial" w:cs="Arial"/>
-                          <w:b/>
-                          <w:bCs/>
-                          <w:color w:val="000000"/>
-                          <w:lang w:val="id-ID"/>
-                        </w:rPr>
-                        <w:fldChar w:fldCharType="end"/>
-                      </w:r>
-                      <w:r>
-                        <w:rPr>
-                          <w:rFonts w:ascii="Arial" w:hAnsi="Arial" w:cs="Arial"/>
-                          <w:b/>
-                          <w:bCs/>
-                          <w:color w:val="000000"/>
-                          <w:lang w:val="en-US"/>
-                        </w:rPr>
-                        <w:t xml:space="preserve"> </w:t>
-                      </w:r>
-                      <w:r>
-                        <w:rPr>
-                          <w:rFonts w:ascii="Arial" w:hAnsi="Arial" w:cs="Arial"/>
-                          <w:b/>
-                          <w:bCs/>
-                          <w:color w:val="000000"/>
-                          <w:lang w:val="en-US"/>
-                        </w:rPr>
-                        <w:fldChar w:fldCharType="begin"/>
-                      </w:r>
-                      <w:r>
-                        <w:rPr>
-                          <w:rFonts w:ascii="Arial" w:hAnsi="Arial" w:cs="Arial"/>
-                          <w:b/>
-                          <w:bCs/>
-                          <w:color w:val="000000"/>
-                          <w:lang w:val="en-US"/>
-                        </w:rPr>
-                        <w:instrText xml:space="preserve"> MERGEFIELD F3 </w:instrText>
-                      </w:r>
-                      <w:r>
-                        <w:rPr>
-                          <w:rFonts w:ascii="Arial" w:hAnsi="Arial" w:cs="Arial"/>
-                          <w:b/>
-                          <w:bCs/>
-                          <w:color w:val="000000"/>
-                          <w:lang w:val="en-US"/>
-                        </w:rPr>
-                        <w:fldChar w:fldCharType="separate"/>
-                      </w:r>
-                      <w:r>
-                        <w:rPr>
-                          <w:rFonts w:ascii="Arial" w:hAnsi="Arial" w:cs="Arial"/>
-                          <w:b/>
-                          <w:bCs/>
-                          <w:noProof/>
-                          <w:color w:val="000000"/>
-                          <w:lang w:val="en-US"/>
-                        </w:rPr>
-                        <w:t>IV</w:t>
-                      </w:r>
-                      <w:r>
-                        <w:rPr>
-                          <w:rFonts w:ascii="Arial" w:hAnsi="Arial" w:cs="Arial"/>
-                          <w:b/>
-                          <w:bCs/>
-                          <w:color w:val="000000"/>
-                          <w:lang w:val="en-US"/>
-                        </w:rPr>
-                        <w:fldChar w:fldCharType="end"/>
-                      </w:r>
-                      <w:r>
-                        <w:rPr>
-                          <w:rFonts w:ascii="Arial" w:hAnsi="Arial" w:cs="Arial"/>
-                          <w:b/>
-                          <w:bCs/>
-                          <w:color w:val="000000"/>
-                          <w:lang w:val="en-US"/>
-                        </w:rPr>
-                        <w:t xml:space="preserve"> </w:t>
-                      </w:r>
-                      <w:r>
-                        <w:rPr>
-                          <w:rFonts w:ascii="Arial" w:hAnsi="Arial" w:cs="Arial"/>
-                          <w:b/>
-                          <w:bCs/>
-                          <w:color w:val="000000"/>
-                          <w:lang w:val="en-US"/>
-                        </w:rPr>
-                        <w:fldChar w:fldCharType="begin"/>
-                      </w:r>
-                      <w:r>
-                        <w:rPr>
-                          <w:rFonts w:ascii="Arial" w:hAnsi="Arial" w:cs="Arial"/>
-                          <w:b/>
-                          <w:bCs/>
-                          <w:color w:val="000000"/>
-                          <w:lang w:val="en-US"/>
-                        </w:rPr>
-                        <w:instrText xml:space="preserve"> MERGEFIELD F4 </w:instrText>
-                      </w:r>
-                      <w:r>
-                        <w:rPr>
-                          <w:rFonts w:ascii="Arial" w:hAnsi="Arial" w:cs="Arial"/>
-                          <w:b/>
-                          <w:bCs/>
-                          <w:color w:val="000000"/>
-                          <w:lang w:val="en-US"/>
-                        </w:rPr>
-                        <w:fldChar w:fldCharType="separate"/>
-                      </w:r>
-                      <w:r>
-                        <w:rPr>
-                          <w:rFonts w:ascii="Arial" w:hAnsi="Arial" w:cs="Arial"/>
-                          <w:b/>
-                          <w:bCs/>
-                          <w:noProof/>
-                          <w:color w:val="000000"/>
-                          <w:lang w:val="en-US"/>
-                        </w:rPr>
-                        <w:t>19</w:t>
-                      </w:r>
-                      <w:r>
-                        <w:rPr>
-                          <w:rFonts w:ascii="Arial" w:hAnsi="Arial" w:cs="Arial"/>
-                          <w:b/>
-                          <w:bCs/>
-                          <w:color w:val="000000"/>
-                          <w:lang w:val="en-US"/>
-                        </w:rPr>
-                        <w:fldChar w:fldCharType="end"/>
+                        <w:t>{{ room_number }}</w:t>
                       </w:r>
                     </w:p>
                     <w:p>
@@ -1886,7 +1418,7 @@
                           <w:color w:val="000000"/>
                           <w:lang w:val="en-US"/>
                         </w:rPr>
-                        <w:t>Cibeureum</w:t>
+                        <w:t>{{ rusunawa }}</w:t>
                       </w:r>
                     </w:p>
                     <w:p>
@@ -2079,144 +1611,7 @@
           <w:color w:val="0000FF"/>
           <w:lang w:val="id-ID"/>
         </w:rPr>
-        <w:t>974</w:t>
-      </w:r>
-      <w:r>
-        <w:rPr>
-          <w:rFonts w:ascii="Arial" w:hAnsi="Arial" w:cs="Arial"/>
-          <w:color w:val="0000FF"/>
-          <w:lang w:val="en-US"/>
-        </w:rPr>
-        <w:t>/</w:t>
-      </w:r>
-      <w:r>
-        <w:rPr>
-          <w:rFonts w:ascii="Arial" w:hAnsi="Arial" w:cs="Arial"/>
-          <w:color w:val="0000FF"/>
-          <w:lang w:val="en-US"/>
-        </w:rPr>
-        <w:t>T</w:t>
-      </w:r>
-      <w:r>
-        <w:rPr>
-          <w:rFonts w:ascii="Arial" w:hAnsi="Arial" w:cs="Arial"/>
-          <w:color w:val="0000FF"/>
-          <w:lang w:val="en-US"/>
-        </w:rPr>
-        <w:t>1</w:t>
-      </w:r>
-      <w:r>
-        <w:rPr>
-          <w:rFonts w:ascii="Arial" w:hAnsi="Arial" w:cs="Arial"/>
-          <w:color w:val="0000FF"/>
-          <w:lang w:val="en-US"/>
-        </w:rPr>
-        <w:t>/02.</w:t>
-      </w:r>
-      <w:r>
-        <w:rPr>
-          <w:rFonts w:ascii="Arial" w:hAnsi="Arial" w:cs="Arial"/>
-          <w:color w:val="0000FF"/>
-          <w:lang w:val="en-US"/>
-        </w:rPr>
-        <w:fldChar w:fldCharType="begin"/>
-      </w:r>
-      <w:r>
-        <w:rPr>
-          <w:rFonts w:ascii="Arial" w:hAnsi="Arial" w:cs="Arial"/>
-          <w:color w:val="0000FF"/>
-          <w:lang w:val="en-US"/>
-        </w:rPr>
-        <w:instrText xml:space="preserve"> MERGEFIELD URUTAN </w:instrText>
-      </w:r>
-      <w:r>
-        <w:rPr>
-          <w:rFonts w:ascii="Arial" w:hAnsi="Arial" w:cs="Arial"/>
-          <w:color w:val="0000FF"/>
-          <w:lang w:val="en-US"/>
-        </w:rPr>
-        <w:fldChar w:fldCharType="separate"/>
-      </w:r>
-      <w:r>
-        <w:rPr>
-          <w:rFonts w:ascii="Arial" w:hAnsi="Arial" w:cs="Arial"/>
-          <w:noProof/>
-          <w:color w:val="0000FF"/>
-          <w:lang w:val="en-US"/>
-        </w:rPr>
-        <w:t>1120</w:t>
-      </w:r>
-      <w:r>
-        <w:rPr>
-          <w:rFonts w:ascii="Arial" w:hAnsi="Arial" w:cs="Arial"/>
-          <w:color w:val="0000FF"/>
-          <w:lang w:val="en-US"/>
-        </w:rPr>
-        <w:fldChar w:fldCharType="end"/>
-      </w:r>
-      <w:r>
-        <w:rPr>
-          <w:rFonts w:ascii="Arial" w:hAnsi="Arial" w:cs="Arial"/>
-          <w:color w:val="0000FF"/>
-          <w:lang w:val="en-US"/>
-        </w:rPr>
-        <w:t>/UPT</w:t>
-      </w:r>
-      <w:r>
-        <w:rPr>
-          <w:rFonts w:ascii="Arial" w:hAnsi="Arial" w:cs="Arial"/>
-          <w:color w:val="0000FF"/>
-          <w:lang w:val="id-ID"/>
-        </w:rPr>
-        <w:t>D</w:t>
-      </w:r>
-      <w:r>
-        <w:rPr>
-          <w:rFonts w:ascii="Arial" w:hAnsi="Arial" w:cs="Arial"/>
-          <w:color w:val="0000FF"/>
-          <w:lang w:val="en-US"/>
-        </w:rPr>
-        <w:t>.RSN</w:t>
-      </w:r>
-      <w:r>
-        <w:rPr>
-          <w:rFonts w:ascii="Arial" w:hAnsi="Arial" w:cs="Arial"/>
-          <w:color w:val="0000FF"/>
-          <w:lang w:val="en-US"/>
-        </w:rPr>
-        <w:t>/</w:t>
-      </w:r>
-      <w:r>
-        <w:rPr>
-          <w:rFonts w:ascii="Arial" w:hAnsi="Arial" w:cs="Arial"/>
-          <w:color w:val="0000FF"/>
-          <w:lang w:val="en-US"/>
-        </w:rPr>
-        <w:t>I</w:t>
-      </w:r>
-      <w:r>
-        <w:rPr>
-          <w:rFonts w:ascii="Arial" w:hAnsi="Arial" w:cs="Arial"/>
-          <w:color w:val="0000FF"/>
-          <w:lang w:val="en-US"/>
-        </w:rPr>
-        <w:t>/</w:t>
-      </w:r>
-      <w:r>
-        <w:rPr>
-          <w:rFonts w:ascii="Arial" w:hAnsi="Arial" w:cs="Arial"/>
-          <w:color w:val="0000FF"/>
-          <w:lang w:val="en-US"/>
-        </w:rPr>
-        <w:t>202</w:t>
-      </w:r>
-      <w:r>
-        <w:rPr>
-          <w:rFonts w:ascii="Arial" w:hAnsi="Arial" w:cs="Arial"/>
-          <w:color w:val="0000FF"/>
-          <w:lang w:val="en-US"/>
-        </w:rPr>
-        <w:t>6</w:t>
+        <w:t>{{ nomor_surat }}</w:t>
       </w:r>
       <w:r>
         <w:rPr>
@@ -2420,22 +1815,7 @@
           <w:lang w:val="en-US"/>
         </w:rPr>
         <w:tab/>
-      </w:r>
-      <w:r>
-        <w:rPr>
-          <w:rFonts w:ascii="Arial" w:hAnsi="Arial" w:cs="Arial"/>
-          <w:color w:val="000000"/>
-          <w:lang w:val="en-US"/>
-        </w:rPr>
-        <w:t xml:space="preserve">         </w:t>
-      </w:r>
-      <w:r>
-        <w:rPr>
-          <w:rFonts w:ascii="Arial" w:hAnsi="Arial" w:cs="Arial"/>
-          <w:color w:val="000000"/>
-          <w:lang w:val="en-US"/>
-        </w:rPr>
-        <w:t xml:space="preserve">    </w:t>
+        <w:t xml:space="preserve">             </w:t>
       </w:r>
       <w:r>
         <w:rPr>
@@ -2491,7 +1871,16 @@
           <w:color w:val="0000FF"/>
           <w:lang w:val="en-US"/>
         </w:rPr>
-        <w:t xml:space="preserve"> </w:t>
+        <w:t xml:space="preserve"> I</w:t>
+      </w:r>
+      <w:r>
+        <w:rPr>
+          <w:rFonts w:ascii="Arial" w:hAnsi="Arial" w:cs="Arial"/>
+          <w:b/>
+          <w:color w:val="0000FF"/>
+          <w:lang w:val="en-US"/>
+        </w:rPr>
+        <w:t>I</w:t>
       </w:r>
       <w:r>
         <w:rPr>
@@ -2712,36 +2101,7 @@
           <w:lang w:val="it-IT"/>
         </w:rPr>
         <w:tab/>
-      </w:r>
-      <w:r>
-        <w:rPr>
-          <w:rFonts w:ascii="Arial" w:hAnsi="Arial" w:cs="Arial"/>
-          <w:color w:val="000000"/>
-          <w:sz w:val="22"/>
-          <w:szCs w:val="22"/>
-          <w:lang w:val="it-IT"/>
-        </w:rPr>
-        <w:t>Sehubungan hal tersebut</w:t>
-      </w:r>
-      <w:r>
-        <w:rPr>
-          <w:rFonts w:ascii="Arial" w:hAnsi="Arial" w:cs="Arial"/>
-          <w:color w:val="000000"/>
-          <w:sz w:val="22"/>
-          <w:szCs w:val="22"/>
-          <w:lang w:val="it-IT"/>
-        </w:rPr>
-        <w:t xml:space="preserve"> di atas</w:t>
-      </w:r>
-      <w:r>
-        <w:rPr>
-          <w:rFonts w:ascii="Arial" w:hAnsi="Arial" w:cs="Arial"/>
-          <w:color w:val="000000"/>
-          <w:sz w:val="22"/>
-          <w:szCs w:val="22"/>
-          <w:lang w:val="it-IT"/>
-        </w:rPr>
-        <w:t xml:space="preserve">, </w:t>
+        <w:t xml:space="preserve">Sehubungan hal tersebut di atas, </w:t>
       </w:r>
       <w:r>
         <w:rPr>
@@ -2793,7 +2153,7 @@
           <w:szCs w:val="22"/>
           <w:lang w:val="en-US"/>
         </w:rPr>
-        <w:t>Kesatu</w:t>
+        <w:t>Ketiga</w:t>
       </w:r>
       <w:r>
         <w:rPr>
@@ -2824,7 +2184,39 @@
           <w:szCs w:val="22"/>
           <w:lang w:val="id-ID"/>
         </w:rPr>
-        <w:t>Bapak/</w:t>
+        <w:t>Bapak/Ibu</w:t>
+      </w:r>
+      <w:r>
+        <w:rPr>
+          <w:rFonts w:ascii="Arial" w:hAnsi="Arial" w:cs="Arial"/>
+          <w:color w:val="000000"/>
+          <w:sz w:val="22"/>
+          <w:szCs w:val="22"/>
+          <w:lang w:val="en-US"/>
+        </w:rPr>
+        <w:t xml:space="preserve"> </w:t>
+      </w:r>
+      <w:r>
+        <w:rPr>
+          <w:rFonts w:ascii="Arial" w:hAnsi="Arial" w:cs="Arial"/>
+          <w:b/>
+          <w:bCs/>
+          <w:color w:val="000000"/>
+          <w:sz w:val="22"/>
+          <w:szCs w:val="22"/>
+          <w:lang w:val="en-US"/>
+        </w:rPr>
+        <w:t>{{ nama_penyewa }}</w:t>
+      </w:r>
+      <w:r>
+        <w:rPr>
+          <w:rFonts w:ascii="Arial" w:hAnsi="Arial" w:cs="Arial"/>
+          <w:color w:val="000000"/>
+          <w:sz w:val="22"/>
+          <w:szCs w:val="22"/>
+          <w:lang w:val="en-US"/>
+        </w:rPr>
+        <w:t xml:space="preserve"> </w:t>
       </w:r>
       <w:r>
         <w:rPr>
@@ -2834,7 +2226,7 @@
           <w:szCs w:val="22"/>
           <w:lang w:val="id-ID"/>
         </w:rPr>
-        <w:t>Ibu</w:t>
+        <w:t>Penghuni Rusunawa</w:t>
       </w:r>
       <w:r>
         <w:rPr>
@@ -2850,13 +2242,33 @@
         <w:rPr>
           <w:rFonts w:ascii="Arial" w:hAnsi="Arial" w:cs="Arial"/>
           <w:b/>
-          <w:bCs/>
+          <w:color w:val="000000"/>
+          <w:sz w:val="22"/>
+          <w:szCs w:val="22"/>
+          <w:lang w:val="id-ID"/>
+        </w:rPr>
+        <w:t>{{ rusunawa }}</w:t>
+      </w:r>
+      <w:r>
+        <w:rPr>
+          <w:rFonts w:ascii="Arial" w:hAnsi="Arial" w:cs="Arial"/>
+          <w:b/>
+          <w:color w:val="000000"/>
+          <w:sz w:val="22"/>
+          <w:szCs w:val="22"/>
+          <w:lang w:val="id-ID"/>
+        </w:rPr>
+        <w:t xml:space="preserve"> </w:t>
+      </w:r>
+      <w:r>
+        <w:rPr>
+          <w:rFonts w:ascii="Arial" w:hAnsi="Arial" w:cs="Arial"/>
           <w:color w:val="000000"/>
           <w:sz w:val="22"/>
           <w:szCs w:val="22"/>
           <w:lang w:val="en-US"/>
         </w:rPr>
-        <w:fldChar w:fldCharType="begin"/>
+        <w:t xml:space="preserve">hunian </w:t>
       </w:r>
       <w:r>
         <w:rPr>
@@ -2868,302 +2280,7 @@
           <w:szCs w:val="22"/>
           <w:lang w:val="en-US"/>
         </w:rPr>
-        <w:instrText xml:space="preserve"> MERGEFIELD NAMA__PENGHUNI </w:instrText>
-      </w:r>
-      <w:r>
-        <w:rPr>
-          <w:rFonts w:ascii="Arial" w:hAnsi="Arial" w:cs="Arial"/>
-          <w:b/>
-          <w:bCs/>
-          <w:color w:val="000000"/>
-          <w:sz w:val="22"/>
-          <w:szCs w:val="22"/>
-          <w:lang w:val="en-US"/>
-        </w:rPr>
-        <w:fldChar w:fldCharType="separate"/>
-      </w:r>
-      <w:r>
-        <w:rPr>
-          <w:rFonts w:ascii="Arial" w:hAnsi="Arial" w:cs="Arial"/>
-          <w:b/>
-          <w:bCs/>
-          <w:noProof/>
-          <w:color w:val="000000"/>
-          <w:sz w:val="22"/>
-          <w:szCs w:val="22"/>
-          <w:lang w:val="en-US"/>
-        </w:rPr>
-        <w:t>Dian pertiwi (lala)</w:t>
-      </w:r>
-      <w:r>
-        <w:rPr>
-          <w:rFonts w:ascii="Arial" w:hAnsi="Arial" w:cs="Arial"/>
-          <w:b/>
-          <w:bCs/>
-          <w:color w:val="000000"/>
-          <w:sz w:val="22"/>
-          <w:szCs w:val="22"/>
-          <w:lang w:val="en-US"/>
-        </w:rPr>
-        <w:fldChar w:fldCharType="end"/>
-      </w:r>
-      <w:r>
-        <w:rPr>
-          <w:rFonts w:ascii="Arial" w:hAnsi="Arial" w:cs="Arial"/>
-          <w:color w:val="000000"/>
-          <w:sz w:val="22"/>
-          <w:szCs w:val="22"/>
-          <w:lang w:val="en-US"/>
-        </w:rPr>
-        <w:t xml:space="preserve"> </w:t>
-      </w:r>
-      <w:r>
-        <w:rPr>
-          <w:rFonts w:ascii="Arial" w:hAnsi="Arial" w:cs="Arial"/>
-          <w:color w:val="000000"/>
-          <w:sz w:val="22"/>
-          <w:szCs w:val="22"/>
-          <w:lang w:val="id-ID"/>
-        </w:rPr>
-        <w:t>Penghuni Rusunawa</w:t>
-      </w:r>
-      <w:r>
-        <w:rPr>
-          <w:rFonts w:ascii="Arial" w:hAnsi="Arial" w:cs="Arial"/>
-          <w:color w:val="000000"/>
-          <w:sz w:val="22"/>
-          <w:szCs w:val="22"/>
-          <w:lang w:val="en-US"/>
-        </w:rPr>
-        <w:t xml:space="preserve"> </w:t>
-      </w:r>
-      <w:r>
-        <w:rPr>
-          <w:rFonts w:ascii="Arial" w:hAnsi="Arial" w:cs="Arial"/>
-          <w:b/>
-          <w:color w:val="000000"/>
-          <w:sz w:val="22"/>
-          <w:szCs w:val="22"/>
-          <w:lang w:val="id-ID"/>
-        </w:rPr>
-        <w:t>Cibeureum</w:t>
-      </w:r>
-      <w:r>
-        <w:rPr>
-          <w:rFonts w:ascii="Arial" w:hAnsi="Arial" w:cs="Arial"/>
-          <w:color w:val="000000"/>
-          <w:sz w:val="22"/>
-          <w:szCs w:val="22"/>
-          <w:lang w:val="en-US"/>
-        </w:rPr>
-        <w:t xml:space="preserve"> hunian </w:t>
-      </w:r>
-      <w:r>
-        <w:rPr>
-          <w:rFonts w:ascii="Arial" w:hAnsi="Arial" w:cs="Arial"/>
-          <w:b/>
-          <w:bCs/>
-          <w:color w:val="000000"/>
-          <w:sz w:val="22"/>
-          <w:szCs w:val="22"/>
-          <w:lang w:val="en-US"/>
-        </w:rPr>
-        <w:fldChar w:fldCharType="begin"/>
-      </w:r>
-      <w:r>
-        <w:rPr>
-          <w:rFonts w:ascii="Arial" w:hAnsi="Arial" w:cs="Arial"/>
-          <w:b/>
-          <w:bCs/>
-          <w:color w:val="000000"/>
-          <w:sz w:val="22"/>
-          <w:szCs w:val="22"/>
-          <w:lang w:val="en-US"/>
-        </w:rPr>
-        <w:instrText xml:space="preserve"> MERGEFIELD NOMOR__HUNIAN </w:instrText>
-      </w:r>
-      <w:r>
-        <w:rPr>
-          <w:rFonts w:ascii="Arial" w:hAnsi="Arial" w:cs="Arial"/>
-          <w:b/>
-          <w:bCs/>
-          <w:color w:val="000000"/>
-          <w:sz w:val="22"/>
-          <w:szCs w:val="22"/>
-          <w:lang w:val="en-US"/>
-        </w:rPr>
-        <w:fldChar w:fldCharType="separate"/>
-      </w:r>
-      <w:r>
-        <w:rPr>
-          <w:rFonts w:ascii="Arial" w:hAnsi="Arial" w:cs="Arial"/>
-          <w:b/>
-          <w:bCs/>
-          <w:noProof/>
-          <w:color w:val="000000"/>
-          <w:sz w:val="22"/>
-          <w:szCs w:val="22"/>
-          <w:lang w:val="en-US"/>
-        </w:rPr>
-        <w:t>D</w:t>
-      </w:r>
-      <w:r>
-        <w:rPr>
-          <w:rFonts w:ascii="Arial" w:hAnsi="Arial" w:cs="Arial"/>
-          <w:b/>
-          <w:bCs/>
-          <w:color w:val="000000"/>
-          <w:sz w:val="22"/>
-          <w:szCs w:val="22"/>
-          <w:lang w:val="en-US"/>
-        </w:rPr>
-        <w:fldChar w:fldCharType="end"/>
-      </w:r>
-      <w:r>
-        <w:rPr>
-          <w:rFonts w:ascii="Arial" w:hAnsi="Arial" w:cs="Arial"/>
-          <w:b/>
-          <w:bCs/>
-          <w:color w:val="000000"/>
-          <w:sz w:val="22"/>
-          <w:szCs w:val="22"/>
-          <w:lang w:val="en-US"/>
-        </w:rPr>
-        <w:t xml:space="preserve"> </w:t>
-      </w:r>
-      <w:r>
-        <w:rPr>
-          <w:rFonts w:ascii="Arial" w:hAnsi="Arial" w:cs="Arial"/>
-          <w:b/>
-          <w:bCs/>
-          <w:color w:val="000000"/>
-          <w:sz w:val="22"/>
-          <w:szCs w:val="22"/>
-          <w:lang w:val="en-US"/>
-        </w:rPr>
-        <w:fldChar w:fldCharType="begin"/>
-      </w:r>
-      <w:r>
-        <w:rPr>
-          <w:rFonts w:ascii="Arial" w:hAnsi="Arial" w:cs="Arial"/>
-          <w:b/>
-          <w:bCs/>
-          <w:color w:val="000000"/>
-          <w:sz w:val="22"/>
-          <w:szCs w:val="22"/>
-          <w:lang w:val="en-US"/>
-        </w:rPr>
-        <w:instrText xml:space="preserve"> MERGEFIELD F3 </w:instrText>
-      </w:r>
-      <w:r>
-        <w:rPr>
-          <w:rFonts w:ascii="Arial" w:hAnsi="Arial" w:cs="Arial"/>
-          <w:b/>
-          <w:bCs/>
-          <w:color w:val="000000"/>
-          <w:sz w:val="22"/>
-          <w:szCs w:val="22"/>
-          <w:lang w:val="en-US"/>
-        </w:rPr>
-        <w:fldChar w:fldCharType="separate"/>
-      </w:r>
-      <w:r>
-        <w:rPr>
-          <w:rFonts w:ascii="Arial" w:hAnsi="Arial" w:cs="Arial"/>
-          <w:b/>
-          <w:bCs/>
-          <w:noProof/>
-          <w:color w:val="000000"/>
-          <w:sz w:val="22"/>
-          <w:szCs w:val="22"/>
-          <w:lang w:val="en-US"/>
-        </w:rPr>
-        <w:t>IV</w:t>
-      </w:r>
-      <w:r>
-        <w:rPr>
-          <w:rFonts w:ascii="Arial" w:hAnsi="Arial" w:cs="Arial"/>
-          <w:b/>
-          <w:bCs/>
-          <w:color w:val="000000"/>
-          <w:sz w:val="22"/>
-          <w:szCs w:val="22"/>
-          <w:lang w:val="en-US"/>
-        </w:rPr>
-        <w:fldChar w:fldCharType="end"/>
-      </w:r>
-      <w:r>
-        <w:rPr>
-          <w:rFonts w:ascii="Arial" w:hAnsi="Arial" w:cs="Arial"/>
-          <w:b/>
-          <w:bCs/>
-          <w:color w:val="000000"/>
-          <w:sz w:val="22"/>
-          <w:szCs w:val="22"/>
-          <w:lang w:val="en-US"/>
-        </w:rPr>
-        <w:t xml:space="preserve"> </w:t>
-      </w:r>
-      <w:r>
-        <w:rPr>
-          <w:rFonts w:ascii="Arial" w:hAnsi="Arial" w:cs="Arial"/>
-          <w:b/>
-          <w:bCs/>
-          <w:color w:val="000000"/>
-          <w:sz w:val="22"/>
-          <w:szCs w:val="22"/>
-          <w:lang w:val="en-US"/>
-        </w:rPr>
-        <w:fldChar w:fldCharType="begin"/>
-      </w:r>
-      <w:r>
-        <w:rPr>
-          <w:rFonts w:ascii="Arial" w:hAnsi="Arial" w:cs="Arial"/>
-          <w:b/>
-          <w:bCs/>
-          <w:color w:val="000000"/>
-          <w:sz w:val="22"/>
-          <w:szCs w:val="22"/>
-          <w:lang w:val="en-US"/>
-        </w:rPr>
-        <w:instrText xml:space="preserve"> MERGEFIELD F4 </w:instrText>
-      </w:r>
-      <w:r>
-        <w:rPr>
-          <w:rFonts w:ascii="Arial" w:hAnsi="Arial" w:cs="Arial"/>
-          <w:b/>
-          <w:bCs/>
-          <w:color w:val="000000"/>
-          <w:sz w:val="22"/>
-          <w:szCs w:val="22"/>
-          <w:lang w:val="en-US"/>
-        </w:rPr>
-        <w:fldChar w:fldCharType="separate"/>
-      </w:r>
-      <w:r>
-        <w:rPr>
-          <w:rFonts w:ascii="Arial" w:hAnsi="Arial" w:cs="Arial"/>
-          <w:b/>
-          <w:bCs/>
-          <w:noProof/>
-          <w:color w:val="000000"/>
-          <w:sz w:val="22"/>
-          <w:szCs w:val="22"/>
-          <w:lang w:val="en-US"/>
-        </w:rPr>
-        <w:t>19</w:t>
-      </w:r>
-      <w:r>
-        <w:rPr>
-          <w:rFonts w:ascii="Arial" w:hAnsi="Arial" w:cs="Arial"/>
-          <w:b/>
-          <w:bCs/>
-          <w:color w:val="000000"/>
-          <w:sz w:val="22"/>
-          <w:szCs w:val="22"/>
-          <w:lang w:val="en-US"/>
-        </w:rPr>
-        <w:fldChar w:fldCharType="end"/>
+        <w:t>{{ alamat_hunian }}</w:t>
       </w:r>
       <w:r>
         <w:rPr>
@@ -3196,7 +2313,7 @@
           <w:szCs w:val="22"/>
           <w:lang w:val="en-US"/>
         </w:rPr>
-        <w:t>03</w:t>
+        <w:t>{{ tenggat_bayar }}</w:t>
       </w:r>
       <w:r>
         <w:rPr>
@@ -3208,29 +2325,6 @@
           <w:szCs w:val="22"/>
           <w:lang w:val="en-US"/>
         </w:rPr>
-        <w:t xml:space="preserve"> Februari 202</w:t>
-      </w:r>
-      <w:r>
-        <w:rPr>
-          <w:rFonts w:ascii="Arial" w:hAnsi="Arial" w:cs="Arial"/>
-          <w:b/>
-          <w:bCs/>
-          <w:color w:val="0000FF"/>
-          <w:sz w:val="22"/>
-          <w:szCs w:val="22"/>
-          <w:lang w:val="en-US"/>
-        </w:rPr>
-        <w:t>6</w:t>
-      </w:r>
-      <w:r>
-        <w:rPr>
-          <w:rFonts w:ascii="Arial" w:hAnsi="Arial" w:cs="Arial"/>
-          <w:b/>
-          <w:color w:val="000000"/>
-          <w:sz w:val="22"/>
-          <w:szCs w:val="22"/>
-          <w:lang w:val="id-ID"/>
-        </w:rPr>
         <w:t xml:space="preserve"> </w:t>
       </w:r>
       <w:r>
@@ -3241,42 +2335,12 @@
           <w:szCs w:val="22"/>
           <w:lang w:val="it-IT"/>
         </w:rPr>
-        <w:t>d</w:t>
-      </w:r>
-      <w:r>
-        <w:rPr>
-          <w:rFonts w:ascii="Arial" w:hAnsi="Arial" w:cs="Arial"/>
-          <w:color w:val="000000"/>
-          <w:sz w:val="22"/>
-          <w:szCs w:val="22"/>
-          <w:lang w:val="it-IT"/>
-        </w:rPr>
-        <w:t>engan rincian sebagai beriku</w:t>
-      </w:r>
-      <w:r>
-        <w:rPr>
-          <w:rFonts w:ascii="Arial" w:hAnsi="Arial" w:cs="Arial"/>
-          <w:color w:val="000000"/>
-          <w:sz w:val="22"/>
-          <w:szCs w:val="22"/>
-          <w:lang w:val="it-IT"/>
-        </w:rPr>
-        <w:t>t:</w:t>
-      </w:r>
-      <w:r>
-        <w:rPr>
-          <w:rFonts w:ascii="Arial" w:hAnsi="Arial" w:cs="Arial"/>
-          <w:color w:val="000000"/>
-          <w:sz w:val="22"/>
-          <w:szCs w:val="22"/>
-          <w:lang w:val="it-IT"/>
-        </w:rPr>
-        <w:t xml:space="preserve"> </w:t>
+        <w:t xml:space="preserve">dengan rincian sebagai berikut: </w:t>
       </w:r>
     </w:p>
     <w:tbl>
       <w:tblPr>
-        <w:tblW w:w="0" w:type="auto"/>
+        <w:tblW w:w="7751" w:type="dxa"/>
         <w:tblInd w:w="1526" w:type="dxa"/>
         <w:tblBorders>
           <w:top w:val="single" w:sz="4" w:space="0" w:color="auto"/>
@@ -3289,16 +2353,16 @@
         <w:tblLook w:val="04A0" w:firstRow="1" w:lastRow="0" w:firstColumn="1" w:lastColumn="0" w:noHBand="0" w:noVBand="1"/>
       </w:tblPr>
       <w:tblGrid>
-        <w:gridCol w:w="641"/>
-        <w:gridCol w:w="2042"/>
-        <w:gridCol w:w="1424"/>
-        <w:gridCol w:w="1323"/>
-        <w:gridCol w:w="2042"/>
+        <w:gridCol w:w="555"/>
+        <w:gridCol w:w="2592"/>
+        <w:gridCol w:w="1455"/>
+        <w:gridCol w:w="1261"/>
+        <w:gridCol w:w="1888"/>
       </w:tblGrid>
       <w:tr>
         <w:tc>
           <w:tcPr>
-            <w:tcW w:w="661" w:type="dxa"/>
+            <w:tcW w:w="555" w:type="dxa"/>
           </w:tcPr>
           <w:p>
             <w:pPr>
@@ -3328,7 +2392,7 @@
         </w:tc>
         <w:tc>
           <w:tcPr>
-            <w:tcW w:w="2235" w:type="dxa"/>
+            <w:tcW w:w="2592" w:type="dxa"/>
           </w:tcPr>
           <w:p>
             <w:pPr>
@@ -3358,7 +2422,7 @@
         </w:tc>
         <w:tc>
           <w:tcPr>
-            <w:tcW w:w="1498" w:type="dxa"/>
+            <w:tcW w:w="1455" w:type="dxa"/>
           </w:tcPr>
           <w:p>
             <w:pPr>
@@ -3388,7 +2452,7 @@
         </w:tc>
         <w:tc>
           <w:tcPr>
-            <w:tcW w:w="1402" w:type="dxa"/>
+            <w:tcW w:w="1261" w:type="dxa"/>
           </w:tcPr>
           <w:p>
             <w:pPr>
@@ -3418,7 +2482,7 @@
         </w:tc>
         <w:tc>
           <w:tcPr>
-            <w:tcW w:w="2235" w:type="dxa"/>
+            <w:tcW w:w="1888" w:type="dxa"/>
           </w:tcPr>
           <w:p>
             <w:pPr>
@@ -3450,7 +2514,7 @@
       <w:tr>
         <w:tc>
           <w:tcPr>
-            <w:tcW w:w="661" w:type="dxa"/>
+            <w:tcW w:w="555" w:type="dxa"/>
           </w:tcPr>
           <w:p>
             <w:pPr>
@@ -3478,7 +2542,7 @@
         </w:tc>
         <w:tc>
           <w:tcPr>
-            <w:tcW w:w="2235" w:type="dxa"/>
+            <w:tcW w:w="2592" w:type="dxa"/>
           </w:tcPr>
           <w:p>
             <w:pPr>
@@ -3486,8 +2550,6 @@
               <w:jc w:val="center"/>
               <w:rPr>
                 <w:rFonts w:ascii="Tahoma" w:hAnsi="Tahoma" w:cs="Tahoma"/>
-                <w:b/>
-                <w:bCs/>
                 <w:color w:val="0000FF"/>
                 <w:sz w:val="22"/>
                 <w:szCs w:val="22"/>
@@ -3497,221 +2559,18 @@
             <w:r>
               <w:rPr>
                 <w:rFonts w:ascii="Tahoma" w:hAnsi="Tahoma" w:cs="Tahoma"/>
-                <w:b/>
-                <w:bCs/>
                 <w:color w:val="0000FF"/>
                 <w:sz w:val="22"/>
                 <w:szCs w:val="22"/>
                 <w:lang w:val="en-US"/>
               </w:rPr>
-              <w:t>Januari 202</w:t>
-            </w:r>
-            <w:r>
-              <w:rPr>
-                <w:rFonts w:ascii="Tahoma" w:hAnsi="Tahoma" w:cs="Tahoma"/>
-                <w:b/>
-                <w:bCs/>
-                <w:color w:val="0000FF"/>
-                <w:sz w:val="22"/>
-                <w:szCs w:val="22"/>
-                <w:lang w:val="en-US"/>
-              </w:rPr>
-              <w:t>6</w:t>
+              <w:t>{{ bulan_tagihan }} {{ tahun_tagihan }}</w:t>
             </w:r>
           </w:p>
         </w:tc>
         <w:tc>
           <w:tcPr>
-            <w:tcW w:w="1498" w:type="dxa"/>
-          </w:tcPr>
-          <w:p>
-            <w:pPr>
-              <w:spacing w:line="360" w:lineRule="auto"/>
-              <w:jc w:val="center"/>
-              <w:rPr>
-                <w:rFonts w:ascii="Tahoma" w:hAnsi="Tahoma" w:cs="Tahoma"/>
-                <w:b/>
-                <w:bCs/>
-                <w:color w:val="000000"/>
-                <w:sz w:val="22"/>
-                <w:szCs w:val="22"/>
-                <w:lang w:val="it-IT"/>
-              </w:rPr>
-            </w:pPr>
-            <w:r>
-              <w:rPr>
-                <w:rFonts w:ascii="Tahoma" w:hAnsi="Tahoma" w:cs="Tahoma"/>
-                <w:b/>
-                <w:bCs/>
-                <w:color w:val="000000"/>
-                <w:sz w:val="22"/>
-                <w:szCs w:val="22"/>
-                <w:lang w:val="it-IT"/>
-              </w:rPr>
-              <w:fldChar w:fldCharType="begin"/>
-            </w:r>
-            <w:r>
-              <w:rPr>
-                <w:rFonts w:ascii="Tahoma" w:hAnsi="Tahoma" w:cs="Tahoma"/>
-                <w:b/>
-                <w:bCs/>
-                <w:color w:val="000000"/>
-                <w:sz w:val="22"/>
-                <w:szCs w:val="22"/>
-                <w:lang w:val="it-IT"/>
-              </w:rPr>
-              <w:instrText xml:space="preserve"> MERGEFIELD JUMLAH </w:instrText>
-            </w:r>
-            <w:r>
-              <w:rPr>
-                <w:rFonts w:ascii="Tahoma" w:hAnsi="Tahoma" w:cs="Tahoma"/>
-                <w:b/>
-                <w:color w:val="000000"/>
-                <w:sz w:val="22"/>
-                <w:szCs w:val="22"/>
-                <w:lang w:val="it-IT"/>
-              </w:rPr>
-              <w:instrText>\#  0,00</w:instrText>
-            </w:r>
-            <w:r>
-              <w:rPr>
-                <w:rFonts w:ascii="Tahoma" w:hAnsi="Tahoma" w:cs="Tahoma"/>
-                <w:b/>
-                <w:bCs/>
-                <w:color w:val="000000"/>
-                <w:sz w:val="22"/>
-                <w:szCs w:val="22"/>
-                <w:lang w:val="it-IT"/>
-              </w:rPr>
-              <w:instrText xml:space="preserve"> </w:instrText>
-            </w:r>
-            <w:r>
-              <w:rPr>
-                <w:rFonts w:ascii="Tahoma" w:hAnsi="Tahoma" w:cs="Tahoma"/>
-                <w:b/>
-                <w:bCs/>
-                <w:color w:val="000000"/>
-                <w:sz w:val="22"/>
-                <w:szCs w:val="22"/>
-                <w:lang w:val="it-IT"/>
-              </w:rPr>
-              <w:fldChar w:fldCharType="separate"/>
-            </w:r>
-            <w:r>
-              <w:rPr>
-                <w:rFonts w:ascii="Tahoma" w:hAnsi="Tahoma" w:cs="Tahoma"/>
-                <w:b/>
-                <w:noProof/>
-                <w:color w:val="000000"/>
-                <w:sz w:val="22"/>
-                <w:szCs w:val="22"/>
-                <w:lang w:val="it-IT"/>
-              </w:rPr>
-              <w:t>425,000</w:t>
-            </w:r>
-            <w:r>
-              <w:rPr>
-                <w:rFonts w:ascii="Tahoma" w:hAnsi="Tahoma" w:cs="Tahoma"/>
-                <w:b/>
-                <w:bCs/>
-                <w:color w:val="000000"/>
-                <w:sz w:val="22"/>
-                <w:szCs w:val="22"/>
-                <w:lang w:val="it-IT"/>
-              </w:rPr>
-              <w:fldChar w:fldCharType="end"/>
-            </w:r>
-          </w:p>
-        </w:tc>
-        <w:tc>
-          <w:tcPr>
-            <w:tcW w:w="1402" w:type="dxa"/>
-          </w:tcPr>
-          <w:p>
-            <w:pPr>
-              <w:spacing w:line="360" w:lineRule="auto"/>
-              <w:jc w:val="center"/>
-              <w:rPr>
-                <w:rFonts w:ascii="Tahoma" w:hAnsi="Tahoma" w:cs="Tahoma"/>
-                <w:b/>
-                <w:color w:val="000000"/>
-                <w:sz w:val="22"/>
-                <w:szCs w:val="22"/>
-                <w:lang w:val="it-IT"/>
-              </w:rPr>
-            </w:pPr>
-            <w:r>
-              <w:rPr>
-                <w:rFonts w:ascii="Tahoma" w:hAnsi="Tahoma" w:cs="Tahoma"/>
-                <w:b/>
-                <w:color w:val="000000"/>
-                <w:sz w:val="22"/>
-                <w:szCs w:val="22"/>
-                <w:lang w:val="it-IT"/>
-              </w:rPr>
-              <w:fldChar w:fldCharType="begin"/>
-            </w:r>
-            <w:r>
-              <w:rPr>
-                <w:rFonts w:ascii="Tahoma" w:hAnsi="Tahoma" w:cs="Tahoma"/>
-                <w:b/>
-                <w:color w:val="000000"/>
-                <w:sz w:val="22"/>
-                <w:szCs w:val="22"/>
-                <w:lang w:val="it-IT"/>
-              </w:rPr>
-              <w:instrText xml:space="preserve"> MERGEFIELD DENDA </w:instrText>
-            </w:r>
-            <w:r>
-              <w:rPr>
-                <w:rFonts w:ascii="Tahoma" w:hAnsi="Tahoma" w:cs="Tahoma"/>
-                <w:b/>
-                <w:color w:val="000000"/>
-                <w:sz w:val="22"/>
-                <w:szCs w:val="22"/>
-                <w:lang w:val="it-IT"/>
-              </w:rPr>
-              <w:instrText>\#  0,00</w:instrText>
-            </w:r>
-            <w:r>
-              <w:rPr>
-                <w:rFonts w:ascii="Tahoma" w:hAnsi="Tahoma" w:cs="Tahoma"/>
-                <w:b/>
-                <w:color w:val="000000"/>
-                <w:sz w:val="22"/>
-                <w:szCs w:val="22"/>
-                <w:lang w:val="it-IT"/>
-              </w:rPr>
-              <w:fldChar w:fldCharType="separate"/>
-            </w:r>
-            <w:r>
-              <w:rPr>
-                <w:rFonts w:ascii="Tahoma" w:hAnsi="Tahoma" w:cs="Tahoma"/>
-                <w:b/>
-                <w:noProof/>
-                <w:color w:val="000000"/>
-                <w:sz w:val="22"/>
-                <w:szCs w:val="22"/>
-                <w:lang w:val="it-IT"/>
-              </w:rPr>
-              <w:t>8,500</w:t>
-            </w:r>
-            <w:r>
-              <w:rPr>
-                <w:rFonts w:ascii="Tahoma" w:hAnsi="Tahoma" w:cs="Tahoma"/>
-                <w:b/>
-                <w:color w:val="000000"/>
-                <w:sz w:val="22"/>
-                <w:szCs w:val="22"/>
-                <w:lang w:val="it-IT"/>
-              </w:rPr>
-              <w:fldChar w:fldCharType="end"/>
-            </w:r>
-          </w:p>
-        </w:tc>
-        <w:tc>
-          <w:tcPr>
-            <w:tcW w:w="2235" w:type="dxa"/>
+            <w:tcW w:w="1455" w:type="dxa"/>
           </w:tcPr>
           <w:p>
             <w:pPr>
@@ -3733,8 +2592,26 @@
                 <w:szCs w:val="22"/>
                 <w:lang w:val="it-IT"/>
               </w:rPr>
-              <w:fldChar w:fldCharType="begin"/>
+              <w:t>{{ sewa_price }}</w:t>
             </w:r>
+          </w:p>
+        </w:tc>
+        <w:tc>
+          <w:tcPr>
+            <w:tcW w:w="1261" w:type="dxa"/>
+          </w:tcPr>
+          <w:p>
+            <w:pPr>
+              <w:spacing w:line="360" w:lineRule="auto"/>
+              <w:jc w:val="center"/>
+              <w:rPr>
+                <w:rFonts w:ascii="Tahoma" w:hAnsi="Tahoma" w:cs="Tahoma"/>
+                <w:color w:val="000000"/>
+                <w:sz w:val="22"/>
+                <w:szCs w:val="22"/>
+                <w:lang w:val="it-IT"/>
+              </w:rPr>
+            </w:pPr>
             <w:r>
               <w:rPr>
                 <w:rFonts w:ascii="Tahoma" w:hAnsi="Tahoma" w:cs="Tahoma"/>
@@ -3743,41 +2620,26 @@
                 <w:szCs w:val="22"/>
                 <w:lang w:val="it-IT"/>
               </w:rPr>
-              <w:instrText xml:space="preserve"> MERGEFIELD TOTAL_</w:instrText>
+              <w:t>{{ denda }}</w:t>
             </w:r>
-            <w:r>
+          </w:p>
+        </w:tc>
+        <w:tc>
+          <w:tcPr>
+            <w:tcW w:w="1888" w:type="dxa"/>
+          </w:tcPr>
+          <w:p>
+            <w:pPr>
+              <w:spacing w:line="360" w:lineRule="auto"/>
+              <w:jc w:val="center"/>
               <w:rPr>
                 <w:rFonts w:ascii="Tahoma" w:hAnsi="Tahoma" w:cs="Tahoma"/>
-                <w:b/>
                 <w:color w:val="000000"/>
                 <w:sz w:val="22"/>
                 <w:szCs w:val="22"/>
                 <w:lang w:val="it-IT"/>
               </w:rPr>
-              <w:instrText>\#  0</w:instrText>
-            </w:r>
-            <w:r>
-              <w:rPr>
-                <w:rFonts w:ascii="Tahoma" w:hAnsi="Tahoma" w:cs="Tahoma"/>
-                <w:b/>
-                <w:color w:val="000000"/>
-                <w:sz w:val="22"/>
-                <w:szCs w:val="22"/>
-                <w:lang w:val="it-IT"/>
-              </w:rPr>
-              <w:instrText>,</w:instrText>
-            </w:r>
-            <w:r>
-              <w:rPr>
-                <w:rFonts w:ascii="Tahoma" w:hAnsi="Tahoma" w:cs="Tahoma"/>
-                <w:b/>
-                <w:color w:val="000000"/>
-                <w:sz w:val="22"/>
-                <w:szCs w:val="22"/>
-                <w:lang w:val="it-IT"/>
-              </w:rPr>
-              <w:instrText>00</w:instrText>
-            </w:r>
+            </w:pPr>
             <w:r>
               <w:rPr>
                 <w:rFonts w:ascii="Tahoma" w:hAnsi="Tahoma" w:cs="Tahoma"/>
@@ -3786,39 +2648,7 @@
                 <w:szCs w:val="22"/>
                 <w:lang w:val="it-IT"/>
               </w:rPr>
-              <w:instrText xml:space="preserve"> </w:instrText>
-            </w:r>
-            <w:r>
-              <w:rPr>
-                <w:rFonts w:ascii="Tahoma" w:hAnsi="Tahoma" w:cs="Tahoma"/>
-                <w:color w:val="000000"/>
-                <w:sz w:val="22"/>
-                <w:szCs w:val="22"/>
-                <w:lang w:val="it-IT"/>
-              </w:rPr>
-              <w:fldChar w:fldCharType="separate"/>
-            </w:r>
-            <w:r>
-              <w:rPr>
-                <w:rFonts w:ascii="Tahoma" w:hAnsi="Tahoma" w:cs="Tahoma"/>
-                <w:b/>
-                <w:noProof/>
-                <w:color w:val="000000"/>
-                <w:sz w:val="22"/>
-                <w:szCs w:val="22"/>
-                <w:lang w:val="it-IT"/>
-              </w:rPr>
-              <w:t>433,500</w:t>
-            </w:r>
-            <w:r>
-              <w:rPr>
-                <w:rFonts w:ascii="Tahoma" w:hAnsi="Tahoma" w:cs="Tahoma"/>
-                <w:color w:val="000000"/>
-                <w:sz w:val="22"/>
-                <w:szCs w:val="22"/>
-                <w:lang w:val="it-IT"/>
-              </w:rPr>
-              <w:fldChar w:fldCharType="end"/>
+              <w:t>{{ total_bayar }}</w:t>
             </w:r>
           </w:p>
         </w:tc>
@@ -3826,7 +2656,7 @@
       <w:tr>
         <w:tc>
           <w:tcPr>
-            <w:tcW w:w="661" w:type="dxa"/>
+            <w:tcW w:w="555" w:type="dxa"/>
           </w:tcPr>
           <w:p>
             <w:pPr>
@@ -3844,7 +2674,7 @@
         </w:tc>
         <w:tc>
           <w:tcPr>
-            <w:tcW w:w="2235" w:type="dxa"/>
+            <w:tcW w:w="2592" w:type="dxa"/>
           </w:tcPr>
           <w:p>
             <w:pPr>
@@ -3862,7 +2692,7 @@
         </w:tc>
         <w:tc>
           <w:tcPr>
-            <w:tcW w:w="1498" w:type="dxa"/>
+            <w:tcW w:w="1455" w:type="dxa"/>
           </w:tcPr>
           <w:p>
             <w:pPr>
@@ -3880,7 +2710,7 @@
         </w:tc>
         <w:tc>
           <w:tcPr>
-            <w:tcW w:w="1402" w:type="dxa"/>
+            <w:tcW w:w="1261" w:type="dxa"/>
           </w:tcPr>
           <w:p>
             <w:pPr>
@@ -3898,7 +2728,7 @@
         </w:tc>
         <w:tc>
           <w:tcPr>
-            <w:tcW w:w="2235" w:type="dxa"/>
+            <w:tcW w:w="1888" w:type="dxa"/>
           </w:tcPr>
           <w:p>
             <w:pPr>
@@ -3918,7 +2748,7 @@
       <w:tr>
         <w:tc>
           <w:tcPr>
-            <w:tcW w:w="2896" w:type="dxa"/>
+            <w:tcW w:w="3147" w:type="dxa"/>
             <w:gridSpan w:val="2"/>
           </w:tcPr>
           <w:p>
@@ -3949,7 +2779,7 @@
         </w:tc>
         <w:tc>
           <w:tcPr>
-            <w:tcW w:w="1498" w:type="dxa"/>
+            <w:tcW w:w="1455" w:type="dxa"/>
           </w:tcPr>
           <w:p>
             <w:pPr>
@@ -3967,7 +2797,7 @@
         </w:tc>
         <w:tc>
           <w:tcPr>
-            <w:tcW w:w="1402" w:type="dxa"/>
+            <w:tcW w:w="1261" w:type="dxa"/>
           </w:tcPr>
           <w:p>
             <w:pPr>
@@ -3985,7 +2815,7 @@
         </w:tc>
         <w:tc>
           <w:tcPr>
-            <w:tcW w:w="2235" w:type="dxa"/>
+            <w:tcW w:w="1887" w:type="dxa"/>
           </w:tcPr>
           <w:p>
             <w:pPr>
@@ -4021,107 +2851,7 @@
                 <w:szCs w:val="22"/>
                 <w:lang w:val="it-IT"/>
               </w:rPr>
-              <w:fldChar w:fldCharType="begin"/>
-            </w:r>
-            <w:r>
-              <w:rPr>
-                <w:rFonts w:ascii="Tahoma" w:hAnsi="Tahoma" w:cs="Tahoma"/>
-                <w:b/>
-                <w:color w:val="000000"/>
-                <w:sz w:val="22"/>
-                <w:szCs w:val="22"/>
-                <w:lang w:val="it-IT"/>
-              </w:rPr>
-              <w:instrText xml:space="preserve"> </w:instrText>
-            </w:r>
-            <w:r>
-              <w:rPr>
-                <w:rFonts w:ascii="Tahoma" w:hAnsi="Tahoma" w:cs="Tahoma"/>
-                <w:b/>
-                <w:color w:val="000000"/>
-                <w:sz w:val="22"/>
-                <w:szCs w:val="22"/>
-                <w:lang w:val="it-IT"/>
-              </w:rPr>
-              <w:instrText>\</w:instrText>
-            </w:r>
-            <w:r>
-              <w:rPr>
-                <w:rFonts w:ascii="Tahoma" w:hAnsi="Tahoma" w:cs="Tahoma"/>
-                <w:b/>
-                <w:color w:val="000000"/>
-                <w:sz w:val="22"/>
-                <w:szCs w:val="22"/>
-                <w:lang w:val="it-IT"/>
-              </w:rPr>
-              <w:instrText>MERGEFIELD TOTAL_ \#</w:instrText>
-            </w:r>
-            <w:r>
-              <w:rPr>
-                <w:rFonts w:ascii="Tahoma" w:hAnsi="Tahoma" w:cs="Tahoma"/>
-                <w:b/>
-                <w:color w:val="000000"/>
-                <w:sz w:val="22"/>
-                <w:szCs w:val="22"/>
-                <w:lang w:val="it-IT"/>
-              </w:rPr>
-              <w:instrText xml:space="preserve"> 0</w:instrText>
-            </w:r>
-            <w:r>
-              <w:rPr>
-                <w:rFonts w:ascii="Tahoma" w:hAnsi="Tahoma" w:cs="Tahoma"/>
-                <w:b/>
-                <w:color w:val="000000"/>
-                <w:sz w:val="22"/>
-                <w:szCs w:val="22"/>
-                <w:lang w:val="it-IT"/>
-              </w:rPr>
-              <w:instrText>,</w:instrText>
-            </w:r>
-            <w:r>
-              <w:rPr>
-                <w:rFonts w:ascii="Tahoma" w:hAnsi="Tahoma" w:cs="Tahoma"/>
-                <w:b/>
-                <w:color w:val="000000"/>
-                <w:sz w:val="22"/>
-                <w:szCs w:val="22"/>
-                <w:lang w:val="it-IT"/>
-              </w:rPr>
-              <w:instrText>00</w:instrText>
-            </w:r>
-            <w:r>
-              <w:rPr>
-                <w:rFonts w:ascii="Tahoma" w:hAnsi="Tahoma" w:cs="Tahoma"/>
-                <w:b/>
-                <w:color w:val="000000"/>
-                <w:sz w:val="22"/>
-                <w:szCs w:val="22"/>
-                <w:lang w:val="it-IT"/>
-              </w:rPr>
-              <w:fldChar w:fldCharType="separate"/>
-            </w:r>
-            <w:r>
-              <w:rPr>
-                <w:rFonts w:ascii="Tahoma" w:hAnsi="Tahoma" w:cs="Tahoma"/>
-                <w:b/>
-                <w:noProof/>
-                <w:color w:val="000000"/>
-                <w:sz w:val="22"/>
-                <w:szCs w:val="22"/>
-                <w:lang w:val="it-IT"/>
-              </w:rPr>
-              <w:t>433,500</w:t>
-            </w:r>
-            <w:r>
-              <w:rPr>
-                <w:rFonts w:ascii="Tahoma" w:hAnsi="Tahoma" w:cs="Tahoma"/>
-                <w:b/>
-                <w:color w:val="000000"/>
-                <w:sz w:val="22"/>
-                <w:szCs w:val="22"/>
-                <w:lang w:val="it-IT"/>
-              </w:rPr>
-              <w:fldChar w:fldCharType="end"/>
+              <w:t>{{ total_bayar }}</w:t>
             </w:r>
           </w:p>
         </w:tc>
@@ -4209,7 +2939,7 @@
         <mc:AlternateContent>
           <mc:Choice Requires="wps">
             <w:drawing>
-              <wp:anchor distT="0" distB="0" distL="114300" distR="114300" simplePos="0" relativeHeight="251659264" behindDoc="0" locked="0" layoutInCell="1" allowOverlap="1" wp14:anchorId="687F2C7E" wp14:editId="62654AE8">
+              <wp:anchor distT="0" distB="0" distL="114300" distR="114300" simplePos="0" relativeHeight="251663360" behindDoc="0" locked="0" layoutInCell="1" allowOverlap="1" wp14:anchorId="2426F950" wp14:editId="06373DF8">
                 <wp:simplePos x="0" y="0"/>
                 <wp:positionH relativeFrom="column">
                   <wp:posOffset>3464560</wp:posOffset>
@@ -4398,7 +3128,7 @@
                                 <w:sz w:val="22"/>
                                 <w:szCs w:val="22"/>
                               </w:rPr>
-                              <w:t>KOKO, S.E., M.M.</w:t>
+                              <w:t>{{ nama_kepala_uptd }}</w:t>
                             </w:r>
                           </w:p>
                           <w:p>
@@ -4406,6 +3136,7 @@
                               <w:jc w:val="center"/>
                               <w:rPr>
                                 <w:rFonts w:ascii="Arial" w:hAnsi="Arial" w:cs="Arial"/>
+                                <w:b/>
                                 <w:sz w:val="22"/>
                                 <w:szCs w:val="22"/>
                               </w:rPr>
@@ -4416,7 +3147,7 @@
                                 <w:sz w:val="22"/>
                                 <w:szCs w:val="22"/>
                               </w:rPr>
-                              <w:t>Pembina</w:t>
+                              <w:t>{{ pangkat_kepala_uptd }}</w:t>
                             </w:r>
                           </w:p>
                           <w:p>
@@ -4436,16 +3167,14 @@
                               </w:rPr>
                               <w:t xml:space="preserve">NIP. </w:t>
                             </w:r>
-                            <w:bookmarkStart w:id="0" w:name="_Hlk141443753"/>
                             <w:r>
                               <w:rPr>
                                 <w:rFonts w:ascii="Arial" w:hAnsi="Arial" w:cs="Arial"/>
                                 <w:sz w:val="22"/>
                                 <w:szCs w:val="22"/>
                               </w:rPr>
-                              <w:t>19810323 200801 1 004</w:t>
+                              <w:t>{{ nip_kepala_uptd }}</w:t>
                             </w:r>
-                            <w:bookmarkEnd w:id="0"/>
                           </w:p>
                           <w:p>
                             <w:pPr>
@@ -4474,7 +3203,7 @@
           </mc:Choice>
           <mc:Fallback>
             <w:pict>
-              <v:shape w14:anchorId="687F2C7E" id="Text Box 182" o:spid="_x0000_s1029" type="#_x0000_t202" style="position:absolute;left:0;text-align:left;margin-left:272.8pt;margin-top:4.3pt;width:203.85pt;height:130.8pt;z-index:251659264;visibility:visible;mso-wrap-style:square;mso-width-percent:0;mso-height-percent:0;mso-wrap-distance-left:9pt;mso-wrap-distance-top:0;mso-wrap-distance-right:9pt;mso-wrap-distance-bottom:0;mso-position-horizontal:absolute;mso-position-horizontal-relative:text;mso-position-vertical:absolute;mso-position-vertical-relative:text;mso-width-percent:0;mso-height-percent:0;mso-width-relative:margin;mso-height-relative:margin;v-text-anchor:top" o:gfxdata="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" stroked="f">
+              <v:shape w14:anchorId="2426F950" id="Text Box 182" o:spid="_x0000_s1029" type="#_x0000_t202" style="position:absolute;left:0;text-align:left;margin-left:272.8pt;margin-top:4.3pt;width:203.85pt;height:130.8pt;z-index:251663360;visibility:visible;mso-wrap-style:square;mso-width-percent:0;mso-height-percent:0;mso-wrap-distance-left:9pt;mso-wrap-distance-top:0;mso-wrap-distance-right:9pt;mso-wrap-distance-bottom:0;mso-position-horizontal:absolute;mso-position-horizontal-relative:text;mso-position-vertical:absolute;mso-position-vertical-relative:text;mso-width-percent:0;mso-height-percent:0;mso-width-relative:margin;mso-height-relative:margin;v-text-anchor:top" o:gfxdata="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" stroked="f">
                 <v:textbox>
                   <w:txbxContent>
                     <w:p>
@@ -4616,7 +3345,7 @@
                           <w:sz w:val="22"/>
                           <w:szCs w:val="22"/>
                         </w:rPr>
-                        <w:t>KOKO, S.E., M.M.</w:t>
+                        <w:t>{{ nama_kepala_uptd }}</w:t>
                       </w:r>
                     </w:p>
                     <w:p>
@@ -4624,6 +3353,7 @@
                         <w:jc w:val="center"/>
                         <w:rPr>
                           <w:rFonts w:ascii="Arial" w:hAnsi="Arial" w:cs="Arial"/>
+                          <w:b/>
                           <w:sz w:val="22"/>
                           <w:szCs w:val="22"/>
                         </w:rPr>
@@ -4634,7 +3364,7 @@
                           <w:sz w:val="22"/>
                           <w:szCs w:val="22"/>
                         </w:rPr>
-                        <w:t>Pembina</w:t>
+                        <w:t>{{ pangkat_kepala_uptd }}</w:t>
                       </w:r>
                     </w:p>
                     <w:p>
@@ -4654,16 +3384,14 @@
                         </w:rPr>
                         <w:t xml:space="preserve">NIP. </w:t>
                       </w:r>
-                      <w:bookmarkStart w:id="1" w:name="_Hlk141443753"/>
                       <w:r>
                         <w:rPr>
                           <w:rFonts w:ascii="Arial" w:hAnsi="Arial" w:cs="Arial"/>
                           <w:sz w:val="22"/>
                           <w:szCs w:val="22"/>
                         </w:rPr>
-                        <w:t>19810323 200801 1 004</w:t>
+                        <w:t>{{ nip_kepala_uptd }}</w:t>
                       </w:r>
-                      <w:bookmarkEnd w:id="1"/>
                     </w:p>
                     <w:p>
                       <w:pPr>
@@ -4792,45 +3520,49 @@
           <w:lang w:val="en-US"/>
         </w:rPr>
       </w:pPr>
-      <w:proofErr w:type="gramStart"/>
       <w:r>
         <w:rPr>
           <w:lang w:val="en-US"/>
         </w:rPr>
-        <w:t>NB :</w:t>
-      </w:r>
-      <w:proofErr w:type="gramEnd"/>
+        <w:lastRenderedPageBreak/>
+        <w:t xml:space="preserve">NB : </w:t>
+      </w:r>
       <w:r>
         <w:rPr>
           <w:lang w:val="en-US"/>
         </w:rPr>
-        <w:t xml:space="preserve"> </w:t>
+        <w:tab/>
       </w:r>
       <w:r>
         <w:rPr>
           <w:lang w:val="en-US"/>
         </w:rPr>
-        <w:tab/>
+        <w:t xml:space="preserve">Apabila sudah melakukan transaksi </w:t>
       </w:r>
       <w:r>
         <w:rPr>
           <w:lang w:val="en-US"/>
         </w:rPr>
-        <w:t xml:space="preserve">Apabila sudah melakukan transaksi </w:t>
+        <w:t>p</w:t>
       </w:r>
       <w:r>
         <w:rPr>
           <w:lang w:val="en-US"/>
         </w:rPr>
-        <w:t>p</w:t>
-      </w:r>
-      <w:r>
+        <w:t>embayaran diharapkan untuk segera konfirmasi ke pihak pengelola UPTD Rusunawa</w:t>
+      </w:r>
+    </w:p>
+    <w:p>
+      <w:pPr>
+        <w:tabs>
+          <w:tab w:val="left" w:pos="5245"/>
+        </w:tabs>
         <w:rPr>
           <w:lang w:val="en-US"/>
         </w:rPr>
-        <w:t>embayaran diharapkan untuk segera konfirmasi ke pihak pengelola UPTD Rusunawa</w:t>
-      </w:r>
+      </w:pPr>
     </w:p>
+    <w:p/>
     <w:sectPr>
       <w:pgSz w:w="11907" w:h="16839" w:code="9"/>
       <w:pgMar w:top="426" w:right="1481" w:bottom="180" w:left="1418" w:header="709" w:footer="709" w:gutter="0"/>
@@ -7455,6 +6187,50 @@
     <w:lsdException w:name="Subtitle" w:qFormat="1"/>
     <w:lsdException w:name="Strong" w:qFormat="1"/>
     <w:lsdException w:name="Emphasis" w:qFormat="1"/>
+    <w:lsdException w:name="Normal Table" w:semiHidden="1" w:unhideWhenUsed="1"/>
+    <w:lsdException w:name="Table Simple 1" w:semiHidden="1" w:unhideWhenUsed="1"/>
+    <w:lsdException w:name="Table Simple 2" w:semiHidden="1" w:unhideWhenUsed="1"/>
+    <w:lsdException w:name="Table Simple 3" w:semiHidden="1" w:unhideWhenUsed="1"/>
+    <w:lsdException w:name="Table Classic 1" w:semiHidden="1" w:unhideWhenUsed="1"/>
+    <w:lsdException w:name="Table Classic 2" w:semiHidden="1" w:unhideWhenUsed="1"/>
+    <w:lsdException w:name="Table Classic 3" w:semiHidden="1" w:unhideWhenUsed="1"/>
+    <w:lsdException w:name="Table Classic 4" w:semiHidden="1" w:unhideWhenUsed="1"/>
+    <w:lsdException w:name="Table Colorful 1" w:semiHidden="1" w:unhideWhenUsed="1"/>
+    <w:lsdException w:name="Table Colorful 2" w:semiHidden="1" w:unhideWhenUsed="1"/>
+    <w:lsdException w:name="Table Colorful 3" w:semiHidden="1" w:unhideWhenUsed="1"/>
+    <w:lsdException w:name="Table Columns 1" w:semiHidden="1" w:unhideWhenUsed="1"/>
+    <w:lsdException w:name="Table Columns 2" w:semiHidden="1" w:unhideWhenUsed="1"/>
+    <w:lsdException w:name="Table Columns 3" w:semiHidden="1" w:unhideWhenUsed="1"/>
+    <w:lsdException w:name="Table Columns 4" w:semiHidden="1" w:unhideWhenUsed="1"/>
+    <w:lsdException w:name="Table Columns 5" w:semiHidden="1" w:unhideWhenUsed="1"/>
+    <w:lsdException w:name="Table Grid 1" w:semiHidden="1" w:unhideWhenUsed="1"/>
+    <w:lsdException w:name="Table Grid 2" w:semiHidden="1" w:unhideWhenUsed="1"/>
+    <w:lsdException w:name="Table Grid 3" w:semiHidden="1" w:unhideWhenUsed="1"/>
+    <w:lsdException w:name="Table Grid 4" w:semiHidden="1" w:unhideWhenUsed="1"/>
+    <w:lsdException w:name="Table Grid 5" w:semiHidden="1" w:unhideWhenUsed="1"/>
+    <w:lsdException w:name="Table Grid 6" w:semiHidden="1" w:unhideWhenUsed="1"/>
+    <w:lsdException w:name="Table Grid 7" w:semiHidden="1" w:unhideWhenUsed="1"/>
+    <w:lsdException w:name="Table Grid 8" w:semiHidden="1" w:unhideWhenUsed="1"/>
+    <w:lsdException w:name="Table List 1" w:semiHidden="1" w:unhideWhenUsed="1"/>
+    <w:lsdException w:name="Table List 2" w:semiHidden="1" w:unhideWhenUsed="1"/>
+    <w:lsdException w:name="Table List 3" w:semiHidden="1" w:unhideWhenUsed="1"/>
+    <w:lsdException w:name="Table List 4" w:semiHidden="1" w:unhideWhenUsed="1"/>
+    <w:lsdException w:name="Table List 5" w:semiHidden="1" w:unhideWhenUsed="1"/>
+    <w:lsdException w:name="Table List 6" w:semiHidden="1" w:unhideWhenUsed="1"/>
+    <w:lsdException w:name="Table List 7" w:semiHidden="1" w:unhideWhenUsed="1"/>
+    <w:lsdException w:name="Table List 8" w:semiHidden="1" w:unhideWhenUsed="1"/>
+    <w:lsdException w:name="Table 3D effects 1" w:semiHidden="1" w:unhideWhenUsed="1"/>
+    <w:lsdException w:name="Table 3D effects 2" w:semiHidden="1" w:unhideWhenUsed="1"/>
+    <w:lsdException w:name="Table 3D effects 3" w:semiHidden="1" w:unhideWhenUsed="1"/>
+    <w:lsdException w:name="Table Contemporary" w:semiHidden="1" w:unhideWhenUsed="1"/>
+    <w:lsdException w:name="Table Elegant" w:semiHidden="1" w:unhideWhenUsed="1"/>
+    <w:lsdException w:name="Table Professional" w:semiHidden="1" w:unhideWhenUsed="1"/>
+    <w:lsdException w:name="Table Subtle 1" w:semiHidden="1" w:unhideWhenUsed="1"/>
+    <w:lsdException w:name="Table Subtle 2" w:semiHidden="1" w:unhideWhenUsed="1"/>
+    <w:lsdException w:name="Table Web 1" w:semiHidden="1" w:unhideWhenUsed="1"/>
+    <w:lsdException w:name="Table Web 2" w:semiHidden="1" w:unhideWhenUsed="1"/>
+    <w:lsdException w:name="Table Web 3" w:semiHidden="1" w:unhideWhenUsed="1"/>
+    <w:lsdException w:name="Table Theme" w:semiHidden="1" w:unhideWhenUsed="1"/>
     <w:lsdException w:name="Placeholder Text" w:semiHidden="1" w:uiPriority="99"/>
     <w:lsdException w:name="No Spacing" w:uiPriority="1" w:qFormat="1"/>
     <w:lsdException w:name="Light Shading" w:uiPriority="60"/>
@@ -7689,6 +6465,7 @@
     <w:name w:val="heading 1"/>
     <w:basedOn w:val="Normal"/>
     <w:next w:val="Normal"/>
+    <w:link w:val="Heading1Char"/>
     <w:qFormat/>
     <w:pPr>
       <w:keepNext/>
@@ -7708,6 +6485,7 @@
     <w:name w:val="heading 3"/>
     <w:basedOn w:val="Normal"/>
     <w:next w:val="Normal"/>
+    <w:link w:val="Heading3Char"/>
     <w:qFormat/>
     <w:pPr>
       <w:keepNext/>
@@ -7723,6 +6501,7 @@
     <w:name w:val="heading 4"/>
     <w:basedOn w:val="Normal"/>
     <w:next w:val="Normal"/>
+    <w:link w:val="Heading4Char"/>
     <w:qFormat/>
     <w:pPr>
       <w:keepNext/>
@@ -7736,11 +6515,15 @@
   </w:style>
   <w:style w:type="character" w:default="1" w:styleId="DefaultParagraphFont">
     <w:name w:val="Default Paragraph Font"/>
+    <w:uiPriority w:val="1"/>
     <w:semiHidden/>
+    <w:unhideWhenUsed/>
   </w:style>
   <w:style w:type="table" w:default="1" w:styleId="TableNormal">
     <w:name w:val="Normal Table"/>
+    <w:uiPriority w:val="99"/>
     <w:semiHidden/>
+    <w:unhideWhenUsed/>
     <w:tblPr>
       <w:tblInd w:w="0" w:type="dxa"/>
       <w:tblCellMar>
@@ -7753,7 +6536,9 @@
   </w:style>
   <w:style w:type="numbering" w:default="1" w:styleId="NoList">
     <w:name w:val="No List"/>
+    <w:uiPriority w:val="99"/>
     <w:semiHidden/>
+    <w:unhideWhenUsed/>
   </w:style>
   <w:style w:type="paragraph" w:styleId="BodyTextIndent">
     <w:name w:val="Body Text Indent"/>
@@ -7772,6 +6557,7 @@
   <w:style w:type="paragraph" w:styleId="Title">
     <w:name w:val="Title"/>
     <w:basedOn w:val="Normal"/>
+    <w:link w:val="TitleChar"/>
     <w:qFormat/>
     <w:pPr>
       <w:tabs>
@@ -7837,6 +6623,59 @@
       <w:sz w:val="16"/>
       <w:szCs w:val="16"/>
       <w:lang w:val="en-GB"/>
+    </w:rPr>
+  </w:style>
+  <w:style w:type="character" w:customStyle="1" w:styleId="Heading1Char">
+    <w:name w:val="Heading 1 Char"/>
+    <w:basedOn w:val="DefaultParagraphFont"/>
+    <w:link w:val="Heading1"/>
+    <w:rsid w:val="00E87133"/>
+    <w:rPr>
+      <w:rFonts w:ascii="Addington bc" w:hAnsi="Addington bc" w:cs="Arial"/>
+      <w:color w:val="000000"/>
+      <w:sz w:val="36"/>
+      <w:szCs w:val="24"/>
+      <w:lang w:val="en-GB" w:eastAsia="en-US"/>
+    </w:rPr>
+  </w:style>
+  <w:style w:type="character" w:customStyle="1" w:styleId="Heading3Char">
+    <w:name w:val="Heading 3 Char"/>
+    <w:basedOn w:val="DefaultParagraphFont"/>
+    <w:link w:val="Heading3"/>
+    <w:rsid w:val="00E87133"/>
+    <w:rPr>
+      <w:rFonts w:ascii="Addington bc" w:hAnsi="Addington bc" w:cs="Arial"/>
+      <w:color w:val="000000"/>
+      <w:sz w:val="32"/>
+      <w:szCs w:val="24"/>
+      <w:lang w:val="en-GB" w:eastAsia="en-US"/>
+    </w:rPr>
+  </w:style>
+  <w:style w:type="character" w:customStyle="1" w:styleId="Heading4Char">
+    <w:name w:val="Heading 4 Char"/>
+    <w:basedOn w:val="DefaultParagraphFont"/>
+    <w:link w:val="Heading4"/>
+    <w:rsid w:val="00E87133"/>
+    <w:rPr>
+      <w:b/>
+      <w:bCs/>
+      <w:color w:val="000000"/>
+      <w:sz w:val="24"/>
+      <w:szCs w:val="24"/>
+      <w:lang w:val="en-GB" w:eastAsia="en-US"/>
+    </w:rPr>
+  </w:style>
+  <w:style w:type="character" w:customStyle="1" w:styleId="TitleChar">
+    <w:name w:val="Title Char"/>
+    <w:basedOn w:val="DefaultParagraphFont"/>
+    <w:link w:val="Title"/>
+    <w:rsid w:val="00E87133"/>
+    <w:rPr>
+      <w:b/>
+      <w:bCs/>
+      <w:sz w:val="24"/>
+      <w:szCs w:val="24"/>
+      <w:lang w:val="en-GB" w:eastAsia="en-US"/>
     </w:rPr>
   </w:style>
 </w:styles>

--- a/rusun-backend/app/templates/template_teguran3.docx
+++ b/rusun-backend/app/templates/template_teguran3.docx
@@ -42,7 +42,7 @@
           <v:shape id="_x0000_s1109" type="#_x0000_t75" style="position:absolute;margin-left:-25.55pt;margin-top:2.65pt;width:72.3pt;height:79.6pt;z-index:251662336;visibility:visible;mso-wrap-style:tight;mso-wrap-edited:f">
             <v:imagedata r:id="rId6" o:title=""/>
           </v:shape>
-          <o:OLEObject Type="Embed" ProgID="Word.Picture.8" ShapeID="_x0000_s1109" DrawAspect="Content" ObjectID="_1837241626" r:id="rId7"/>
+          <o:OLEObject Type="Embed" ProgID="Word.Picture.8" ShapeID="_x0000_s1109" DrawAspect="Content" ObjectID="_1837252527" r:id="rId7"/>
         </w:object>
       </w:r>
       <w:r>
@@ -126,8 +126,8 @@
                               </w:rPr>
                               <w:t xml:space="preserve">DAERAH </w:t>
                             </w:r>
-                            <w:smartTag w:uri="urn:schemas-microsoft-com:office:smarttags" w:element="place">
-                              <w:smartTag w:uri="urn:schemas-microsoft-com:office:smarttags" w:element="City">
+                            <w:smartTag w:uri="urn:schemas-microsoft-com:office:smarttags" w:element="City">
+                              <w:smartTag w:uri="urn:schemas-microsoft-com:office:smarttags" w:element="place">
                                 <w:r>
                                   <w:rPr>
                                     <w:rFonts w:ascii="Arial Narrow" w:hAnsi="Arial Narrow"/>
@@ -315,8 +315,8 @@
                         </w:rPr>
                         <w:t xml:space="preserve">DAERAH </w:t>
                       </w:r>
-                      <w:smartTag w:uri="urn:schemas-microsoft-com:office:smarttags" w:element="place">
-                        <w:smartTag w:uri="urn:schemas-microsoft-com:office:smarttags" w:element="City">
+                      <w:smartTag w:uri="urn:schemas-microsoft-com:office:smarttags" w:element="City">
+                        <w:smartTag w:uri="urn:schemas-microsoft-com:office:smarttags" w:element="place">
                           <w:r>
                             <w:rPr>
                               <w:rFonts w:ascii="Arial Narrow" w:hAnsi="Arial Narrow"/>
@@ -1052,9 +1052,11 @@
                                 <w:b/>
                                 <w:bCs/>
                                 <w:color w:val="000000"/>
-                                <w:lang w:val="id-ID"/>
+                                <w:sz w:val="22"/>
+                                <w:szCs w:val="22"/>
+                                <w:lang w:val="en-US"/>
                               </w:rPr>
-                              <w:t>{{ room_number }}</w:t>
+                              <w:t>{{ alamat_hunian }}</w:t>
                             </w:r>
                           </w:p>
                           <w:p>
@@ -1373,9 +1375,11 @@
                           <w:b/>
                           <w:bCs/>
                           <w:color w:val="000000"/>
-                          <w:lang w:val="id-ID"/>
+                          <w:sz w:val="22"/>
+                          <w:szCs w:val="22"/>
+                          <w:lang w:val="en-US"/>
                         </w:rPr>
-                        <w:t>{{ room_number }}</w:t>
+                        <w:t>{{ alamat_hunian }}</w:t>
                       </w:r>
                     </w:p>
                     <w:p>
@@ -1880,16 +1884,7 @@
           <w:color w:val="0000FF"/>
           <w:lang w:val="en-US"/>
         </w:rPr>
-        <w:t>I</w:t>
-      </w:r>
-      <w:r>
-        <w:rPr>
-          <w:rFonts w:ascii="Arial" w:hAnsi="Arial" w:cs="Arial"/>
-          <w:b/>
-          <w:color w:val="0000FF"/>
-          <w:lang w:val="en-US"/>
-        </w:rPr>
-        <w:t>I</w:t>
+        <w:t>II</w:t>
       </w:r>
       <w:r>
         <w:rPr>

--- a/rusun-backend/app/templates/template_teguran3.docx
+++ b/rusun-backend/app/templates/template_teguran3.docx
@@ -1,6 +1,6 @@
 
 <file path=word/document.xml><?xml version="1.0" encoding="utf-8"?>
-<w:document xmlns:wpc="http://schemas.microsoft.com/office/word/2010/wordprocessingCanvas" xmlns:cx="http://schemas.microsoft.com/office/drawing/2014/chartex" xmlns:cx1="http://schemas.microsoft.com/office/drawing/2015/9/8/chartex" xmlns:cx2="http://schemas.microsoft.com/office/drawing/2015/10/21/chartex" xmlns:cx3="http://schemas.microsoft.com/office/drawing/2016/5/9/chartex" xmlns:cx4="http://schemas.microsoft.com/office/drawing/2016/5/10/chartex" xmlns:cx5="http://schemas.microsoft.com/office/drawing/2016/5/11/chartex" xmlns:cx6="http://schemas.microsoft.com/office/drawing/2016/5/12/chartex" xmlns:cx7="http://schemas.microsoft.com/office/drawing/2016/5/13/chartex" xmlns:cx8="http://schemas.microsoft.com/office/drawing/2016/5/14/chartex" xmlns:mc="http://schemas.openxmlformats.org/markup-compatibility/2006" xmlns:aink="http://schemas.microsoft.com/office/drawing/2016/ink" xmlns:am3d="http://schemas.microsoft.com/office/drawing/2017/model3d" xmlns:o="urn:schemas-microsoft-com:office:office" xmlns:oel="http://schemas.microsoft.com/office/2019/extlst" xmlns:r="http://schemas.openxmlformats.org/officeDocument/2006/relationships" xmlns:m="http://schemas.openxmlformats.org/officeDocument/2006/math" xmlns:v="urn:schemas-microsoft-com:vml" xmlns:wp14="http://schemas.microsoft.com/office/word/2010/wordprocessingDrawing" xmlns:wp="http://schemas.openxmlformats.org/drawingml/2006/wordprocessingDrawing" xmlns:w10="urn:schemas-microsoft-com:office:word" xmlns:w="http://schemas.openxmlformats.org/wordprocessingml/2006/main" xmlns:w14="http://schemas.microsoft.com/office/word/2010/wordml" xmlns:w15="http://schemas.microsoft.com/office/word/2012/wordml" xmlns:w16cex="http://schemas.microsoft.com/office/word/2018/wordml/cex" xmlns:w16cid="http://schemas.microsoft.com/office/word/2016/wordml/cid" xmlns:w16="http://schemas.microsoft.com/office/word/2018/wordml" xmlns:w16du="http://schemas.microsoft.com/office/word/2023/wordml/word16du" xmlns:w16sdtdh="http://schemas.microsoft.com/office/word/2020/wordml/sdtdatahash" xmlns:w16sdtfl="http://schemas.microsoft.com/office/word/2024/wordml/sdtformatlock" xmlns:w16se="http://schemas.microsoft.com/office/word/2015/wordml/symex" xmlns:wpg="http://schemas.microsoft.com/office/word/2010/wordprocessingGroup" xmlns:wpi="http://schemas.microsoft.com/office/word/2010/wordprocessingInk" xmlns:wne="http://schemas.microsoft.com/office/word/2006/wordml" xmlns:wps="http://schemas.microsoft.com/office/word/2010/wordprocessingShape" mc:Ignorable="w14 w15 w16se w16cid w16 w16cex w16sdtdh w16sdtfl w16du wp14">
+<w:document xmlns:wpc="http://schemas.microsoft.com/office/word/2010/wordprocessingCanvas" xmlns:cx="http://schemas.microsoft.com/office/drawing/2014/chartex" xmlns:cx1="http://schemas.microsoft.com/office/drawing/2015/9/8/chartex" xmlns:cx2="http://schemas.microsoft.com/office/drawing/2015/10/21/chartex" xmlns:cx3="http://schemas.microsoft.com/office/drawing/2016/5/9/chartex" xmlns:cx4="http://schemas.microsoft.com/office/drawing/2016/5/10/chartex" xmlns:cx5="http://schemas.microsoft.com/office/drawing/2016/5/11/chartex" xmlns:cx6="http://schemas.microsoft.com/office/drawing/2016/5/12/chartex" xmlns:cx7="http://schemas.microsoft.com/office/drawing/2016/5/13/chartex" xmlns:cx8="http://schemas.microsoft.com/office/drawing/2016/5/14/chartex" xmlns:mc="http://schemas.openxmlformats.org/markup-compatibility/2006" xmlns:aink="http://schemas.microsoft.com/office/drawing/2016/ink" xmlns:am3d="http://schemas.microsoft.com/office/drawing/2017/model3d" xmlns:o="urn:schemas-microsoft-com:office:office" xmlns:r="http://schemas.openxmlformats.org/officeDocument/2006/relationships" xmlns:m="http://schemas.openxmlformats.org/officeDocument/2006/math" xmlns:v="urn:schemas-microsoft-com:vml" xmlns:wp14="http://schemas.microsoft.com/office/word/2010/wordprocessingDrawing" xmlns:wp="http://schemas.openxmlformats.org/drawingml/2006/wordprocessingDrawing" xmlns:w10="urn:schemas-microsoft-com:office:word" xmlns:w="http://schemas.openxmlformats.org/wordprocessingml/2006/main" xmlns:w14="http://schemas.microsoft.com/office/word/2010/wordml" xmlns:w15="http://schemas.microsoft.com/office/word/2012/wordml" xmlns:w16cex="http://schemas.microsoft.com/office/word/2018/wordml/cex" xmlns:w16cid="http://schemas.microsoft.com/office/word/2016/wordml/cid" xmlns:w16="http://schemas.microsoft.com/office/word/2018/wordml" xmlns:w16sdtdh="http://schemas.microsoft.com/office/word/2020/wordml/sdtdatahash" xmlns:w16se="http://schemas.microsoft.com/office/word/2015/wordml/symex" xmlns:wpg="http://schemas.microsoft.com/office/word/2010/wordprocessingGroup" xmlns:wpi="http://schemas.microsoft.com/office/word/2010/wordprocessingInk" xmlns:wne="http://schemas.microsoft.com/office/word/2006/wordml" xmlns:wps="http://schemas.microsoft.com/office/word/2010/wordprocessingShape" mc:Ignorable="w14 w15 w16se w16cid w16 w16cex w16sdtdh wp14">
   <w:body>
     <w:p>
       <w:pPr>
@@ -8,7 +8,6 @@
           <w:tab w:val="left" w:pos="1080"/>
         </w:tabs>
         <w:rPr>
-          <w:color w:val="000000"/>
           <w:lang w:val="id-ID"/>
         </w:rPr>
       </w:pPr>
@@ -16,7 +15,6 @@
         <w:rPr>
           <w:rFonts w:cs="Tahoma"/>
           <w:noProof/>
-          <w:color w:val="000000"/>
           <w:lang w:val="id-ID" w:eastAsia="id-ID"/>
         </w:rPr>
         <w:object w:dxaOrig="1440" w:dyaOrig="1440" w14:anchorId="5C7BC6AD">
@@ -42,14 +40,13 @@
           <v:shape id="_x0000_s1109" type="#_x0000_t75" style="position:absolute;margin-left:-25.55pt;margin-top:2.65pt;width:72.3pt;height:79.6pt;z-index:251662336;visibility:visible;mso-wrap-style:tight;mso-wrap-edited:f">
             <v:imagedata r:id="rId6" o:title=""/>
           </v:shape>
-          <o:OLEObject Type="Embed" ProgID="Word.Picture.8" ShapeID="_x0000_s1109" DrawAspect="Content" ObjectID="_1837252527" r:id="rId7"/>
+          <o:OLEObject Type="Embed" ProgID="Word.Picture.8" ShapeID="_x0000_s1109" DrawAspect="Content" ObjectID="_1837271519" r:id="rId7"/>
         </w:object>
       </w:r>
       <w:r>
         <w:rPr>
           <w:rFonts w:ascii="Tahoma" w:hAnsi="Tahoma" w:cs="Tahoma"/>
           <w:noProof/>
-          <w:color w:val="000000"/>
           <w:lang w:eastAsia="en-GB"/>
         </w:rPr>
         <mc:AlternateContent>
@@ -126,8 +123,8 @@
                               </w:rPr>
                               <w:t xml:space="preserve">DAERAH </w:t>
                             </w:r>
-                            <w:smartTag w:uri="urn:schemas-microsoft-com:office:smarttags" w:element="City">
-                              <w:smartTag w:uri="urn:schemas-microsoft-com:office:smarttags" w:element="place">
+                            <w:smartTag w:uri="urn:schemas-microsoft-com:office:smarttags" w:element="place">
+                              <w:smartTag w:uri="urn:schemas-microsoft-com:office:smarttags" w:element="City">
                                 <w:r>
                                   <w:rPr>
                                     <w:rFonts w:ascii="Arial Narrow" w:hAnsi="Arial Narrow"/>
@@ -212,6 +209,7 @@
                                 <w:lang w:val="id-ID"/>
                               </w:rPr>
                             </w:pPr>
+                            <w:proofErr w:type="spellStart"/>
                             <w:r>
                               <w:rPr>
                                 <w:b w:val="0"/>
@@ -221,6 +219,7 @@
                               </w:rPr>
                               <w:t>Jl</w:t>
                             </w:r>
+                            <w:proofErr w:type="spellEnd"/>
                             <w:r>
                               <w:rPr>
                                 <w:b w:val="0"/>
@@ -229,8 +228,9 @@
                                 <w:szCs w:val="18"/>
                                 <w:lang w:val="id-ID"/>
                               </w:rPr>
-                              <w:t xml:space="preserve"> At – taqwa Kelurahan Cigugur Tengah Kecamatan Cimahi Tengah 40522 </w:t>
+                              <w:t xml:space="preserve"> At – taqwa Kelurahan Cigugur Tengah Kecamatan Cimahi Tengah </w:t>
                             </w:r>
+                            <w:proofErr w:type="gramStart"/>
                             <w:r>
                               <w:rPr>
                                 <w:b w:val="0"/>
@@ -239,7 +239,7 @@
                                 <w:szCs w:val="18"/>
                                 <w:lang w:val="id-ID"/>
                               </w:rPr>
-                              <w:t xml:space="preserve"> </w:t>
+                              <w:t xml:space="preserve">40522 </w:t>
                             </w:r>
                             <w:r>
                               <w:rPr>
@@ -249,7 +249,28 @@
                                 <w:szCs w:val="18"/>
                                 <w:lang w:val="id-ID"/>
                               </w:rPr>
-                              <w:t>Telp. (022) 6653680</w:t>
+                              <w:t xml:space="preserve"> </w:t>
+                            </w:r>
+                            <w:r>
+                              <w:rPr>
+                                <w:b w:val="0"/>
+                                <w:bCs w:val="0"/>
+                                <w:sz w:val="18"/>
+                                <w:szCs w:val="18"/>
+                                <w:lang w:val="id-ID"/>
+                              </w:rPr>
+                              <w:t>Telp</w:t>
+                            </w:r>
+                            <w:proofErr w:type="gramEnd"/>
+                            <w:r>
+                              <w:rPr>
+                                <w:b w:val="0"/>
+                                <w:bCs w:val="0"/>
+                                <w:sz w:val="18"/>
+                                <w:szCs w:val="18"/>
+                                <w:lang w:val="id-ID"/>
+                              </w:rPr>
+                              <w:t>. (022) 6653680</w:t>
                             </w:r>
                             <w:r>
                               <w:rPr>
@@ -278,7 +299,7 @@
               </wp:anchor>
             </w:drawing>
           </mc:Choice>
-          <mc:Fallback>
+          <mc:Fallback xmlns:w16sdtfl="http://schemas.microsoft.com/office/word/2024/wordml/sdtformatlock" xmlns:w16du="http://schemas.microsoft.com/office/word/2023/wordml/word16du" xmlns:oel="http://schemas.microsoft.com/office/2019/extlst">
             <w:pict>
               <v:shapetype w14:anchorId="25242ECC" id="_x0000_t202" coordsize="21600,21600" o:spt="202" path="m,l,21600r21600,l21600,xe">
                 <v:stroke joinstyle="miter"/>
@@ -464,7 +485,6 @@
           <w:tab w:val="left" w:pos="1080"/>
         </w:tabs>
         <w:rPr>
-          <w:color w:val="000000"/>
           <w:lang w:val="id-ID"/>
         </w:rPr>
       </w:pPr>
@@ -472,7 +492,6 @@
         <w:rPr>
           <w:rFonts w:ascii="Tahoma" w:hAnsi="Tahoma" w:cs="Tahoma"/>
           <w:noProof/>
-          <w:color w:val="000000"/>
           <w:lang w:eastAsia="en-GB"/>
         </w:rPr>
         <mc:AlternateContent>
@@ -577,7 +596,7 @@
               </wp:anchor>
             </w:drawing>
           </mc:Choice>
-          <mc:Fallback>
+          <mc:Fallback xmlns:w16sdtfl="http://schemas.microsoft.com/office/word/2024/wordml/sdtformatlock" xmlns:w16du="http://schemas.microsoft.com/office/word/2023/wordml/word16du" xmlns:oel="http://schemas.microsoft.com/office/2019/extlst">
             <w:pict>
               <v:shape w14:anchorId="183DD23E" id="WordArt 83" o:spid="_x0000_s1027" type="#_x0000_t202" style="position:absolute;margin-left:63.05pt;margin-top:12.05pt;width:413.6pt;height:28.6pt;z-index:251661312;visibility:visible;mso-wrap-style:square;mso-width-percent:0;mso-height-percent:0;mso-wrap-distance-left:9pt;mso-wrap-distance-top:0;mso-wrap-distance-right:9pt;mso-wrap-distance-bottom:0;mso-position-horizontal:absolute;mso-position-horizontal-relative:text;mso-position-vertical:absolute;mso-position-vertical-relative:text;mso-width-percent:0;mso-height-percent:0;mso-width-relative:page;mso-height-relative:page;v-text-anchor:top" o:gfxdata="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" filled="f" stroked="f">
                 <o:lock v:ext="edit" shapetype="t"/>
@@ -638,14 +657,12 @@
         <w:jc w:val="both"/>
         <w:rPr>
           <w:rFonts w:ascii="Tahoma" w:hAnsi="Tahoma" w:cs="Tahoma"/>
-          <w:color w:val="000000"/>
           <w:lang w:val="id-ID"/>
         </w:rPr>
       </w:pPr>
       <w:r>
         <w:rPr>
           <w:rFonts w:ascii="Tahoma" w:hAnsi="Tahoma" w:cs="Tahoma"/>
-          <w:color w:val="000000"/>
         </w:rPr>
         <w:tab/>
       </w:r>
@@ -658,13 +675,11 @@
         <w:jc w:val="both"/>
         <w:rPr>
           <w:rFonts w:ascii="Tahoma" w:hAnsi="Tahoma" w:cs="Tahoma"/>
-          <w:color w:val="000000"/>
         </w:rPr>
       </w:pPr>
       <w:r>
         <w:rPr>
           <w:rFonts w:ascii="Tahoma" w:hAnsi="Tahoma" w:cs="Tahoma"/>
-          <w:color w:val="000000"/>
         </w:rPr>
         <w:tab/>
       </w:r>
@@ -676,7 +691,6 @@
         <w:rPr>
           <w:rFonts w:ascii="Tahoma" w:hAnsi="Tahoma" w:cs="Tahoma"/>
           <w:bCs w:val="0"/>
-          <w:color w:val="000000"/>
           <w:sz w:val="28"/>
           <w:szCs w:val="28"/>
           <w:u w:val="single"/>
@@ -687,7 +701,6 @@
         <w:rPr>
           <w:rFonts w:ascii="Tahoma" w:hAnsi="Tahoma" w:cs="Tahoma"/>
           <w:noProof/>
-          <w:color w:val="000000"/>
           <w:lang w:eastAsia="en-GB"/>
         </w:rPr>
         <mc:AlternateContent>
@@ -752,7 +765,7 @@
               </wp:anchor>
             </w:drawing>
           </mc:Choice>
-          <mc:Fallback>
+          <mc:Fallback xmlns:w16sdtfl="http://schemas.microsoft.com/office/word/2024/wordml/sdtformatlock" xmlns:w16du="http://schemas.microsoft.com/office/word/2023/wordml/word16du" xmlns:oel="http://schemas.microsoft.com/office/2019/extlst">
             <w:pict>
               <v:line w14:anchorId="6D578D50" id="Line 82" o:spid="_x0000_s1026" style="position:absolute;flip:y;z-index:251660288;visibility:visible;mso-wrap-style:square;mso-width-percent:0;mso-height-percent:0;mso-wrap-distance-left:9pt;mso-wrap-distance-top:0;mso-wrap-distance-right:9pt;mso-wrap-distance-bottom:0;mso-position-horizontal:absolute;mso-position-horizontal-relative:text;mso-position-vertical:absolute;mso-position-vertical-relative:text;mso-width-percent:0;mso-height-percent:0;mso-width-relative:page;mso-height-relative:page" from="-9.9pt,5.2pt" to="482.5pt,5.2pt" o:gfxdata="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" strokeweight="3pt">
                 <v:stroke linestyle="thinThin"/>
@@ -769,14 +782,12 @@
         </w:tabs>
         <w:rPr>
           <w:rFonts w:ascii="Arial" w:hAnsi="Arial" w:cs="Arial"/>
-          <w:color w:val="000000"/>
-          <w:lang w:val="en-US"/>
-        </w:rPr>
-      </w:pPr>
-      <w:r>
-        <w:rPr>
-          <w:rFonts w:ascii="Arial" w:hAnsi="Arial" w:cs="Arial"/>
-          <w:color w:val="000000"/>
+          <w:lang w:val="en-US"/>
+        </w:rPr>
+      </w:pPr>
+      <w:r>
+        <w:rPr>
+          <w:rFonts w:ascii="Arial" w:hAnsi="Arial" w:cs="Arial"/>
           <w:lang w:val="en-US"/>
         </w:rPr>
         <w:tab/>
@@ -784,26 +795,32 @@
       <w:r>
         <w:rPr>
           <w:rFonts w:ascii="Arial" w:hAnsi="Arial" w:cs="Arial"/>
-          <w:color w:val="000000"/>
           <w:lang w:val="id-ID"/>
         </w:rPr>
-        <w:t>Cimahi,</w:t>
-      </w:r>
-      <w:r>
-        <w:rPr>
-          <w:rFonts w:ascii="Arial" w:hAnsi="Arial" w:cs="Arial"/>
-          <w:color w:val="000000"/>
-          <w:lang w:val="id-ID"/>
-        </w:rPr>
-        <w:t xml:space="preserve"> </w:t>
-      </w:r>
-      <w:r>
-        <w:rPr>
-          <w:rFonts w:ascii="Arial" w:hAnsi="Arial" w:cs="Arial"/>
-          <w:color w:val="0000FF"/>
-          <w:lang w:val="en-US"/>
-        </w:rPr>
-        <w:t>{{ tanggal_surat }}</w:t>
+        <w:t xml:space="preserve">Cimahi, </w:t>
+      </w:r>
+      <w:r>
+        <w:rPr>
+          <w:rFonts w:ascii="Arial" w:hAnsi="Arial" w:cs="Arial"/>
+          <w:lang w:val="en-US"/>
+        </w:rPr>
+        <w:t xml:space="preserve">{{ </w:t>
+      </w:r>
+      <w:proofErr w:type="spellStart"/>
+      <w:r>
+        <w:rPr>
+          <w:rFonts w:ascii="Arial" w:hAnsi="Arial" w:cs="Arial"/>
+          <w:lang w:val="en-US"/>
+        </w:rPr>
+        <w:t>tanggal_surat</w:t>
+      </w:r>
+      <w:proofErr w:type="spellEnd"/>
+      <w:r>
+        <w:rPr>
+          <w:rFonts w:ascii="Arial" w:hAnsi="Arial" w:cs="Arial"/>
+          <w:lang w:val="en-US"/>
+        </w:rPr>
+        <w:t xml:space="preserve"> }}</w:t>
       </w:r>
     </w:p>
     <w:p>
@@ -811,7 +828,6 @@
         <w:ind w:left="5040" w:firstLine="720"/>
         <w:rPr>
           <w:rFonts w:ascii="Arial" w:hAnsi="Arial" w:cs="Arial"/>
-          <w:color w:val="000000"/>
           <w:lang w:val="en-US"/>
         </w:rPr>
       </w:pPr>
@@ -819,7 +835,6 @@
         <w:rPr>
           <w:rFonts w:ascii="Arial" w:hAnsi="Arial" w:cs="Arial"/>
           <w:noProof/>
-          <w:color w:val="000000"/>
           <w:lang w:val="en-US"/>
         </w:rPr>
         <mc:AlternateContent>
@@ -1056,7 +1071,33 @@
                                 <w:szCs w:val="22"/>
                                 <w:lang w:val="en-US"/>
                               </w:rPr>
-                              <w:t>{{ alamat_hunian }}</w:t>
+                              <w:t xml:space="preserve">{{ </w:t>
+                            </w:r>
+                            <w:proofErr w:type="spellStart"/>
+                            <w:r>
+                              <w:rPr>
+                                <w:rFonts w:ascii="Arial" w:hAnsi="Arial" w:cs="Arial"/>
+                                <w:b/>
+                                <w:bCs/>
+                                <w:color w:val="000000"/>
+                                <w:sz w:val="22"/>
+                                <w:szCs w:val="22"/>
+                                <w:lang w:val="en-US"/>
+                              </w:rPr>
+                              <w:t>alamat_hunian</w:t>
+                            </w:r>
+                            <w:proofErr w:type="spellEnd"/>
+                            <w:r>
+                              <w:rPr>
+                                <w:rFonts w:ascii="Arial" w:hAnsi="Arial" w:cs="Arial"/>
+                                <w:b/>
+                                <w:bCs/>
+                                <w:color w:val="000000"/>
+                                <w:sz w:val="22"/>
+                                <w:szCs w:val="22"/>
+                                <w:lang w:val="en-US"/>
+                              </w:rPr>
+                              <w:t xml:space="preserve"> }}</w:t>
                             </w:r>
                           </w:p>
                           <w:p>
@@ -1080,17 +1121,35 @@
                                 <w:lang w:val="en-US"/>
                               </w:rPr>
                               <w:tab/>
-                              <w:t xml:space="preserve">Rusunawa </w:t>
                             </w:r>
+                            <w:proofErr w:type="spellStart"/>
                             <w:r>
                               <w:rPr>
                                 <w:rFonts w:ascii="Arial" w:hAnsi="Arial" w:cs="Arial"/>
                                 <w:color w:val="000000"/>
                                 <w:lang w:val="en-US"/>
                               </w:rPr>
+                              <w:t>Rusunawa</w:t>
+                            </w:r>
+                            <w:proofErr w:type="spellEnd"/>
+                            <w:r>
+                              <w:rPr>
+                                <w:rFonts w:ascii="Arial" w:hAnsi="Arial" w:cs="Arial"/>
+                                <w:color w:val="000000"/>
+                                <w:lang w:val="en-US"/>
+                              </w:rPr>
+                              <w:t xml:space="preserve"> </w:t>
+                            </w:r>
+                            <w:r>
+                              <w:rPr>
+                                <w:rFonts w:ascii="Arial" w:hAnsi="Arial" w:cs="Arial"/>
+                                <w:color w:val="000000"/>
+                                <w:lang w:val="en-US"/>
+                              </w:rPr>
                               <w:tab/>
                               <w:t xml:space="preserve">: </w:t>
                             </w:r>
+                            <w:proofErr w:type="gramStart"/>
                             <w:r>
                               <w:rPr>
                                 <w:rFonts w:ascii="Arial" w:hAnsi="Arial" w:cs="Arial"/>
@@ -1099,7 +1158,30 @@
                                 <w:color w:val="000000"/>
                                 <w:lang w:val="en-US"/>
                               </w:rPr>
-                              <w:t>{{ rusunawa }}</w:t>
+                              <w:t xml:space="preserve">{{ </w:t>
+                            </w:r>
+                            <w:proofErr w:type="spellStart"/>
+                            <w:r>
+                              <w:rPr>
+                                <w:rFonts w:ascii="Arial" w:hAnsi="Arial" w:cs="Arial"/>
+                                <w:b/>
+                                <w:bCs/>
+                                <w:color w:val="000000"/>
+                                <w:lang w:val="en-US"/>
+                              </w:rPr>
+                              <w:t>rusunawa</w:t>
+                            </w:r>
+                            <w:proofErr w:type="spellEnd"/>
+                            <w:proofErr w:type="gramEnd"/>
+                            <w:r>
+                              <w:rPr>
+                                <w:rFonts w:ascii="Arial" w:hAnsi="Arial" w:cs="Arial"/>
+                                <w:b/>
+                                <w:bCs/>
+                                <w:color w:val="000000"/>
+                                <w:lang w:val="en-US"/>
+                              </w:rPr>
+                              <w:t xml:space="preserve"> }}</w:t>
                             </w:r>
                           </w:p>
                           <w:p>
@@ -1167,6 +1249,7 @@
                               </w:rPr>
                               <w:tab/>
                             </w:r>
+                            <w:proofErr w:type="spellStart"/>
                             <w:r>
                               <w:rPr>
                                 <w:rFonts w:ascii="Arial" w:hAnsi="Arial" w:cs="Arial"/>
@@ -1175,6 +1258,7 @@
                               </w:rPr>
                               <w:t>Tempat</w:t>
                             </w:r>
+                            <w:proofErr w:type="spellEnd"/>
                           </w:p>
                         </w:txbxContent>
                       </wps:txbx>
@@ -1193,7 +1277,7 @@
               </wp:anchor>
             </w:drawing>
           </mc:Choice>
-          <mc:Fallback>
+          <mc:Fallback xmlns:w16sdtfl="http://schemas.microsoft.com/office/word/2024/wordml/sdtformatlock" xmlns:w16du="http://schemas.microsoft.com/office/word/2023/wordml/word16du" xmlns:oel="http://schemas.microsoft.com/office/2019/extlst">
             <w:pict>
               <v:shape w14:anchorId="203E5F9F" id="Text Box 225" o:spid="_x0000_s1028" type="#_x0000_t202" style="position:absolute;left:0;text-align:left;margin-left:260.25pt;margin-top:8.9pt;width:270.4pt;height:94.6pt;z-index:251664384;visibility:visible;mso-wrap-style:square;mso-width-percent:0;mso-height-percent:0;mso-wrap-distance-left:9pt;mso-wrap-distance-top:0;mso-wrap-distance-right:9pt;mso-wrap-distance-bottom:0;mso-position-horizontal:absolute;mso-position-horizontal-relative:text;mso-position-vertical:absolute;mso-position-vertical-relative:text;mso-width-percent:0;mso-height-percent:0;mso-width-relative:page;mso-height-relative:page;v-text-anchor:top" o:gfxdata="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" stroked="f">
                 <v:textbox>
@@ -1511,14 +1595,12 @@
       <w:pPr>
         <w:rPr>
           <w:rFonts w:ascii="Arial" w:hAnsi="Arial" w:cs="Arial"/>
-          <w:color w:val="000000"/>
           <w:lang w:val="id-ID"/>
         </w:rPr>
       </w:pPr>
       <w:r>
         <w:rPr>
           <w:rFonts w:ascii="Arial" w:hAnsi="Arial" w:cs="Arial"/>
-          <w:color w:val="000000"/>
           <w:lang w:val="id-ID"/>
         </w:rPr>
         <w:tab/>
@@ -1526,7 +1608,6 @@
       <w:r>
         <w:rPr>
           <w:rFonts w:ascii="Arial" w:hAnsi="Arial" w:cs="Arial"/>
-          <w:color w:val="000000"/>
           <w:lang w:val="id-ID"/>
         </w:rPr>
         <w:tab/>
@@ -1534,7 +1615,6 @@
       <w:r>
         <w:rPr>
           <w:rFonts w:ascii="Arial" w:hAnsi="Arial" w:cs="Arial"/>
-          <w:color w:val="000000"/>
           <w:lang w:val="id-ID"/>
         </w:rPr>
         <w:tab/>
@@ -1542,7 +1622,6 @@
       <w:r>
         <w:rPr>
           <w:rFonts w:ascii="Arial" w:hAnsi="Arial" w:cs="Arial"/>
-          <w:color w:val="000000"/>
           <w:lang w:val="id-ID"/>
         </w:rPr>
         <w:tab/>
@@ -1550,7 +1629,6 @@
       <w:r>
         <w:rPr>
           <w:rFonts w:ascii="Arial" w:hAnsi="Arial" w:cs="Arial"/>
-          <w:color w:val="000000"/>
           <w:lang w:val="id-ID"/>
         </w:rPr>
         <w:tab/>
@@ -1558,7 +1636,6 @@
       <w:r>
         <w:rPr>
           <w:rFonts w:ascii="Arial" w:hAnsi="Arial" w:cs="Arial"/>
-          <w:color w:val="000000"/>
           <w:lang w:val="id-ID"/>
         </w:rPr>
         <w:tab/>
@@ -1566,7 +1643,6 @@
       <w:r>
         <w:rPr>
           <w:rFonts w:ascii="Arial" w:hAnsi="Arial" w:cs="Arial"/>
-          <w:color w:val="000000"/>
           <w:lang w:val="id-ID"/>
         </w:rPr>
         <w:tab/>
@@ -1574,7 +1650,6 @@
       <w:r>
         <w:rPr>
           <w:rFonts w:ascii="Arial" w:hAnsi="Arial" w:cs="Arial"/>
-          <w:color w:val="000000"/>
           <w:lang w:val="id-ID"/>
         </w:rPr>
         <w:tab/>
@@ -1588,14 +1663,12 @@
         </w:tabs>
         <w:rPr>
           <w:rFonts w:ascii="Arial" w:hAnsi="Arial" w:cs="Arial"/>
-          <w:color w:val="000000"/>
-          <w:lang w:val="en-US"/>
-        </w:rPr>
-      </w:pPr>
-      <w:r>
-        <w:rPr>
-          <w:rFonts w:ascii="Arial" w:hAnsi="Arial" w:cs="Arial"/>
-          <w:color w:val="000000"/>
+          <w:lang w:val="en-US"/>
+        </w:rPr>
+      </w:pPr>
+      <w:r>
+        <w:rPr>
+          <w:rFonts w:ascii="Arial" w:hAnsi="Arial" w:cs="Arial"/>
           <w:lang w:val="id-ID"/>
         </w:rPr>
         <w:t>Nomor</w:t>
@@ -1603,24 +1676,21 @@
       <w:r>
         <w:rPr>
           <w:rFonts w:ascii="Arial" w:hAnsi="Arial" w:cs="Arial"/>
-          <w:color w:val="000000"/>
           <w:lang w:val="id-ID"/>
         </w:rPr>
         <w:tab/>
-        <w:t xml:space="preserve">: </w:t>
-      </w:r>
-      <w:r>
-        <w:rPr>
-          <w:rFonts w:ascii="Arial" w:hAnsi="Arial" w:cs="Arial"/>
-          <w:color w:val="0000FF"/>
+        <w:t>: {{ nomor_surat }}</w:t>
+      </w:r>
+      <w:r>
+        <w:rPr>
+          <w:rFonts w:ascii="Arial" w:hAnsi="Arial" w:cs="Arial"/>
           <w:lang w:val="id-ID"/>
         </w:rPr>
-        <w:t>{{ nomor_surat }}</w:t>
-      </w:r>
-      <w:r>
-        <w:rPr>
-          <w:rFonts w:ascii="Arial" w:hAnsi="Arial" w:cs="Arial"/>
-          <w:color w:val="000000"/>
+        <w:tab/>
+      </w:r>
+      <w:r>
+        <w:rPr>
+          <w:rFonts w:ascii="Arial" w:hAnsi="Arial" w:cs="Arial"/>
           <w:lang w:val="id-ID"/>
         </w:rPr>
         <w:tab/>
@@ -1628,15 +1698,6 @@
       <w:r>
         <w:rPr>
           <w:rFonts w:ascii="Arial" w:hAnsi="Arial" w:cs="Arial"/>
-          <w:color w:val="000000"/>
-          <w:lang w:val="id-ID"/>
-        </w:rPr>
-        <w:tab/>
-      </w:r>
-      <w:r>
-        <w:rPr>
-          <w:rFonts w:ascii="Arial" w:hAnsi="Arial" w:cs="Arial"/>
-          <w:color w:val="000000"/>
           <w:lang w:val="id-ID"/>
         </w:rPr>
         <w:tab/>
@@ -1650,14 +1711,12 @@
         </w:tabs>
         <w:rPr>
           <w:rFonts w:ascii="Arial" w:hAnsi="Arial" w:cs="Arial"/>
-          <w:color w:val="000000"/>
-          <w:lang w:val="en-US"/>
-        </w:rPr>
-      </w:pPr>
-      <w:r>
-        <w:rPr>
-          <w:rFonts w:ascii="Arial" w:hAnsi="Arial" w:cs="Arial"/>
-          <w:color w:val="000000"/>
+          <w:lang w:val="en-US"/>
+        </w:rPr>
+      </w:pPr>
+      <w:r>
+        <w:rPr>
+          <w:rFonts w:ascii="Arial" w:hAnsi="Arial" w:cs="Arial"/>
           <w:lang w:val="en-US"/>
         </w:rPr>
         <w:t>Sifat</w:t>
@@ -1665,16 +1724,23 @@
       <w:r>
         <w:rPr>
           <w:rFonts w:ascii="Arial" w:hAnsi="Arial" w:cs="Arial"/>
-          <w:color w:val="000000"/>
           <w:lang w:val="en-US"/>
         </w:rPr>
         <w:tab/>
-        <w:t>: Penting</w:t>
-      </w:r>
-      <w:r>
-        <w:rPr>
-          <w:rFonts w:ascii="Arial" w:hAnsi="Arial" w:cs="Arial"/>
-          <w:color w:val="000000"/>
+        <w:t xml:space="preserve">: </w:t>
+      </w:r>
+      <w:proofErr w:type="spellStart"/>
+      <w:r>
+        <w:rPr>
+          <w:rFonts w:ascii="Arial" w:hAnsi="Arial" w:cs="Arial"/>
+          <w:lang w:val="en-US"/>
+        </w:rPr>
+        <w:t>Penting</w:t>
+      </w:r>
+      <w:proofErr w:type="spellEnd"/>
+      <w:r>
+        <w:rPr>
+          <w:rFonts w:ascii="Arial" w:hAnsi="Arial" w:cs="Arial"/>
           <w:lang w:val="en-US"/>
         </w:rPr>
         <w:tab/>
@@ -1682,7 +1748,6 @@
       <w:r>
         <w:rPr>
           <w:rFonts w:ascii="Arial" w:hAnsi="Arial" w:cs="Arial"/>
-          <w:color w:val="000000"/>
           <w:lang w:val="en-US"/>
         </w:rPr>
         <w:tab/>
@@ -1690,7 +1755,6 @@
       <w:r>
         <w:rPr>
           <w:rFonts w:ascii="Arial" w:hAnsi="Arial" w:cs="Arial"/>
-          <w:color w:val="000000"/>
           <w:lang w:val="en-US"/>
         </w:rPr>
         <w:tab/>
@@ -1698,7 +1762,6 @@
       <w:r>
         <w:rPr>
           <w:rFonts w:ascii="Arial" w:hAnsi="Arial" w:cs="Arial"/>
-          <w:color w:val="000000"/>
           <w:lang w:val="en-US"/>
         </w:rPr>
         <w:tab/>
@@ -1706,26 +1769,10 @@
       <w:r>
         <w:rPr>
           <w:rFonts w:ascii="Arial" w:hAnsi="Arial" w:cs="Arial"/>
-          <w:color w:val="000000"/>
           <w:lang w:val="en-US"/>
         </w:rPr>
         <w:tab/>
-      </w:r>
-      <w:r>
-        <w:rPr>
-          <w:rFonts w:ascii="Arial" w:hAnsi="Arial" w:cs="Arial"/>
-          <w:color w:val="000000"/>
-          <w:lang w:val="en-US"/>
-        </w:rPr>
-        <w:t xml:space="preserve">         </w:t>
-      </w:r>
-      <w:r>
-        <w:rPr>
-          <w:rFonts w:ascii="Arial" w:hAnsi="Arial" w:cs="Arial"/>
-          <w:color w:val="000000"/>
-          <w:lang w:val="en-US"/>
-        </w:rPr>
-        <w:t xml:space="preserve">     </w:t>
+        <w:t xml:space="preserve">              </w:t>
       </w:r>
     </w:p>
     <w:p>
@@ -1735,14 +1782,12 @@
         </w:tabs>
         <w:rPr>
           <w:rFonts w:ascii="Arial" w:hAnsi="Arial" w:cs="Arial"/>
-          <w:color w:val="000000"/>
-          <w:lang w:val="en-US"/>
-        </w:rPr>
-      </w:pPr>
-      <w:r>
-        <w:rPr>
-          <w:rFonts w:ascii="Arial" w:hAnsi="Arial" w:cs="Arial"/>
-          <w:color w:val="000000"/>
+          <w:lang w:val="en-US"/>
+        </w:rPr>
+      </w:pPr>
+      <w:r>
+        <w:rPr>
+          <w:rFonts w:ascii="Arial" w:hAnsi="Arial" w:cs="Arial"/>
           <w:lang w:val="id-ID"/>
         </w:rPr>
         <w:t>Lampiran</w:t>
@@ -1750,7 +1795,6 @@
       <w:r>
         <w:rPr>
           <w:rFonts w:ascii="Arial" w:hAnsi="Arial" w:cs="Arial"/>
-          <w:color w:val="000000"/>
           <w:lang w:val="id-ID"/>
         </w:rPr>
         <w:tab/>
@@ -1759,7 +1803,6 @@
       <w:r>
         <w:rPr>
           <w:rFonts w:ascii="Arial" w:hAnsi="Arial" w:cs="Arial"/>
-          <w:color w:val="000000"/>
           <w:lang w:val="en-US"/>
         </w:rPr>
         <w:t>-</w:t>
@@ -1767,7 +1810,6 @@
       <w:r>
         <w:rPr>
           <w:rFonts w:ascii="Arial" w:hAnsi="Arial" w:cs="Arial"/>
-          <w:color w:val="000000"/>
           <w:lang w:val="id-ID"/>
         </w:rPr>
         <w:tab/>
@@ -1775,7 +1817,6 @@
       <w:r>
         <w:rPr>
           <w:rFonts w:ascii="Arial" w:hAnsi="Arial" w:cs="Arial"/>
-          <w:color w:val="000000"/>
           <w:lang w:val="id-ID"/>
         </w:rPr>
         <w:tab/>
@@ -1783,7 +1824,6 @@
       <w:r>
         <w:rPr>
           <w:rFonts w:ascii="Arial" w:hAnsi="Arial" w:cs="Arial"/>
-          <w:color w:val="000000"/>
           <w:lang w:val="id-ID"/>
         </w:rPr>
         <w:tab/>
@@ -1791,7 +1831,6 @@
       <w:r>
         <w:rPr>
           <w:rFonts w:ascii="Arial" w:hAnsi="Arial" w:cs="Arial"/>
-          <w:color w:val="000000"/>
           <w:lang w:val="id-ID"/>
         </w:rPr>
         <w:tab/>
@@ -1799,7 +1838,6 @@
       <w:r>
         <w:rPr>
           <w:rFonts w:ascii="Arial" w:hAnsi="Arial" w:cs="Arial"/>
-          <w:color w:val="000000"/>
           <w:lang w:val="en-US"/>
         </w:rPr>
         <w:tab/>
@@ -1807,7 +1845,6 @@
       <w:r>
         <w:rPr>
           <w:rFonts w:ascii="Arial" w:hAnsi="Arial" w:cs="Arial"/>
-          <w:color w:val="000000"/>
           <w:lang w:val="id-ID"/>
         </w:rPr>
         <w:t xml:space="preserve">    </w:t>
@@ -1815,7 +1852,6 @@
       <w:r>
         <w:rPr>
           <w:rFonts w:ascii="Arial" w:hAnsi="Arial" w:cs="Arial"/>
-          <w:color w:val="000000"/>
           <w:lang w:val="en-US"/>
         </w:rPr>
         <w:tab/>
@@ -1824,7 +1860,6 @@
       <w:r>
         <w:rPr>
           <w:rFonts w:ascii="Arial" w:hAnsi="Arial" w:cs="Arial"/>
-          <w:color w:val="000000"/>
           <w:lang w:val="id-ID"/>
         </w:rPr>
         <w:t xml:space="preserve"> </w:t>
@@ -1838,14 +1873,12 @@
         </w:tabs>
         <w:rPr>
           <w:rFonts w:ascii="Arial" w:hAnsi="Arial" w:cs="Arial"/>
-          <w:color w:val="000000"/>
           <w:lang w:val="id-ID"/>
         </w:rPr>
       </w:pPr>
       <w:r>
         <w:rPr>
           <w:rFonts w:ascii="Arial" w:hAnsi="Arial" w:cs="Arial"/>
-          <w:color w:val="000000"/>
           <w:lang w:val="id-ID"/>
         </w:rPr>
         <w:t>Perihal</w:t>
@@ -1853,7 +1886,6 @@
       <w:r>
         <w:rPr>
           <w:rFonts w:ascii="Arial" w:hAnsi="Arial" w:cs="Arial"/>
-          <w:color w:val="000000"/>
           <w:lang w:val="id-ID"/>
         </w:rPr>
         <w:tab/>
@@ -1863,7 +1895,6 @@
         <w:rPr>
           <w:rFonts w:ascii="Arial" w:hAnsi="Arial" w:cs="Arial"/>
           <w:b/>
-          <w:color w:val="0000FF"/>
           <w:lang w:val="id-ID"/>
         </w:rPr>
         <w:t>Teguran</w:t>
@@ -1872,24 +1903,13 @@
         <w:rPr>
           <w:rFonts w:ascii="Arial" w:hAnsi="Arial" w:cs="Arial"/>
           <w:b/>
-          <w:color w:val="0000FF"/>
-          <w:lang w:val="en-US"/>
-        </w:rPr>
-        <w:t xml:space="preserve"> I</w:t>
-      </w:r>
-      <w:r>
-        <w:rPr>
-          <w:rFonts w:ascii="Arial" w:hAnsi="Arial" w:cs="Arial"/>
-          <w:b/>
-          <w:color w:val="0000FF"/>
-          <w:lang w:val="en-US"/>
-        </w:rPr>
-        <w:t>II</w:t>
-      </w:r>
-      <w:r>
-        <w:rPr>
-          <w:rFonts w:ascii="Arial" w:hAnsi="Arial" w:cs="Arial"/>
-          <w:color w:val="000000"/>
+          <w:lang w:val="en-US"/>
+        </w:rPr>
+        <w:t xml:space="preserve"> III</w:t>
+      </w:r>
+      <w:r>
+        <w:rPr>
+          <w:rFonts w:ascii="Arial" w:hAnsi="Arial" w:cs="Arial"/>
           <w:lang w:val="id-ID"/>
         </w:rPr>
         <w:tab/>
@@ -1904,14 +1924,12 @@
         </w:tabs>
         <w:rPr>
           <w:rFonts w:ascii="Arial" w:hAnsi="Arial" w:cs="Arial"/>
-          <w:color w:val="000000"/>
-          <w:lang w:val="en-US"/>
-        </w:rPr>
-      </w:pPr>
-      <w:r>
-        <w:rPr>
-          <w:rFonts w:ascii="Arial" w:hAnsi="Arial" w:cs="Arial"/>
-          <w:color w:val="000000"/>
+          <w:lang w:val="en-US"/>
+        </w:rPr>
+      </w:pPr>
+      <w:r>
+        <w:rPr>
+          <w:rFonts w:ascii="Arial" w:hAnsi="Arial" w:cs="Arial"/>
           <w:lang w:val="id-ID"/>
         </w:rPr>
         <w:tab/>
@@ -1920,7 +1938,6 @@
       <w:r>
         <w:rPr>
           <w:rFonts w:ascii="Arial" w:hAnsi="Arial" w:cs="Arial"/>
-          <w:color w:val="000000"/>
           <w:lang w:val="en-US"/>
         </w:rPr>
         <w:tab/>
@@ -1928,7 +1945,6 @@
       <w:r>
         <w:rPr>
           <w:rFonts w:ascii="Arial" w:hAnsi="Arial" w:cs="Arial"/>
-          <w:color w:val="000000"/>
           <w:lang w:val="en-US"/>
         </w:rPr>
         <w:tab/>
@@ -1936,7 +1952,6 @@
       <w:r>
         <w:rPr>
           <w:rFonts w:ascii="Arial" w:hAnsi="Arial" w:cs="Arial"/>
-          <w:color w:val="000000"/>
           <w:lang w:val="en-US"/>
         </w:rPr>
         <w:tab/>
@@ -1944,7 +1959,6 @@
       <w:r>
         <w:rPr>
           <w:rFonts w:ascii="Arial" w:hAnsi="Arial" w:cs="Arial"/>
-          <w:color w:val="000000"/>
           <w:lang w:val="en-US"/>
         </w:rPr>
         <w:tab/>
@@ -1952,7 +1966,6 @@
       <w:r>
         <w:rPr>
           <w:rFonts w:ascii="Arial" w:hAnsi="Arial" w:cs="Arial"/>
-          <w:color w:val="000000"/>
           <w:lang w:val="en-US"/>
         </w:rPr>
         <w:tab/>
@@ -1960,7 +1973,6 @@
       <w:r>
         <w:rPr>
           <w:rFonts w:ascii="Arial" w:hAnsi="Arial" w:cs="Arial"/>
-          <w:color w:val="000000"/>
           <w:lang w:val="id-ID"/>
         </w:rPr>
         <w:tab/>
@@ -1968,7 +1980,6 @@
       <w:r>
         <w:rPr>
           <w:rFonts w:ascii="Arial" w:hAnsi="Arial" w:cs="Arial"/>
-          <w:color w:val="000000"/>
           <w:lang w:val="en-US"/>
         </w:rPr>
         <w:tab/>
@@ -1976,7 +1987,6 @@
       <w:r>
         <w:rPr>
           <w:rFonts w:ascii="Arial" w:hAnsi="Arial" w:cs="Arial"/>
-          <w:color w:val="000000"/>
           <w:lang w:val="en-US"/>
         </w:rPr>
         <w:tab/>
@@ -1984,7 +1994,6 @@
       <w:r>
         <w:rPr>
           <w:rFonts w:ascii="Arial" w:hAnsi="Arial" w:cs="Arial"/>
-          <w:color w:val="000000"/>
           <w:lang w:val="en-US"/>
         </w:rPr>
         <w:tab/>
@@ -2000,7 +2009,6 @@
         <w:jc w:val="both"/>
         <w:rPr>
           <w:rFonts w:ascii="Arial" w:hAnsi="Arial" w:cs="Arial"/>
-          <w:color w:val="000000"/>
           <w:sz w:val="22"/>
           <w:szCs w:val="22"/>
           <w:lang w:val="id-ID"/>
@@ -2009,7 +2017,6 @@
       <w:r>
         <w:rPr>
           <w:rFonts w:ascii="Arial" w:hAnsi="Arial" w:cs="Arial"/>
-          <w:color w:val="000000"/>
           <w:lang w:val="id-ID"/>
         </w:rPr>
         <w:tab/>
@@ -2017,7 +2024,6 @@
       <w:r>
         <w:rPr>
           <w:rFonts w:ascii="Arial" w:hAnsi="Arial" w:cs="Arial"/>
-          <w:color w:val="000000"/>
           <w:lang w:val="id-ID"/>
         </w:rPr>
         <w:tab/>
@@ -2025,7 +2031,6 @@
       <w:r>
         <w:rPr>
           <w:rFonts w:ascii="Arial" w:hAnsi="Arial" w:cs="Arial"/>
-          <w:color w:val="000000"/>
           <w:lang w:val="id-ID"/>
         </w:rPr>
         <w:tab/>
@@ -2033,7 +2038,6 @@
       <w:r>
         <w:rPr>
           <w:rFonts w:ascii="Arial" w:hAnsi="Arial" w:cs="Arial"/>
-          <w:color w:val="000000"/>
           <w:sz w:val="22"/>
           <w:szCs w:val="22"/>
           <w:lang w:val="id-ID"/>
@@ -2043,17 +2047,395 @@
       <w:r>
         <w:rPr>
           <w:rFonts w:ascii="Arial" w:hAnsi="Arial" w:cs="Arial"/>
-          <w:color w:val="000000"/>
-          <w:sz w:val="22"/>
-          <w:szCs w:val="22"/>
-          <w:lang w:val="en-US"/>
-        </w:rPr>
-        <w:t>1 huruf c yang berbunyi “Pemutusan perjanjian sewa menyewa terjadi jika tidak membayar retribusi sewa selama 2 (dua) bulan berturut-turut’ dan pasal 12 ayat 2 yang berbunyi “</w:t>
-      </w:r>
-      <w:r>
-        <w:rPr>
-          <w:rFonts w:ascii="Arial" w:hAnsi="Arial" w:cs="Arial"/>
-          <w:color w:val="000000"/>
+          <w:sz w:val="22"/>
+          <w:szCs w:val="22"/>
+          <w:lang w:val="en-US"/>
+        </w:rPr>
+        <w:t xml:space="preserve">1 </w:t>
+      </w:r>
+      <w:proofErr w:type="spellStart"/>
+      <w:r>
+        <w:rPr>
+          <w:rFonts w:ascii="Arial" w:hAnsi="Arial" w:cs="Arial"/>
+          <w:sz w:val="22"/>
+          <w:szCs w:val="22"/>
+          <w:lang w:val="en-US"/>
+        </w:rPr>
+        <w:t>huruf</w:t>
+      </w:r>
+      <w:proofErr w:type="spellEnd"/>
+      <w:r>
+        <w:rPr>
+          <w:rFonts w:ascii="Arial" w:hAnsi="Arial" w:cs="Arial"/>
+          <w:sz w:val="22"/>
+          <w:szCs w:val="22"/>
+          <w:lang w:val="en-US"/>
+        </w:rPr>
+        <w:t xml:space="preserve"> c yang </w:t>
+      </w:r>
+      <w:proofErr w:type="spellStart"/>
+      <w:r>
+        <w:rPr>
+          <w:rFonts w:ascii="Arial" w:hAnsi="Arial" w:cs="Arial"/>
+          <w:sz w:val="22"/>
+          <w:szCs w:val="22"/>
+          <w:lang w:val="en-US"/>
+        </w:rPr>
+        <w:t>berbunyi</w:t>
+      </w:r>
+      <w:proofErr w:type="spellEnd"/>
+      <w:r>
+        <w:rPr>
+          <w:rFonts w:ascii="Arial" w:hAnsi="Arial" w:cs="Arial"/>
+          <w:sz w:val="22"/>
+          <w:szCs w:val="22"/>
+          <w:lang w:val="en-US"/>
+        </w:rPr>
+        <w:t xml:space="preserve"> “</w:t>
+      </w:r>
+      <w:proofErr w:type="spellStart"/>
+      <w:r>
+        <w:rPr>
+          <w:rFonts w:ascii="Arial" w:hAnsi="Arial" w:cs="Arial"/>
+          <w:sz w:val="22"/>
+          <w:szCs w:val="22"/>
+          <w:lang w:val="en-US"/>
+        </w:rPr>
+        <w:t>Pemutusan</w:t>
+      </w:r>
+      <w:proofErr w:type="spellEnd"/>
+      <w:r>
+        <w:rPr>
+          <w:rFonts w:ascii="Arial" w:hAnsi="Arial" w:cs="Arial"/>
+          <w:sz w:val="22"/>
+          <w:szCs w:val="22"/>
+          <w:lang w:val="en-US"/>
+        </w:rPr>
+        <w:t xml:space="preserve"> </w:t>
+      </w:r>
+      <w:proofErr w:type="spellStart"/>
+      <w:r>
+        <w:rPr>
+          <w:rFonts w:ascii="Arial" w:hAnsi="Arial" w:cs="Arial"/>
+          <w:sz w:val="22"/>
+          <w:szCs w:val="22"/>
+          <w:lang w:val="en-US"/>
+        </w:rPr>
+        <w:t>perjanjian</w:t>
+      </w:r>
+      <w:proofErr w:type="spellEnd"/>
+      <w:r>
+        <w:rPr>
+          <w:rFonts w:ascii="Arial" w:hAnsi="Arial" w:cs="Arial"/>
+          <w:sz w:val="22"/>
+          <w:szCs w:val="22"/>
+          <w:lang w:val="en-US"/>
+        </w:rPr>
+        <w:t xml:space="preserve"> </w:t>
+      </w:r>
+      <w:proofErr w:type="spellStart"/>
+      <w:r>
+        <w:rPr>
+          <w:rFonts w:ascii="Arial" w:hAnsi="Arial" w:cs="Arial"/>
+          <w:sz w:val="22"/>
+          <w:szCs w:val="22"/>
+          <w:lang w:val="en-US"/>
+        </w:rPr>
+        <w:t>sewa</w:t>
+      </w:r>
+      <w:proofErr w:type="spellEnd"/>
+      <w:r>
+        <w:rPr>
+          <w:rFonts w:ascii="Arial" w:hAnsi="Arial" w:cs="Arial"/>
+          <w:sz w:val="22"/>
+          <w:szCs w:val="22"/>
+          <w:lang w:val="en-US"/>
+        </w:rPr>
+        <w:t xml:space="preserve"> </w:t>
+      </w:r>
+      <w:proofErr w:type="spellStart"/>
+      <w:r>
+        <w:rPr>
+          <w:rFonts w:ascii="Arial" w:hAnsi="Arial" w:cs="Arial"/>
+          <w:sz w:val="22"/>
+          <w:szCs w:val="22"/>
+          <w:lang w:val="en-US"/>
+        </w:rPr>
+        <w:t>menyewa</w:t>
+      </w:r>
+      <w:proofErr w:type="spellEnd"/>
+      <w:r>
+        <w:rPr>
+          <w:rFonts w:ascii="Arial" w:hAnsi="Arial" w:cs="Arial"/>
+          <w:sz w:val="22"/>
+          <w:szCs w:val="22"/>
+          <w:lang w:val="en-US"/>
+        </w:rPr>
+        <w:t xml:space="preserve"> </w:t>
+      </w:r>
+      <w:proofErr w:type="spellStart"/>
+      <w:r>
+        <w:rPr>
+          <w:rFonts w:ascii="Arial" w:hAnsi="Arial" w:cs="Arial"/>
+          <w:sz w:val="22"/>
+          <w:szCs w:val="22"/>
+          <w:lang w:val="en-US"/>
+        </w:rPr>
+        <w:t>terjadi</w:t>
+      </w:r>
+      <w:proofErr w:type="spellEnd"/>
+      <w:r>
+        <w:rPr>
+          <w:rFonts w:ascii="Arial" w:hAnsi="Arial" w:cs="Arial"/>
+          <w:sz w:val="22"/>
+          <w:szCs w:val="22"/>
+          <w:lang w:val="en-US"/>
+        </w:rPr>
+        <w:t xml:space="preserve"> </w:t>
+      </w:r>
+      <w:proofErr w:type="spellStart"/>
+      <w:r>
+        <w:rPr>
+          <w:rFonts w:ascii="Arial" w:hAnsi="Arial" w:cs="Arial"/>
+          <w:sz w:val="22"/>
+          <w:szCs w:val="22"/>
+          <w:lang w:val="en-US"/>
+        </w:rPr>
+        <w:t>jika</w:t>
+      </w:r>
+      <w:proofErr w:type="spellEnd"/>
+      <w:r>
+        <w:rPr>
+          <w:rFonts w:ascii="Arial" w:hAnsi="Arial" w:cs="Arial"/>
+          <w:sz w:val="22"/>
+          <w:szCs w:val="22"/>
+          <w:lang w:val="en-US"/>
+        </w:rPr>
+        <w:t xml:space="preserve"> </w:t>
+      </w:r>
+      <w:proofErr w:type="spellStart"/>
+      <w:r>
+        <w:rPr>
+          <w:rFonts w:ascii="Arial" w:hAnsi="Arial" w:cs="Arial"/>
+          <w:sz w:val="22"/>
+          <w:szCs w:val="22"/>
+          <w:lang w:val="en-US"/>
+        </w:rPr>
+        <w:t>tidak</w:t>
+      </w:r>
+      <w:proofErr w:type="spellEnd"/>
+      <w:r>
+        <w:rPr>
+          <w:rFonts w:ascii="Arial" w:hAnsi="Arial" w:cs="Arial"/>
+          <w:sz w:val="22"/>
+          <w:szCs w:val="22"/>
+          <w:lang w:val="en-US"/>
+        </w:rPr>
+        <w:t xml:space="preserve"> </w:t>
+      </w:r>
+      <w:proofErr w:type="spellStart"/>
+      <w:r>
+        <w:rPr>
+          <w:rFonts w:ascii="Arial" w:hAnsi="Arial" w:cs="Arial"/>
+          <w:sz w:val="22"/>
+          <w:szCs w:val="22"/>
+          <w:lang w:val="en-US"/>
+        </w:rPr>
+        <w:t>membayar</w:t>
+      </w:r>
+      <w:proofErr w:type="spellEnd"/>
+      <w:r>
+        <w:rPr>
+          <w:rFonts w:ascii="Arial" w:hAnsi="Arial" w:cs="Arial"/>
+          <w:sz w:val="22"/>
+          <w:szCs w:val="22"/>
+          <w:lang w:val="en-US"/>
+        </w:rPr>
+        <w:t xml:space="preserve"> </w:t>
+      </w:r>
+      <w:proofErr w:type="spellStart"/>
+      <w:r>
+        <w:rPr>
+          <w:rFonts w:ascii="Arial" w:hAnsi="Arial" w:cs="Arial"/>
+          <w:sz w:val="22"/>
+          <w:szCs w:val="22"/>
+          <w:lang w:val="en-US"/>
+        </w:rPr>
+        <w:t>retribusi</w:t>
+      </w:r>
+      <w:proofErr w:type="spellEnd"/>
+      <w:r>
+        <w:rPr>
+          <w:rFonts w:ascii="Arial" w:hAnsi="Arial" w:cs="Arial"/>
+          <w:sz w:val="22"/>
+          <w:szCs w:val="22"/>
+          <w:lang w:val="en-US"/>
+        </w:rPr>
+        <w:t xml:space="preserve"> </w:t>
+      </w:r>
+      <w:proofErr w:type="spellStart"/>
+      <w:r>
+        <w:rPr>
+          <w:rFonts w:ascii="Arial" w:hAnsi="Arial" w:cs="Arial"/>
+          <w:sz w:val="22"/>
+          <w:szCs w:val="22"/>
+          <w:lang w:val="en-US"/>
+        </w:rPr>
+        <w:t>sewa</w:t>
+      </w:r>
+      <w:proofErr w:type="spellEnd"/>
+      <w:r>
+        <w:rPr>
+          <w:rFonts w:ascii="Arial" w:hAnsi="Arial" w:cs="Arial"/>
+          <w:sz w:val="22"/>
+          <w:szCs w:val="22"/>
+          <w:lang w:val="en-US"/>
+        </w:rPr>
+        <w:t xml:space="preserve"> </w:t>
+      </w:r>
+      <w:proofErr w:type="spellStart"/>
+      <w:r>
+        <w:rPr>
+          <w:rFonts w:ascii="Arial" w:hAnsi="Arial" w:cs="Arial"/>
+          <w:sz w:val="22"/>
+          <w:szCs w:val="22"/>
+          <w:lang w:val="en-US"/>
+        </w:rPr>
+        <w:t>selama</w:t>
+      </w:r>
+      <w:proofErr w:type="spellEnd"/>
+      <w:r>
+        <w:rPr>
+          <w:rFonts w:ascii="Arial" w:hAnsi="Arial" w:cs="Arial"/>
+          <w:sz w:val="22"/>
+          <w:szCs w:val="22"/>
+          <w:lang w:val="en-US"/>
+        </w:rPr>
+        <w:t xml:space="preserve"> 2 (</w:t>
+      </w:r>
+      <w:proofErr w:type="spellStart"/>
+      <w:r>
+        <w:rPr>
+          <w:rFonts w:ascii="Arial" w:hAnsi="Arial" w:cs="Arial"/>
+          <w:sz w:val="22"/>
+          <w:szCs w:val="22"/>
+          <w:lang w:val="en-US"/>
+        </w:rPr>
+        <w:t>dua</w:t>
+      </w:r>
+      <w:proofErr w:type="spellEnd"/>
+      <w:r>
+        <w:rPr>
+          <w:rFonts w:ascii="Arial" w:hAnsi="Arial" w:cs="Arial"/>
+          <w:sz w:val="22"/>
+          <w:szCs w:val="22"/>
+          <w:lang w:val="en-US"/>
+        </w:rPr>
+        <w:t xml:space="preserve">) </w:t>
+      </w:r>
+      <w:proofErr w:type="spellStart"/>
+      <w:r>
+        <w:rPr>
+          <w:rFonts w:ascii="Arial" w:hAnsi="Arial" w:cs="Arial"/>
+          <w:sz w:val="22"/>
+          <w:szCs w:val="22"/>
+          <w:lang w:val="en-US"/>
+        </w:rPr>
+        <w:t>bulan</w:t>
+      </w:r>
+      <w:proofErr w:type="spellEnd"/>
+      <w:r>
+        <w:rPr>
+          <w:rFonts w:ascii="Arial" w:hAnsi="Arial" w:cs="Arial"/>
+          <w:sz w:val="22"/>
+          <w:szCs w:val="22"/>
+          <w:lang w:val="en-US"/>
+        </w:rPr>
+        <w:t xml:space="preserve"> </w:t>
+      </w:r>
+      <w:proofErr w:type="spellStart"/>
+      <w:r>
+        <w:rPr>
+          <w:rFonts w:ascii="Arial" w:hAnsi="Arial" w:cs="Arial"/>
+          <w:sz w:val="22"/>
+          <w:szCs w:val="22"/>
+          <w:lang w:val="en-US"/>
+        </w:rPr>
+        <w:t>berturut-turut</w:t>
+      </w:r>
+      <w:proofErr w:type="spellEnd"/>
+      <w:r>
+        <w:rPr>
+          <w:rFonts w:ascii="Arial" w:hAnsi="Arial" w:cs="Arial"/>
+          <w:sz w:val="22"/>
+          <w:szCs w:val="22"/>
+          <w:lang w:val="en-US"/>
+        </w:rPr>
+        <w:t xml:space="preserve">’ dan </w:t>
+      </w:r>
+      <w:proofErr w:type="spellStart"/>
+      <w:r>
+        <w:rPr>
+          <w:rFonts w:ascii="Arial" w:hAnsi="Arial" w:cs="Arial"/>
+          <w:sz w:val="22"/>
+          <w:szCs w:val="22"/>
+          <w:lang w:val="en-US"/>
+        </w:rPr>
+        <w:t>pasal</w:t>
+      </w:r>
+      <w:proofErr w:type="spellEnd"/>
+      <w:r>
+        <w:rPr>
+          <w:rFonts w:ascii="Arial" w:hAnsi="Arial" w:cs="Arial"/>
+          <w:sz w:val="22"/>
+          <w:szCs w:val="22"/>
+          <w:lang w:val="en-US"/>
+        </w:rPr>
+        <w:t xml:space="preserve"> 12 </w:t>
+      </w:r>
+      <w:proofErr w:type="spellStart"/>
+      <w:r>
+        <w:rPr>
+          <w:rFonts w:ascii="Arial" w:hAnsi="Arial" w:cs="Arial"/>
+          <w:sz w:val="22"/>
+          <w:szCs w:val="22"/>
+          <w:lang w:val="en-US"/>
+        </w:rPr>
+        <w:t>ayat</w:t>
+      </w:r>
+      <w:proofErr w:type="spellEnd"/>
+      <w:r>
+        <w:rPr>
+          <w:rFonts w:ascii="Arial" w:hAnsi="Arial" w:cs="Arial"/>
+          <w:sz w:val="22"/>
+          <w:szCs w:val="22"/>
+          <w:lang w:val="en-US"/>
+        </w:rPr>
+        <w:t xml:space="preserve"> 2 yang </w:t>
+      </w:r>
+      <w:proofErr w:type="spellStart"/>
+      <w:r>
+        <w:rPr>
+          <w:rFonts w:ascii="Arial" w:hAnsi="Arial" w:cs="Arial"/>
+          <w:sz w:val="22"/>
+          <w:szCs w:val="22"/>
+          <w:lang w:val="en-US"/>
+        </w:rPr>
+        <w:t>berbunyi</w:t>
+      </w:r>
+      <w:proofErr w:type="spellEnd"/>
+      <w:r>
+        <w:rPr>
+          <w:rFonts w:ascii="Arial" w:hAnsi="Arial" w:cs="Arial"/>
+          <w:sz w:val="22"/>
+          <w:szCs w:val="22"/>
+          <w:lang w:val="en-US"/>
+        </w:rPr>
+        <w:t xml:space="preserve"> “</w:t>
+      </w:r>
+      <w:r>
+        <w:rPr>
+          <w:rFonts w:ascii="Arial" w:hAnsi="Arial" w:cs="Arial"/>
           <w:sz w:val="22"/>
           <w:szCs w:val="22"/>
           <w:lang w:val="id-ID"/>
@@ -2063,7 +2445,6 @@
       <w:r>
         <w:rPr>
           <w:rFonts w:ascii="Arial" w:hAnsi="Arial" w:cs="Arial"/>
-          <w:color w:val="000000"/>
           <w:sz w:val="22"/>
           <w:szCs w:val="22"/>
           <w:lang w:val="en-US"/>
@@ -2081,7 +2462,6 @@
         <w:jc w:val="both"/>
         <w:rPr>
           <w:rFonts w:ascii="Arial" w:hAnsi="Arial" w:cs="Arial"/>
-          <w:color w:val="000000"/>
           <w:sz w:val="22"/>
           <w:szCs w:val="22"/>
           <w:lang w:val="it-IT"/>
@@ -2090,7 +2470,6 @@
       <w:r>
         <w:rPr>
           <w:rFonts w:ascii="Arial" w:hAnsi="Arial" w:cs="Arial"/>
-          <w:color w:val="000000"/>
           <w:sz w:val="22"/>
           <w:szCs w:val="22"/>
           <w:lang w:val="it-IT"/>
@@ -2101,27 +2480,26 @@
       <w:r>
         <w:rPr>
           <w:rFonts w:ascii="Arial" w:hAnsi="Arial" w:cs="Arial"/>
-          <w:color w:val="000000"/>
           <w:sz w:val="22"/>
           <w:szCs w:val="22"/>
           <w:lang w:val="id-ID"/>
         </w:rPr>
         <w:t xml:space="preserve">dengan ini kami </w:t>
       </w:r>
-      <w:r>
-        <w:rPr>
-          <w:rFonts w:ascii="Arial" w:hAnsi="Arial" w:cs="Arial"/>
-          <w:color w:val="000000"/>
+      <w:proofErr w:type="spellStart"/>
+      <w:r>
+        <w:rPr>
+          <w:rFonts w:ascii="Arial" w:hAnsi="Arial" w:cs="Arial"/>
           <w:sz w:val="22"/>
           <w:szCs w:val="22"/>
           <w:lang w:val="en-US"/>
         </w:rPr>
         <w:t>sampaikan</w:t>
       </w:r>
-      <w:r>
-        <w:rPr>
-          <w:rFonts w:ascii="Arial" w:hAnsi="Arial" w:cs="Arial"/>
-          <w:color w:val="000000"/>
+      <w:proofErr w:type="spellEnd"/>
+      <w:r>
+        <w:rPr>
+          <w:rFonts w:ascii="Arial" w:hAnsi="Arial" w:cs="Arial"/>
           <w:sz w:val="22"/>
           <w:szCs w:val="22"/>
           <w:lang w:val="id-ID"/>
@@ -2132,29 +2510,28 @@
         <w:rPr>
           <w:rFonts w:ascii="Arial" w:hAnsi="Arial" w:cs="Arial"/>
           <w:b/>
-          <w:color w:val="0000FF"/>
           <w:sz w:val="22"/>
           <w:szCs w:val="22"/>
           <w:lang w:val="id-ID"/>
         </w:rPr>
         <w:t xml:space="preserve">Surat Teguran </w:t>
       </w:r>
+      <w:proofErr w:type="spellStart"/>
       <w:r>
         <w:rPr>
           <w:rFonts w:ascii="Arial" w:hAnsi="Arial" w:cs="Arial"/>
           <w:b/>
-          <w:color w:val="0000FF"/>
           <w:sz w:val="22"/>
           <w:szCs w:val="22"/>
           <w:lang w:val="en-US"/>
         </w:rPr>
         <w:t>Ketiga</w:t>
       </w:r>
+      <w:proofErr w:type="spellEnd"/>
       <w:r>
         <w:rPr>
           <w:rFonts w:ascii="Arial" w:hAnsi="Arial" w:cs="Arial"/>
           <w:b/>
-          <w:color w:val="000000"/>
           <w:sz w:val="22"/>
           <w:szCs w:val="22"/>
           <w:lang w:val="id-ID"/>
@@ -2164,17 +2541,35 @@
       <w:r>
         <w:rPr>
           <w:rFonts w:ascii="Arial" w:hAnsi="Arial" w:cs="Arial"/>
-          <w:color w:val="000000"/>
-          <w:sz w:val="22"/>
-          <w:szCs w:val="22"/>
-          <w:lang w:val="en-US"/>
-        </w:rPr>
-        <w:t xml:space="preserve">dan dimohon </w:t>
-      </w:r>
-      <w:r>
-        <w:rPr>
-          <w:rFonts w:ascii="Arial" w:hAnsi="Arial" w:cs="Arial"/>
-          <w:color w:val="000000"/>
+          <w:sz w:val="22"/>
+          <w:szCs w:val="22"/>
+          <w:lang w:val="en-US"/>
+        </w:rPr>
+        <w:t xml:space="preserve">dan </w:t>
+      </w:r>
+      <w:proofErr w:type="spellStart"/>
+      <w:r>
+        <w:rPr>
+          <w:rFonts w:ascii="Arial" w:hAnsi="Arial" w:cs="Arial"/>
+          <w:sz w:val="22"/>
+          <w:szCs w:val="22"/>
+          <w:lang w:val="en-US"/>
+        </w:rPr>
+        <w:t>dimohon</w:t>
+      </w:r>
+      <w:proofErr w:type="spellEnd"/>
+      <w:r>
+        <w:rPr>
+          <w:rFonts w:ascii="Arial" w:hAnsi="Arial" w:cs="Arial"/>
+          <w:sz w:val="22"/>
+          <w:szCs w:val="22"/>
+          <w:lang w:val="en-US"/>
+        </w:rPr>
+        <w:t xml:space="preserve"> </w:t>
+      </w:r>
+      <w:r>
+        <w:rPr>
+          <w:rFonts w:ascii="Arial" w:hAnsi="Arial" w:cs="Arial"/>
           <w:sz w:val="22"/>
           <w:szCs w:val="22"/>
           <w:lang w:val="id-ID"/>
@@ -2184,7 +2579,6 @@
       <w:r>
         <w:rPr>
           <w:rFonts w:ascii="Arial" w:hAnsi="Arial" w:cs="Arial"/>
-          <w:color w:val="000000"/>
           <w:sz w:val="22"/>
           <w:szCs w:val="22"/>
           <w:lang w:val="en-US"/>
@@ -2196,126 +2590,132 @@
           <w:rFonts w:ascii="Arial" w:hAnsi="Arial" w:cs="Arial"/>
           <w:b/>
           <w:bCs/>
-          <w:color w:val="000000"/>
-          <w:sz w:val="22"/>
-          <w:szCs w:val="22"/>
-          <w:lang w:val="en-US"/>
-        </w:rPr>
-        <w:t>{{ nama_penyewa }}</w:t>
-      </w:r>
-      <w:r>
-        <w:rPr>
-          <w:rFonts w:ascii="Arial" w:hAnsi="Arial" w:cs="Arial"/>
-          <w:color w:val="000000"/>
-          <w:sz w:val="22"/>
-          <w:szCs w:val="22"/>
-          <w:lang w:val="en-US"/>
-        </w:rPr>
-        <w:t xml:space="preserve"> </w:t>
-      </w:r>
-      <w:r>
-        <w:rPr>
-          <w:rFonts w:ascii="Arial" w:hAnsi="Arial" w:cs="Arial"/>
-          <w:color w:val="000000"/>
-          <w:sz w:val="22"/>
-          <w:szCs w:val="22"/>
-          <w:lang w:val="id-ID"/>
-        </w:rPr>
-        <w:t>Penghuni Rusunawa</w:t>
-      </w:r>
-      <w:r>
-        <w:rPr>
-          <w:rFonts w:ascii="Arial" w:hAnsi="Arial" w:cs="Arial"/>
-          <w:color w:val="000000"/>
-          <w:sz w:val="22"/>
-          <w:szCs w:val="22"/>
-          <w:lang w:val="en-US"/>
-        </w:rPr>
-        <w:t xml:space="preserve"> </w:t>
-      </w:r>
-      <w:r>
-        <w:rPr>
-          <w:rFonts w:ascii="Arial" w:hAnsi="Arial" w:cs="Arial"/>
-          <w:b/>
-          <w:color w:val="000000"/>
-          <w:sz w:val="22"/>
-          <w:szCs w:val="22"/>
-          <w:lang w:val="id-ID"/>
-        </w:rPr>
-        <w:t>{{ rusunawa }}</w:t>
-      </w:r>
-      <w:r>
-        <w:rPr>
-          <w:rFonts w:ascii="Arial" w:hAnsi="Arial" w:cs="Arial"/>
-          <w:b/>
-          <w:color w:val="000000"/>
-          <w:sz w:val="22"/>
-          <w:szCs w:val="22"/>
-          <w:lang w:val="id-ID"/>
-        </w:rPr>
-        <w:t xml:space="preserve"> </w:t>
-      </w:r>
-      <w:r>
-        <w:rPr>
-          <w:rFonts w:ascii="Arial" w:hAnsi="Arial" w:cs="Arial"/>
-          <w:color w:val="000000"/>
-          <w:sz w:val="22"/>
-          <w:szCs w:val="22"/>
-          <w:lang w:val="en-US"/>
-        </w:rPr>
-        <w:t xml:space="preserve">hunian </w:t>
-      </w:r>
+          <w:sz w:val="22"/>
+          <w:szCs w:val="22"/>
+          <w:lang w:val="en-US"/>
+        </w:rPr>
+        <w:t xml:space="preserve">{{ </w:t>
+      </w:r>
+      <w:proofErr w:type="spellStart"/>
       <w:r>
         <w:rPr>
           <w:rFonts w:ascii="Arial" w:hAnsi="Arial" w:cs="Arial"/>
           <w:b/>
           <w:bCs/>
-          <w:color w:val="000000"/>
-          <w:sz w:val="22"/>
-          <w:szCs w:val="22"/>
-          <w:lang w:val="en-US"/>
-        </w:rPr>
-        <w:t>{{ alamat_hunian }}</w:t>
-      </w:r>
-      <w:r>
-        <w:rPr>
-          <w:rFonts w:ascii="Arial" w:hAnsi="Arial" w:cs="Arial"/>
-          <w:b/>
-          <w:color w:val="000000"/>
-          <w:sz w:val="22"/>
-          <w:szCs w:val="22"/>
-          <w:lang w:val="en-US"/>
-        </w:rPr>
-        <w:t xml:space="preserve"> </w:t>
-      </w:r>
-      <w:r>
-        <w:rPr>
-          <w:rFonts w:ascii="Arial" w:hAnsi="Arial" w:cs="Arial"/>
-          <w:color w:val="000000"/>
-          <w:sz w:val="22"/>
-          <w:szCs w:val="22"/>
-          <w:lang w:val="id-ID"/>
-        </w:rPr>
-        <w:t xml:space="preserve">untuk segera melakukan pembayaran tunggakan paling lambat tanggal </w:t>
-      </w:r>
+          <w:sz w:val="22"/>
+          <w:szCs w:val="22"/>
+          <w:lang w:val="en-US"/>
+        </w:rPr>
+        <w:t>nama_penyewa</w:t>
+      </w:r>
+      <w:proofErr w:type="spellEnd"/>
       <w:r>
         <w:rPr>
           <w:rFonts w:ascii="Arial" w:hAnsi="Arial" w:cs="Arial"/>
           <w:b/>
           <w:bCs/>
-          <w:color w:val="0000FF"/>
-          <w:sz w:val="22"/>
-          <w:szCs w:val="22"/>
-          <w:lang w:val="en-US"/>
-        </w:rPr>
-        <w:t>{{ tenggat_bayar }}</w:t>
+          <w:sz w:val="22"/>
+          <w:szCs w:val="22"/>
+          <w:lang w:val="en-US"/>
+        </w:rPr>
+        <w:t xml:space="preserve"> }}</w:t>
+      </w:r>
+      <w:r>
+        <w:rPr>
+          <w:rFonts w:ascii="Arial" w:hAnsi="Arial" w:cs="Arial"/>
+          <w:sz w:val="22"/>
+          <w:szCs w:val="22"/>
+          <w:lang w:val="en-US"/>
+        </w:rPr>
+        <w:t xml:space="preserve"> </w:t>
+      </w:r>
+      <w:r>
+        <w:rPr>
+          <w:rFonts w:ascii="Arial" w:hAnsi="Arial" w:cs="Arial"/>
+          <w:sz w:val="22"/>
+          <w:szCs w:val="22"/>
+          <w:lang w:val="id-ID"/>
+        </w:rPr>
+        <w:t>Penghuni Rusunawa</w:t>
+      </w:r>
+      <w:r>
+        <w:rPr>
+          <w:rFonts w:ascii="Arial" w:hAnsi="Arial" w:cs="Arial"/>
+          <w:sz w:val="22"/>
+          <w:szCs w:val="22"/>
+          <w:lang w:val="en-US"/>
+        </w:rPr>
+        <w:t xml:space="preserve"> </w:t>
+      </w:r>
+      <w:r>
+        <w:rPr>
+          <w:rFonts w:ascii="Arial" w:hAnsi="Arial" w:cs="Arial"/>
+          <w:b/>
+          <w:sz w:val="22"/>
+          <w:szCs w:val="22"/>
+          <w:lang w:val="id-ID"/>
+        </w:rPr>
+        <w:t xml:space="preserve">{{ rusunawa }} </w:t>
+      </w:r>
+      <w:proofErr w:type="spellStart"/>
+      <w:r>
+        <w:rPr>
+          <w:rFonts w:ascii="Arial" w:hAnsi="Arial" w:cs="Arial"/>
+          <w:sz w:val="22"/>
+          <w:szCs w:val="22"/>
+          <w:lang w:val="en-US"/>
+        </w:rPr>
+        <w:t>hunian</w:t>
+      </w:r>
+      <w:proofErr w:type="spellEnd"/>
+      <w:r>
+        <w:rPr>
+          <w:rFonts w:ascii="Arial" w:hAnsi="Arial" w:cs="Arial"/>
+          <w:sz w:val="22"/>
+          <w:szCs w:val="22"/>
+          <w:lang w:val="en-US"/>
+        </w:rPr>
+        <w:t xml:space="preserve"> </w:t>
       </w:r>
       <w:r>
         <w:rPr>
           <w:rFonts w:ascii="Arial" w:hAnsi="Arial" w:cs="Arial"/>
           <w:b/>
           <w:bCs/>
-          <w:color w:val="0000FF"/>
+          <w:sz w:val="22"/>
+          <w:szCs w:val="22"/>
+          <w:lang w:val="en-US"/>
+        </w:rPr>
+        <w:t xml:space="preserve">{{ </w:t>
+      </w:r>
+      <w:proofErr w:type="spellStart"/>
+      <w:r>
+        <w:rPr>
+          <w:rFonts w:ascii="Arial" w:hAnsi="Arial" w:cs="Arial"/>
+          <w:b/>
+          <w:bCs/>
+          <w:sz w:val="22"/>
+          <w:szCs w:val="22"/>
+          <w:lang w:val="en-US"/>
+        </w:rPr>
+        <w:t>alamat_hunian</w:t>
+      </w:r>
+      <w:proofErr w:type="spellEnd"/>
+      <w:r>
+        <w:rPr>
+          <w:rFonts w:ascii="Arial" w:hAnsi="Arial" w:cs="Arial"/>
+          <w:b/>
+          <w:bCs/>
+          <w:sz w:val="22"/>
+          <w:szCs w:val="22"/>
+          <w:lang w:val="en-US"/>
+        </w:rPr>
+        <w:t xml:space="preserve"> }}</w:t>
+      </w:r>
+      <w:r>
+        <w:rPr>
+          <w:rFonts w:ascii="Arial" w:hAnsi="Arial" w:cs="Arial"/>
+          <w:b/>
           <w:sz w:val="22"/>
           <w:szCs w:val="22"/>
           <w:lang w:val="en-US"/>
@@ -2325,7 +2725,50 @@
       <w:r>
         <w:rPr>
           <w:rFonts w:ascii="Arial" w:hAnsi="Arial" w:cs="Arial"/>
-          <w:color w:val="000000"/>
+          <w:sz w:val="22"/>
+          <w:szCs w:val="22"/>
+          <w:lang w:val="id-ID"/>
+        </w:rPr>
+        <w:t xml:space="preserve">untuk segera melakukan pembayaran tunggakan paling lambat tanggal </w:t>
+      </w:r>
+      <w:r>
+        <w:rPr>
+          <w:rFonts w:ascii="Arial" w:hAnsi="Arial" w:cs="Arial"/>
+          <w:b/>
+          <w:bCs/>
+          <w:sz w:val="22"/>
+          <w:szCs w:val="22"/>
+          <w:lang w:val="en-US"/>
+        </w:rPr>
+        <w:t xml:space="preserve">{{ </w:t>
+      </w:r>
+      <w:proofErr w:type="spellStart"/>
+      <w:r>
+        <w:rPr>
+          <w:rFonts w:ascii="Arial" w:hAnsi="Arial" w:cs="Arial"/>
+          <w:b/>
+          <w:bCs/>
+          <w:sz w:val="22"/>
+          <w:szCs w:val="22"/>
+          <w:lang w:val="en-US"/>
+        </w:rPr>
+        <w:t>tenggat_bayar</w:t>
+      </w:r>
+      <w:proofErr w:type="spellEnd"/>
+      <w:r>
+        <w:rPr>
+          <w:rFonts w:ascii="Arial" w:hAnsi="Arial" w:cs="Arial"/>
+          <w:b/>
+          <w:bCs/>
+          <w:sz w:val="22"/>
+          <w:szCs w:val="22"/>
+          <w:lang w:val="en-US"/>
+        </w:rPr>
+        <w:t xml:space="preserve"> }} </w:t>
+      </w:r>
+      <w:r>
+        <w:rPr>
+          <w:rFonts w:ascii="Arial" w:hAnsi="Arial" w:cs="Arial"/>
           <w:sz w:val="22"/>
           <w:szCs w:val="22"/>
           <w:lang w:val="it-IT"/>
@@ -2366,7 +2809,6 @@
               <w:rPr>
                 <w:rFonts w:ascii="Tahoma" w:hAnsi="Tahoma" w:cs="Tahoma"/>
                 <w:b/>
-                <w:color w:val="000000"/>
                 <w:sz w:val="22"/>
                 <w:szCs w:val="22"/>
                 <w:lang w:val="id-ID"/>
@@ -2376,7 +2818,6 @@
               <w:rPr>
                 <w:rFonts w:ascii="Tahoma" w:hAnsi="Tahoma" w:cs="Tahoma"/>
                 <w:b/>
-                <w:color w:val="000000"/>
                 <w:sz w:val="22"/>
                 <w:szCs w:val="22"/>
                 <w:lang w:val="id-ID"/>
@@ -2396,7 +2837,6 @@
               <w:rPr>
                 <w:rFonts w:ascii="Tahoma" w:hAnsi="Tahoma" w:cs="Tahoma"/>
                 <w:b/>
-                <w:color w:val="000000"/>
                 <w:sz w:val="22"/>
                 <w:szCs w:val="22"/>
                 <w:lang w:val="id-ID"/>
@@ -2406,7 +2846,6 @@
               <w:rPr>
                 <w:rFonts w:ascii="Tahoma" w:hAnsi="Tahoma" w:cs="Tahoma"/>
                 <w:b/>
-                <w:color w:val="000000"/>
                 <w:sz w:val="22"/>
                 <w:szCs w:val="22"/>
                 <w:lang w:val="id-ID"/>
@@ -2426,7 +2865,6 @@
               <w:rPr>
                 <w:rFonts w:ascii="Tahoma" w:hAnsi="Tahoma" w:cs="Tahoma"/>
                 <w:b/>
-                <w:color w:val="000000"/>
                 <w:sz w:val="22"/>
                 <w:szCs w:val="22"/>
                 <w:lang w:val="id-ID"/>
@@ -2436,7 +2874,6 @@
               <w:rPr>
                 <w:rFonts w:ascii="Tahoma" w:hAnsi="Tahoma" w:cs="Tahoma"/>
                 <w:b/>
-                <w:color w:val="000000"/>
                 <w:sz w:val="22"/>
                 <w:szCs w:val="22"/>
                 <w:lang w:val="id-ID"/>
@@ -2456,7 +2893,6 @@
               <w:rPr>
                 <w:rFonts w:ascii="Tahoma" w:hAnsi="Tahoma" w:cs="Tahoma"/>
                 <w:b/>
-                <w:color w:val="000000"/>
                 <w:sz w:val="22"/>
                 <w:szCs w:val="22"/>
                 <w:lang w:val="id-ID"/>
@@ -2466,7 +2902,6 @@
               <w:rPr>
                 <w:rFonts w:ascii="Tahoma" w:hAnsi="Tahoma" w:cs="Tahoma"/>
                 <w:b/>
-                <w:color w:val="000000"/>
                 <w:sz w:val="22"/>
                 <w:szCs w:val="22"/>
                 <w:lang w:val="id-ID"/>
@@ -2486,7 +2921,6 @@
               <w:rPr>
                 <w:rFonts w:ascii="Tahoma" w:hAnsi="Tahoma" w:cs="Tahoma"/>
                 <w:b/>
-                <w:color w:val="000000"/>
                 <w:sz w:val="22"/>
                 <w:szCs w:val="22"/>
                 <w:lang w:val="id-ID"/>
@@ -2496,7 +2930,6 @@
               <w:rPr>
                 <w:rFonts w:ascii="Tahoma" w:hAnsi="Tahoma" w:cs="Tahoma"/>
                 <w:b/>
-                <w:color w:val="000000"/>
                 <w:sz w:val="22"/>
                 <w:szCs w:val="22"/>
                 <w:lang w:val="id-ID"/>
@@ -2517,7 +2950,6 @@
               <w:jc w:val="center"/>
               <w:rPr>
                 <w:rFonts w:ascii="Tahoma" w:hAnsi="Tahoma" w:cs="Tahoma"/>
-                <w:color w:val="000000"/>
                 <w:sz w:val="22"/>
                 <w:szCs w:val="22"/>
                 <w:lang w:val="id-ID"/>
@@ -2526,7 +2958,6 @@
             <w:r>
               <w:rPr>
                 <w:rFonts w:ascii="Tahoma" w:hAnsi="Tahoma" w:cs="Tahoma"/>
-                <w:color w:val="000000"/>
                 <w:sz w:val="22"/>
                 <w:szCs w:val="22"/>
                 <w:lang w:val="id-ID"/>
@@ -2545,7 +2976,6 @@
               <w:jc w:val="center"/>
               <w:rPr>
                 <w:rFonts w:ascii="Tahoma" w:hAnsi="Tahoma" w:cs="Tahoma"/>
-                <w:color w:val="0000FF"/>
                 <w:sz w:val="22"/>
                 <w:szCs w:val="22"/>
                 <w:lang w:val="en-US"/>
@@ -2554,12 +2984,51 @@
             <w:r>
               <w:rPr>
                 <w:rFonts w:ascii="Tahoma" w:hAnsi="Tahoma" w:cs="Tahoma"/>
-                <w:color w:val="0000FF"/>
                 <w:sz w:val="22"/>
                 <w:szCs w:val="22"/>
                 <w:lang w:val="en-US"/>
               </w:rPr>
-              <w:t>{{ bulan_tagihan }} {{ tahun_tagihan }}</w:t>
+              <w:t xml:space="preserve">{{ </w:t>
+            </w:r>
+            <w:proofErr w:type="spellStart"/>
+            <w:r>
+              <w:rPr>
+                <w:rFonts w:ascii="Tahoma" w:hAnsi="Tahoma" w:cs="Tahoma"/>
+                <w:sz w:val="22"/>
+                <w:szCs w:val="22"/>
+                <w:lang w:val="en-US"/>
+              </w:rPr>
+              <w:t>bulan_tagihan</w:t>
+            </w:r>
+            <w:proofErr w:type="spellEnd"/>
+            <w:r>
+              <w:rPr>
+                <w:rFonts w:ascii="Tahoma" w:hAnsi="Tahoma" w:cs="Tahoma"/>
+                <w:sz w:val="22"/>
+                <w:szCs w:val="22"/>
+                <w:lang w:val="en-US"/>
+              </w:rPr>
+              <w:t xml:space="preserve"> }} {{ </w:t>
+            </w:r>
+            <w:proofErr w:type="spellStart"/>
+            <w:r>
+              <w:rPr>
+                <w:rFonts w:ascii="Tahoma" w:hAnsi="Tahoma" w:cs="Tahoma"/>
+                <w:sz w:val="22"/>
+                <w:szCs w:val="22"/>
+                <w:lang w:val="en-US"/>
+              </w:rPr>
+              <w:t>tahun_tagihan</w:t>
+            </w:r>
+            <w:proofErr w:type="spellEnd"/>
+            <w:r>
+              <w:rPr>
+                <w:rFonts w:ascii="Tahoma" w:hAnsi="Tahoma" w:cs="Tahoma"/>
+                <w:sz w:val="22"/>
+                <w:szCs w:val="22"/>
+                <w:lang w:val="en-US"/>
+              </w:rPr>
+              <w:t xml:space="preserve"> }}</w:t>
             </w:r>
           </w:p>
         </w:tc>
@@ -2573,7 +3042,6 @@
               <w:jc w:val="center"/>
               <w:rPr>
                 <w:rFonts w:ascii="Tahoma" w:hAnsi="Tahoma" w:cs="Tahoma"/>
-                <w:color w:val="000000"/>
                 <w:sz w:val="22"/>
                 <w:szCs w:val="22"/>
                 <w:lang w:val="it-IT"/>
@@ -2582,7 +3050,6 @@
             <w:r>
               <w:rPr>
                 <w:rFonts w:ascii="Tahoma" w:hAnsi="Tahoma" w:cs="Tahoma"/>
-                <w:color w:val="000000"/>
                 <w:sz w:val="22"/>
                 <w:szCs w:val="22"/>
                 <w:lang w:val="it-IT"/>
@@ -2601,7 +3068,6 @@
               <w:jc w:val="center"/>
               <w:rPr>
                 <w:rFonts w:ascii="Tahoma" w:hAnsi="Tahoma" w:cs="Tahoma"/>
-                <w:color w:val="000000"/>
                 <w:sz w:val="22"/>
                 <w:szCs w:val="22"/>
                 <w:lang w:val="it-IT"/>
@@ -2610,7 +3076,6 @@
             <w:r>
               <w:rPr>
                 <w:rFonts w:ascii="Tahoma" w:hAnsi="Tahoma" w:cs="Tahoma"/>
-                <w:color w:val="000000"/>
                 <w:sz w:val="22"/>
                 <w:szCs w:val="22"/>
                 <w:lang w:val="it-IT"/>
@@ -2629,7 +3094,6 @@
               <w:jc w:val="center"/>
               <w:rPr>
                 <w:rFonts w:ascii="Tahoma" w:hAnsi="Tahoma" w:cs="Tahoma"/>
-                <w:color w:val="000000"/>
                 <w:sz w:val="22"/>
                 <w:szCs w:val="22"/>
                 <w:lang w:val="it-IT"/>
@@ -2638,7 +3102,6 @@
             <w:r>
               <w:rPr>
                 <w:rFonts w:ascii="Tahoma" w:hAnsi="Tahoma" w:cs="Tahoma"/>
-                <w:color w:val="000000"/>
                 <w:sz w:val="22"/>
                 <w:szCs w:val="22"/>
                 <w:lang w:val="it-IT"/>
@@ -2659,7 +3122,6 @@
               <w:jc w:val="both"/>
               <w:rPr>
                 <w:rFonts w:ascii="Tahoma" w:hAnsi="Tahoma" w:cs="Tahoma"/>
-                <w:color w:val="000000"/>
                 <w:sz w:val="22"/>
                 <w:szCs w:val="22"/>
                 <w:lang w:val="it-IT"/>
@@ -2677,7 +3139,6 @@
               <w:jc w:val="both"/>
               <w:rPr>
                 <w:rFonts w:ascii="Tahoma" w:hAnsi="Tahoma" w:cs="Tahoma"/>
-                <w:color w:val="000000"/>
                 <w:sz w:val="22"/>
                 <w:szCs w:val="22"/>
                 <w:lang w:val="it-IT"/>
@@ -2695,7 +3156,6 @@
               <w:jc w:val="both"/>
               <w:rPr>
                 <w:rFonts w:ascii="Tahoma" w:hAnsi="Tahoma" w:cs="Tahoma"/>
-                <w:color w:val="000000"/>
                 <w:sz w:val="22"/>
                 <w:szCs w:val="22"/>
                 <w:lang w:val="it-IT"/>
@@ -2713,7 +3173,6 @@
               <w:jc w:val="both"/>
               <w:rPr>
                 <w:rFonts w:ascii="Tahoma" w:hAnsi="Tahoma" w:cs="Tahoma"/>
-                <w:color w:val="000000"/>
                 <w:sz w:val="22"/>
                 <w:szCs w:val="22"/>
                 <w:lang w:val="it-IT"/>
@@ -2731,7 +3190,6 @@
               <w:jc w:val="both"/>
               <w:rPr>
                 <w:rFonts w:ascii="Tahoma" w:hAnsi="Tahoma" w:cs="Tahoma"/>
-                <w:color w:val="000000"/>
                 <w:sz w:val="22"/>
                 <w:szCs w:val="22"/>
                 <w:lang w:val="it-IT"/>
@@ -2753,7 +3211,6 @@
               <w:rPr>
                 <w:rFonts w:ascii="Tahoma" w:hAnsi="Tahoma" w:cs="Tahoma"/>
                 <w:b/>
-                <w:color w:val="000000"/>
                 <w:sz w:val="22"/>
                 <w:szCs w:val="22"/>
                 <w:lang w:val="id-ID"/>
@@ -2763,7 +3220,6 @@
               <w:rPr>
                 <w:rFonts w:ascii="Tahoma" w:hAnsi="Tahoma" w:cs="Tahoma"/>
                 <w:b/>
-                <w:color w:val="000000"/>
                 <w:sz w:val="22"/>
                 <w:szCs w:val="22"/>
                 <w:lang w:val="id-ID"/>
@@ -2782,7 +3238,6 @@
               <w:jc w:val="both"/>
               <w:rPr>
                 <w:rFonts w:ascii="Tahoma" w:hAnsi="Tahoma" w:cs="Tahoma"/>
-                <w:color w:val="000000"/>
                 <w:sz w:val="22"/>
                 <w:szCs w:val="22"/>
                 <w:lang w:val="it-IT"/>
@@ -2800,7 +3255,6 @@
               <w:jc w:val="both"/>
               <w:rPr>
                 <w:rFonts w:ascii="Tahoma" w:hAnsi="Tahoma" w:cs="Tahoma"/>
-                <w:color w:val="000000"/>
                 <w:sz w:val="22"/>
                 <w:szCs w:val="22"/>
                 <w:lang w:val="it-IT"/>
@@ -2818,7 +3272,6 @@
               <w:rPr>
                 <w:rFonts w:ascii="Tahoma" w:hAnsi="Tahoma" w:cs="Tahoma"/>
                 <w:b/>
-                <w:color w:val="000000"/>
                 <w:sz w:val="22"/>
                 <w:szCs w:val="22"/>
                 <w:lang w:val="it-IT"/>
@@ -2831,7 +3284,6 @@
               <w:rPr>
                 <w:rFonts w:ascii="Tahoma" w:hAnsi="Tahoma" w:cs="Tahoma"/>
                 <w:b/>
-                <w:color w:val="000000"/>
                 <w:sz w:val="22"/>
                 <w:szCs w:val="22"/>
                 <w:lang w:val="it-IT"/>
@@ -2841,7 +3293,6 @@
               <w:rPr>
                 <w:rFonts w:ascii="Tahoma" w:hAnsi="Tahoma" w:cs="Tahoma"/>
                 <w:b/>
-                <w:color w:val="000000"/>
                 <w:sz w:val="22"/>
                 <w:szCs w:val="22"/>
                 <w:lang w:val="it-IT"/>
@@ -2859,7 +3310,6 @@
         <w:jc w:val="both"/>
         <w:rPr>
           <w:rFonts w:ascii="Arial" w:hAnsi="Arial" w:cs="Arial"/>
-          <w:color w:val="000000"/>
           <w:sz w:val="22"/>
           <w:szCs w:val="22"/>
           <w:lang w:val="id-ID"/>
@@ -2868,7 +3318,6 @@
       <w:r>
         <w:rPr>
           <w:rFonts w:ascii="Arial" w:hAnsi="Arial" w:cs="Arial"/>
-          <w:color w:val="000000"/>
           <w:lang w:val="en-US"/>
         </w:rPr>
         <w:tab/>
@@ -2876,7 +3325,6 @@
       <w:r>
         <w:rPr>
           <w:rFonts w:ascii="Arial" w:hAnsi="Arial" w:cs="Arial"/>
-          <w:color w:val="000000"/>
           <w:sz w:val="22"/>
           <w:szCs w:val="22"/>
           <w:lang w:val="id-ID"/>
@@ -2886,32 +3334,60 @@
       <w:r>
         <w:rPr>
           <w:rFonts w:ascii="Arial" w:hAnsi="Arial" w:cs="Arial"/>
-          <w:color w:val="000000"/>
-          <w:sz w:val="22"/>
-          <w:szCs w:val="22"/>
-          <w:lang w:val="en-US"/>
-        </w:rPr>
-        <w:t xml:space="preserve"> dan kerjasamanya </w:t>
-      </w:r>
-      <w:r>
-        <w:rPr>
-          <w:rFonts w:ascii="Arial" w:hAnsi="Arial" w:cs="Arial"/>
-          <w:color w:val="000000"/>
+          <w:sz w:val="22"/>
+          <w:szCs w:val="22"/>
+          <w:lang w:val="en-US"/>
+        </w:rPr>
+        <w:t xml:space="preserve"> dan </w:t>
+      </w:r>
+      <w:proofErr w:type="spellStart"/>
+      <w:r>
+        <w:rPr>
+          <w:rFonts w:ascii="Arial" w:hAnsi="Arial" w:cs="Arial"/>
+          <w:sz w:val="22"/>
+          <w:szCs w:val="22"/>
+          <w:lang w:val="en-US"/>
+        </w:rPr>
+        <w:t>kerjasamanya</w:t>
+      </w:r>
+      <w:proofErr w:type="spellEnd"/>
+      <w:r>
+        <w:rPr>
+          <w:rFonts w:ascii="Arial" w:hAnsi="Arial" w:cs="Arial"/>
+          <w:sz w:val="22"/>
+          <w:szCs w:val="22"/>
+          <w:lang w:val="en-US"/>
+        </w:rPr>
+        <w:t xml:space="preserve"> </w:t>
+      </w:r>
+      <w:r>
+        <w:rPr>
+          <w:rFonts w:ascii="Arial" w:hAnsi="Arial" w:cs="Arial"/>
           <w:sz w:val="22"/>
           <w:szCs w:val="22"/>
           <w:lang w:val="id-ID"/>
         </w:rPr>
         <w:t xml:space="preserve"> diucapkan terima </w:t>
       </w:r>
-      <w:r>
-        <w:rPr>
-          <w:rFonts w:ascii="Arial" w:hAnsi="Arial" w:cs="Arial"/>
-          <w:color w:val="000000"/>
-          <w:sz w:val="22"/>
-          <w:szCs w:val="22"/>
-          <w:lang w:val="en-US"/>
-        </w:rPr>
-        <w:t>kasih.</w:t>
+      <w:proofErr w:type="spellStart"/>
+      <w:r>
+        <w:rPr>
+          <w:rFonts w:ascii="Arial" w:hAnsi="Arial" w:cs="Arial"/>
+          <w:sz w:val="22"/>
+          <w:szCs w:val="22"/>
+          <w:lang w:val="en-US"/>
+        </w:rPr>
+        <w:t>kasih</w:t>
+      </w:r>
+      <w:proofErr w:type="spellEnd"/>
+      <w:r>
+        <w:rPr>
+          <w:rFonts w:ascii="Arial" w:hAnsi="Arial" w:cs="Arial"/>
+          <w:sz w:val="22"/>
+          <w:szCs w:val="22"/>
+          <w:lang w:val="en-US"/>
+        </w:rPr>
+        <w:t>.</w:t>
       </w:r>
     </w:p>
     <w:p>
@@ -3116,6 +3592,7 @@
                                 <w:szCs w:val="22"/>
                               </w:rPr>
                             </w:pPr>
+                            <w:proofErr w:type="gramStart"/>
                             <w:r>
                               <w:rPr>
                                 <w:rFonts w:ascii="Arial" w:hAnsi="Arial" w:cs="Arial"/>
@@ -3123,7 +3600,37 @@
                                 <w:sz w:val="22"/>
                                 <w:szCs w:val="22"/>
                               </w:rPr>
-                              <w:t>{{ nama_kepala_uptd }}</w:t>
+                              <w:t xml:space="preserve">{{ </w:t>
+                            </w:r>
+                            <w:proofErr w:type="spellStart"/>
+                            <w:r>
+                              <w:rPr>
+                                <w:rFonts w:ascii="Arial" w:hAnsi="Arial" w:cs="Arial"/>
+                                <w:b/>
+                                <w:sz w:val="22"/>
+                                <w:szCs w:val="22"/>
+                              </w:rPr>
+                              <w:t>nama</w:t>
+                            </w:r>
+                            <w:proofErr w:type="gramEnd"/>
+                            <w:r>
+                              <w:rPr>
+                                <w:rFonts w:ascii="Arial" w:hAnsi="Arial" w:cs="Arial"/>
+                                <w:b/>
+                                <w:sz w:val="22"/>
+                                <w:szCs w:val="22"/>
+                              </w:rPr>
+                              <w:t>_kepala_uptd</w:t>
+                            </w:r>
+                            <w:proofErr w:type="spellEnd"/>
+                            <w:r>
+                              <w:rPr>
+                                <w:rFonts w:ascii="Arial" w:hAnsi="Arial" w:cs="Arial"/>
+                                <w:b/>
+                                <w:sz w:val="22"/>
+                                <w:szCs w:val="22"/>
+                              </w:rPr>
+                              <w:t xml:space="preserve"> }}</w:t>
                             </w:r>
                           </w:p>
                           <w:p>
@@ -3136,13 +3643,41 @@
                                 <w:szCs w:val="22"/>
                               </w:rPr>
                             </w:pPr>
+                            <w:proofErr w:type="gramStart"/>
                             <w:r>
                               <w:rPr>
                                 <w:rFonts w:ascii="Arial" w:hAnsi="Arial" w:cs="Arial"/>
                                 <w:sz w:val="22"/>
                                 <w:szCs w:val="22"/>
                               </w:rPr>
-                              <w:t>{{ pangkat_kepala_uptd }}</w:t>
+                              <w:t xml:space="preserve">{{ </w:t>
+                            </w:r>
+                            <w:proofErr w:type="spellStart"/>
+                            <w:r>
+                              <w:rPr>
+                                <w:rFonts w:ascii="Arial" w:hAnsi="Arial" w:cs="Arial"/>
+                                <w:sz w:val="22"/>
+                                <w:szCs w:val="22"/>
+                              </w:rPr>
+                              <w:t>pangkat</w:t>
+                            </w:r>
+                            <w:proofErr w:type="gramEnd"/>
+                            <w:r>
+                              <w:rPr>
+                                <w:rFonts w:ascii="Arial" w:hAnsi="Arial" w:cs="Arial"/>
+                                <w:sz w:val="22"/>
+                                <w:szCs w:val="22"/>
+                              </w:rPr>
+                              <w:t>_kepala_uptd</w:t>
+                            </w:r>
+                            <w:proofErr w:type="spellEnd"/>
+                            <w:r>
+                              <w:rPr>
+                                <w:rFonts w:ascii="Arial" w:hAnsi="Arial" w:cs="Arial"/>
+                                <w:sz w:val="22"/>
+                                <w:szCs w:val="22"/>
+                              </w:rPr>
+                              <w:t xml:space="preserve"> }}</w:t>
                             </w:r>
                           </w:p>
                           <w:p>
@@ -3162,13 +3697,41 @@
                               </w:rPr>
                               <w:t xml:space="preserve">NIP. </w:t>
                             </w:r>
+                            <w:proofErr w:type="gramStart"/>
                             <w:r>
                               <w:rPr>
                                 <w:rFonts w:ascii="Arial" w:hAnsi="Arial" w:cs="Arial"/>
                                 <w:sz w:val="22"/>
                                 <w:szCs w:val="22"/>
                               </w:rPr>
-                              <w:t>{{ nip_kepala_uptd }}</w:t>
+                              <w:t xml:space="preserve">{{ </w:t>
+                            </w:r>
+                            <w:proofErr w:type="spellStart"/>
+                            <w:r>
+                              <w:rPr>
+                                <w:rFonts w:ascii="Arial" w:hAnsi="Arial" w:cs="Arial"/>
+                                <w:sz w:val="22"/>
+                                <w:szCs w:val="22"/>
+                              </w:rPr>
+                              <w:t>nip</w:t>
+                            </w:r>
+                            <w:proofErr w:type="gramEnd"/>
+                            <w:r>
+                              <w:rPr>
+                                <w:rFonts w:ascii="Arial" w:hAnsi="Arial" w:cs="Arial"/>
+                                <w:sz w:val="22"/>
+                                <w:szCs w:val="22"/>
+                              </w:rPr>
+                              <w:t>_kepala_uptd</w:t>
+                            </w:r>
+                            <w:proofErr w:type="spellEnd"/>
+                            <w:r>
+                              <w:rPr>
+                                <w:rFonts w:ascii="Arial" w:hAnsi="Arial" w:cs="Arial"/>
+                                <w:sz w:val="22"/>
+                                <w:szCs w:val="22"/>
+                              </w:rPr>
+                              <w:t xml:space="preserve"> }}</w:t>
                             </w:r>
                           </w:p>
                           <w:p>
@@ -3196,7 +3759,7 @@
               </wp:anchor>
             </w:drawing>
           </mc:Choice>
-          <mc:Fallback>
+          <mc:Fallback xmlns:w16sdtfl="http://schemas.microsoft.com/office/word/2024/wordml/sdtformatlock" xmlns:w16du="http://schemas.microsoft.com/office/word/2023/wordml/word16du" xmlns:oel="http://schemas.microsoft.com/office/2019/extlst">
             <w:pict>
               <v:shape w14:anchorId="2426F950" id="Text Box 182" o:spid="_x0000_s1029" type="#_x0000_t202" style="position:absolute;left:0;text-align:left;margin-left:272.8pt;margin-top:4.3pt;width:203.85pt;height:130.8pt;z-index:251663360;visibility:visible;mso-wrap-style:square;mso-width-percent:0;mso-height-percent:0;mso-wrap-distance-left:9pt;mso-wrap-distance-top:0;mso-wrap-distance-right:9pt;mso-wrap-distance-bottom:0;mso-position-horizontal:absolute;mso-position-horizontal-relative:text;mso-position-vertical:absolute;mso-position-vertical-relative:text;mso-width-percent:0;mso-height-percent:0;mso-width-relative:margin;mso-height-relative:margin;v-text-anchor:top" o:gfxdata="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" stroked="f">
                 <v:textbox>
@@ -3488,7 +4051,6 @@
         </w:tabs>
         <w:rPr>
           <w:rFonts w:ascii="Arial" w:hAnsi="Arial" w:cs="Arial"/>
-          <w:color w:val="000000"/>
           <w:lang w:val="en-US"/>
         </w:rPr>
       </w:pPr>
@@ -3500,7 +4062,6 @@
         </w:tabs>
         <w:rPr>
           <w:rFonts w:ascii="Arial" w:hAnsi="Arial" w:cs="Arial"/>
-          <w:color w:val="000000"/>
           <w:lang w:val="id-ID"/>
         </w:rPr>
       </w:pPr>
@@ -3528,24 +4089,182 @@
         </w:rPr>
         <w:tab/>
       </w:r>
-      <w:r>
-        <w:rPr>
-          <w:lang w:val="en-US"/>
-        </w:rPr>
-        <w:t xml:space="preserve">Apabila sudah melakukan transaksi </w:t>
-      </w:r>
-      <w:r>
-        <w:rPr>
-          <w:lang w:val="en-US"/>
-        </w:rPr>
-        <w:t>p</w:t>
-      </w:r>
-      <w:r>
-        <w:rPr>
-          <w:lang w:val="en-US"/>
-        </w:rPr>
-        <w:t>embayaran diharapkan untuk segera konfirmasi ke pihak pengelola UPTD Rusunawa</w:t>
-      </w:r>
+      <w:proofErr w:type="spellStart"/>
+      <w:r>
+        <w:rPr>
+          <w:lang w:val="en-US"/>
+        </w:rPr>
+        <w:t>Apabila</w:t>
+      </w:r>
+      <w:proofErr w:type="spellEnd"/>
+      <w:r>
+        <w:rPr>
+          <w:lang w:val="en-US"/>
+        </w:rPr>
+        <w:t xml:space="preserve"> </w:t>
+      </w:r>
+      <w:proofErr w:type="spellStart"/>
+      <w:r>
+        <w:rPr>
+          <w:lang w:val="en-US"/>
+        </w:rPr>
+        <w:t>sudah</w:t>
+      </w:r>
+      <w:proofErr w:type="spellEnd"/>
+      <w:r>
+        <w:rPr>
+          <w:lang w:val="en-US"/>
+        </w:rPr>
+        <w:t xml:space="preserve"> </w:t>
+      </w:r>
+      <w:proofErr w:type="spellStart"/>
+      <w:r>
+        <w:rPr>
+          <w:lang w:val="en-US"/>
+        </w:rPr>
+        <w:t>melakukan</w:t>
+      </w:r>
+      <w:proofErr w:type="spellEnd"/>
+      <w:r>
+        <w:rPr>
+          <w:lang w:val="en-US"/>
+        </w:rPr>
+        <w:t xml:space="preserve"> </w:t>
+      </w:r>
+      <w:proofErr w:type="spellStart"/>
+      <w:r>
+        <w:rPr>
+          <w:lang w:val="en-US"/>
+        </w:rPr>
+        <w:t>transaksi</w:t>
+      </w:r>
+      <w:proofErr w:type="spellEnd"/>
+      <w:r>
+        <w:rPr>
+          <w:lang w:val="en-US"/>
+        </w:rPr>
+        <w:t xml:space="preserve"> </w:t>
+      </w:r>
+      <w:proofErr w:type="spellStart"/>
+      <w:r>
+        <w:rPr>
+          <w:lang w:val="en-US"/>
+        </w:rPr>
+        <w:t>pembayaran</w:t>
+      </w:r>
+      <w:proofErr w:type="spellEnd"/>
+      <w:r>
+        <w:rPr>
+          <w:lang w:val="en-US"/>
+        </w:rPr>
+        <w:t xml:space="preserve"> </w:t>
+      </w:r>
+      <w:proofErr w:type="spellStart"/>
+      <w:r>
+        <w:rPr>
+          <w:lang w:val="en-US"/>
+        </w:rPr>
+        <w:t>diharapkan</w:t>
+      </w:r>
+      <w:proofErr w:type="spellEnd"/>
+      <w:r>
+        <w:rPr>
+          <w:lang w:val="en-US"/>
+        </w:rPr>
+        <w:t xml:space="preserve"> </w:t>
+      </w:r>
+      <w:proofErr w:type="spellStart"/>
+      <w:r>
+        <w:rPr>
+          <w:lang w:val="en-US"/>
+        </w:rPr>
+        <w:t>untuk</w:t>
+      </w:r>
+      <w:proofErr w:type="spellEnd"/>
+      <w:r>
+        <w:rPr>
+          <w:lang w:val="en-US"/>
+        </w:rPr>
+        <w:t xml:space="preserve"> </w:t>
+      </w:r>
+      <w:proofErr w:type="spellStart"/>
+      <w:r>
+        <w:rPr>
+          <w:lang w:val="en-US"/>
+        </w:rPr>
+        <w:t>segera</w:t>
+      </w:r>
+      <w:proofErr w:type="spellEnd"/>
+      <w:r>
+        <w:rPr>
+          <w:lang w:val="en-US"/>
+        </w:rPr>
+        <w:t xml:space="preserve"> </w:t>
+      </w:r>
+      <w:proofErr w:type="spellStart"/>
+      <w:r>
+        <w:rPr>
+          <w:lang w:val="en-US"/>
+        </w:rPr>
+        <w:t>konfirmasi</w:t>
+      </w:r>
+      <w:proofErr w:type="spellEnd"/>
+      <w:r>
+        <w:rPr>
+          <w:lang w:val="en-US"/>
+        </w:rPr>
+        <w:t xml:space="preserve"> </w:t>
+      </w:r>
+      <w:proofErr w:type="spellStart"/>
+      <w:r>
+        <w:rPr>
+          <w:lang w:val="en-US"/>
+        </w:rPr>
+        <w:t>ke</w:t>
+      </w:r>
+      <w:proofErr w:type="spellEnd"/>
+      <w:r>
+        <w:rPr>
+          <w:lang w:val="en-US"/>
+        </w:rPr>
+        <w:t xml:space="preserve"> </w:t>
+      </w:r>
+      <w:proofErr w:type="spellStart"/>
+      <w:r>
+        <w:rPr>
+          <w:lang w:val="en-US"/>
+        </w:rPr>
+        <w:t>pihak</w:t>
+      </w:r>
+      <w:proofErr w:type="spellEnd"/>
+      <w:r>
+        <w:rPr>
+          <w:lang w:val="en-US"/>
+        </w:rPr>
+        <w:t xml:space="preserve"> </w:t>
+      </w:r>
+      <w:proofErr w:type="spellStart"/>
+      <w:r>
+        <w:rPr>
+          <w:lang w:val="en-US"/>
+        </w:rPr>
+        <w:t>pengelola</w:t>
+      </w:r>
+      <w:proofErr w:type="spellEnd"/>
+      <w:r>
+        <w:rPr>
+          <w:lang w:val="en-US"/>
+        </w:rPr>
+        <w:t xml:space="preserve"> UPTD </w:t>
+      </w:r>
+      <w:proofErr w:type="spellStart"/>
+      <w:r>
+        <w:rPr>
+          <w:lang w:val="en-US"/>
+        </w:rPr>
+        <w:t>Rusunawa</w:t>
+      </w:r>
+      <w:proofErr w:type="spellEnd"/>
     </w:p>
     <w:p>
       <w:pPr>
@@ -3569,7 +4288,7 @@
 </file>
 
 <file path=word/numbering.xml><?xml version="1.0" encoding="utf-8"?>
-<w:numbering xmlns:wpc="http://schemas.microsoft.com/office/word/2010/wordprocessingCanvas" xmlns:cx="http://schemas.microsoft.com/office/drawing/2014/chartex" xmlns:cx1="http://schemas.microsoft.com/office/drawing/2015/9/8/chartex" xmlns:cx2="http://schemas.microsoft.com/office/drawing/2015/10/21/chartex" xmlns:cx3="http://schemas.microsoft.com/office/drawing/2016/5/9/chartex" xmlns:cx4="http://schemas.microsoft.com/office/drawing/2016/5/10/chartex" xmlns:cx5="http://schemas.microsoft.com/office/drawing/2016/5/11/chartex" xmlns:cx6="http://schemas.microsoft.com/office/drawing/2016/5/12/chartex" xmlns:cx7="http://schemas.microsoft.com/office/drawing/2016/5/13/chartex" xmlns:cx8="http://schemas.microsoft.com/office/drawing/2016/5/14/chartex" xmlns:mc="http://schemas.openxmlformats.org/markup-compatibility/2006" xmlns:aink="http://schemas.microsoft.com/office/drawing/2016/ink" xmlns:am3d="http://schemas.microsoft.com/office/drawing/2017/model3d" xmlns:o="urn:schemas-microsoft-com:office:office" xmlns:oel="http://schemas.microsoft.com/office/2019/extlst" xmlns:r="http://schemas.openxmlformats.org/officeDocument/2006/relationships" xmlns:m="http://schemas.openxmlformats.org/officeDocument/2006/math" xmlns:v="urn:schemas-microsoft-com:vml" xmlns:wp14="http://schemas.microsoft.com/office/word/2010/wordprocessingDrawing" xmlns:wp="http://schemas.openxmlformats.org/drawingml/2006/wordprocessingDrawing" xmlns:w10="urn:schemas-microsoft-com:office:word" xmlns:w="http://schemas.openxmlformats.org/wordprocessingml/2006/main" xmlns:w14="http://schemas.microsoft.com/office/word/2010/wordml" xmlns:w15="http://schemas.microsoft.com/office/word/2012/wordml" xmlns:w16cex="http://schemas.microsoft.com/office/word/2018/wordml/cex" xmlns:w16cid="http://schemas.microsoft.com/office/word/2016/wordml/cid" xmlns:w16="http://schemas.microsoft.com/office/word/2018/wordml" xmlns:w16du="http://schemas.microsoft.com/office/word/2023/wordml/word16du" xmlns:w16sdtdh="http://schemas.microsoft.com/office/word/2020/wordml/sdtdatahash" xmlns:w16sdtfl="http://schemas.microsoft.com/office/word/2024/wordml/sdtformatlock" xmlns:w16se="http://schemas.microsoft.com/office/word/2015/wordml/symex" xmlns:wpg="http://schemas.microsoft.com/office/word/2010/wordprocessingGroup" xmlns:wpi="http://schemas.microsoft.com/office/word/2010/wordprocessingInk" xmlns:wne="http://schemas.microsoft.com/office/word/2006/wordml" xmlns:wps="http://schemas.microsoft.com/office/word/2010/wordprocessingShape" mc:Ignorable="w14 w15 w16se w16cid w16 w16cex w16sdtdh w16sdtfl w16du wp14">
+<w:numbering xmlns:wpc="http://schemas.microsoft.com/office/word/2010/wordprocessingCanvas" xmlns:cx="http://schemas.microsoft.com/office/drawing/2014/chartex" xmlns:cx1="http://schemas.microsoft.com/office/drawing/2015/9/8/chartex" xmlns:cx2="http://schemas.microsoft.com/office/drawing/2015/10/21/chartex" xmlns:cx3="http://schemas.microsoft.com/office/drawing/2016/5/9/chartex" xmlns:cx4="http://schemas.microsoft.com/office/drawing/2016/5/10/chartex" xmlns:cx5="http://schemas.microsoft.com/office/drawing/2016/5/11/chartex" xmlns:cx6="http://schemas.microsoft.com/office/drawing/2016/5/12/chartex" xmlns:cx7="http://schemas.microsoft.com/office/drawing/2016/5/13/chartex" xmlns:cx8="http://schemas.microsoft.com/office/drawing/2016/5/14/chartex" xmlns:mc="http://schemas.openxmlformats.org/markup-compatibility/2006" xmlns:aink="http://schemas.microsoft.com/office/drawing/2016/ink" xmlns:am3d="http://schemas.microsoft.com/office/drawing/2017/model3d" xmlns:o="urn:schemas-microsoft-com:office:office" xmlns:r="http://schemas.openxmlformats.org/officeDocument/2006/relationships" xmlns:m="http://schemas.openxmlformats.org/officeDocument/2006/math" xmlns:v="urn:schemas-microsoft-com:vml" xmlns:wp14="http://schemas.microsoft.com/office/word/2010/wordprocessingDrawing" xmlns:wp="http://schemas.openxmlformats.org/drawingml/2006/wordprocessingDrawing" xmlns:w10="urn:schemas-microsoft-com:office:word" xmlns:w="http://schemas.openxmlformats.org/wordprocessingml/2006/main" xmlns:w14="http://schemas.microsoft.com/office/word/2010/wordml" xmlns:w15="http://schemas.microsoft.com/office/word/2012/wordml" xmlns:w16cex="http://schemas.microsoft.com/office/word/2018/wordml/cex" xmlns:w16cid="http://schemas.microsoft.com/office/word/2016/wordml/cid" xmlns:w16="http://schemas.microsoft.com/office/word/2018/wordml" xmlns:w16sdtdh="http://schemas.microsoft.com/office/word/2020/wordml/sdtdatahash" xmlns:w16se="http://schemas.microsoft.com/office/word/2015/wordml/symex" xmlns:wpg="http://schemas.microsoft.com/office/word/2010/wordprocessingGroup" xmlns:wpi="http://schemas.microsoft.com/office/word/2010/wordprocessingInk" xmlns:wne="http://schemas.microsoft.com/office/word/2006/wordml" xmlns:wps="http://schemas.microsoft.com/office/word/2010/wordprocessingShape" mc:Ignorable="w14 w15 w16se w16cid w16 w16cex w16sdtdh wp14">
   <w:abstractNum w:abstractNumId="0" w15:restartNumberingAfterBreak="0">
     <w:nsid w:val="00EA4AEF"/>
     <w:multiLevelType w:val="hybridMultilevel"/>
@@ -6064,91 +6783,91 @@
       </w:pPr>
     </w:lvl>
   </w:abstractNum>
-  <w:num w:numId="1" w16cid:durableId="1662732865">
+  <w:num w:numId="1">
     <w:abstractNumId w:val="17"/>
   </w:num>
-  <w:num w:numId="2" w16cid:durableId="1944072416">
+  <w:num w:numId="2">
     <w:abstractNumId w:val="27"/>
   </w:num>
-  <w:num w:numId="3" w16cid:durableId="1149832583">
+  <w:num w:numId="3">
     <w:abstractNumId w:val="15"/>
   </w:num>
-  <w:num w:numId="4" w16cid:durableId="498812754">
+  <w:num w:numId="4">
     <w:abstractNumId w:val="28"/>
   </w:num>
-  <w:num w:numId="5" w16cid:durableId="1760516120">
+  <w:num w:numId="5">
     <w:abstractNumId w:val="21"/>
   </w:num>
-  <w:num w:numId="6" w16cid:durableId="1433013257">
+  <w:num w:numId="6">
     <w:abstractNumId w:val="23"/>
   </w:num>
-  <w:num w:numId="7" w16cid:durableId="1817792874">
+  <w:num w:numId="7">
     <w:abstractNumId w:val="6"/>
   </w:num>
-  <w:num w:numId="8" w16cid:durableId="107118234">
+  <w:num w:numId="8">
     <w:abstractNumId w:val="11"/>
   </w:num>
-  <w:num w:numId="9" w16cid:durableId="832456720">
+  <w:num w:numId="9">
     <w:abstractNumId w:val="12"/>
   </w:num>
-  <w:num w:numId="10" w16cid:durableId="1241986478">
+  <w:num w:numId="10">
     <w:abstractNumId w:val="3"/>
   </w:num>
-  <w:num w:numId="11" w16cid:durableId="558437191">
+  <w:num w:numId="11">
     <w:abstractNumId w:val="4"/>
   </w:num>
-  <w:num w:numId="12" w16cid:durableId="737940964">
+  <w:num w:numId="12">
     <w:abstractNumId w:val="0"/>
   </w:num>
-  <w:num w:numId="13" w16cid:durableId="305862461">
+  <w:num w:numId="13">
     <w:abstractNumId w:val="2"/>
   </w:num>
-  <w:num w:numId="14" w16cid:durableId="1043410594">
+  <w:num w:numId="14">
     <w:abstractNumId w:val="19"/>
   </w:num>
-  <w:num w:numId="15" w16cid:durableId="674693788">
+  <w:num w:numId="15">
     <w:abstractNumId w:val="26"/>
   </w:num>
-  <w:num w:numId="16" w16cid:durableId="1204176764">
+  <w:num w:numId="16">
     <w:abstractNumId w:val="24"/>
   </w:num>
-  <w:num w:numId="17" w16cid:durableId="726220978">
+  <w:num w:numId="17">
     <w:abstractNumId w:val="13"/>
   </w:num>
-  <w:num w:numId="18" w16cid:durableId="766000536">
+  <w:num w:numId="18">
     <w:abstractNumId w:val="22"/>
   </w:num>
-  <w:num w:numId="19" w16cid:durableId="663705469">
+  <w:num w:numId="19">
     <w:abstractNumId w:val="7"/>
   </w:num>
-  <w:num w:numId="20" w16cid:durableId="469204334">
+  <w:num w:numId="20">
     <w:abstractNumId w:val="16"/>
   </w:num>
-  <w:num w:numId="21" w16cid:durableId="1193110701">
+  <w:num w:numId="21">
     <w:abstractNumId w:val="14"/>
   </w:num>
-  <w:num w:numId="22" w16cid:durableId="1925990015">
+  <w:num w:numId="22">
     <w:abstractNumId w:val="20"/>
   </w:num>
-  <w:num w:numId="23" w16cid:durableId="647706625">
+  <w:num w:numId="23">
     <w:abstractNumId w:val="5"/>
   </w:num>
-  <w:num w:numId="24" w16cid:durableId="1103182025">
+  <w:num w:numId="24">
     <w:abstractNumId w:val="10"/>
   </w:num>
-  <w:num w:numId="25" w16cid:durableId="999113214">
+  <w:num w:numId="25">
     <w:abstractNumId w:val="25"/>
   </w:num>
-  <w:num w:numId="26" w16cid:durableId="1693722723">
+  <w:num w:numId="26">
     <w:abstractNumId w:val="1"/>
   </w:num>
-  <w:num w:numId="27" w16cid:durableId="662899995">
+  <w:num w:numId="27">
     <w:abstractNumId w:val="18"/>
   </w:num>
-  <w:num w:numId="28" w16cid:durableId="1868833946">
+  <w:num w:numId="28">
     <w:abstractNumId w:val="9"/>
   </w:num>
-  <w:num w:numId="29" w16cid:durableId="1887176123">
+  <w:num w:numId="29">
     <w:abstractNumId w:val="8"/>
   </w:num>
   <w:numIdMacAtCleanup w:val="26"/>
@@ -6156,7 +6875,7 @@
 </file>
 
 <file path=word/styles.xml><?xml version="1.0" encoding="utf-8"?>
-<w:styles xmlns:mc="http://schemas.openxmlformats.org/markup-compatibility/2006" xmlns:r="http://schemas.openxmlformats.org/officeDocument/2006/relationships" xmlns:w="http://schemas.openxmlformats.org/wordprocessingml/2006/main" xmlns:w14="http://schemas.microsoft.com/office/word/2010/wordml" xmlns:w15="http://schemas.microsoft.com/office/word/2012/wordml" xmlns:w16cex="http://schemas.microsoft.com/office/word/2018/wordml/cex" xmlns:w16cid="http://schemas.microsoft.com/office/word/2016/wordml/cid" xmlns:w16="http://schemas.microsoft.com/office/word/2018/wordml" xmlns:w16du="http://schemas.microsoft.com/office/word/2023/wordml/word16du" xmlns:w16sdtdh="http://schemas.microsoft.com/office/word/2020/wordml/sdtdatahash" xmlns:w16sdtfl="http://schemas.microsoft.com/office/word/2024/wordml/sdtformatlock" xmlns:w16se="http://schemas.microsoft.com/office/word/2015/wordml/symex" mc:Ignorable="w14 w15 w16se w16cid w16 w16cex w16sdtdh w16sdtfl w16du">
+<w:styles xmlns:mc="http://schemas.openxmlformats.org/markup-compatibility/2006" xmlns:r="http://schemas.openxmlformats.org/officeDocument/2006/relationships" xmlns:w="http://schemas.openxmlformats.org/wordprocessingml/2006/main" xmlns:w14="http://schemas.microsoft.com/office/word/2010/wordml" xmlns:w15="http://schemas.microsoft.com/office/word/2012/wordml" xmlns:w16cex="http://schemas.microsoft.com/office/word/2018/wordml/cex" xmlns:w16cid="http://schemas.microsoft.com/office/word/2016/wordml/cid" xmlns:w16="http://schemas.microsoft.com/office/word/2018/wordml" xmlns:w16sdtdh="http://schemas.microsoft.com/office/word/2020/wordml/sdtdatahash" xmlns:w16se="http://schemas.microsoft.com/office/word/2015/wordml/symex" mc:Ignorable="w14 w15 w16se w16cid w16 w16cex w16sdtdh">
   <w:docDefaults>
     <w:rPrDefault>
       <w:rPr>
